--- a/docs/ksx3267/manual/규격및성능설명서.docx
+++ b/docs/ksx3267/manual/규격및성능설명서.docx
@@ -22,7 +22,7 @@
           <w:rFonts w:ascii="맑은 고딕" w:hAnsi="맑은 고딕" w:eastAsia="맑은 고딕"/>
           <w:sz w:val="21"/>
         </w:rPr>
-        <w:t>버전 0.1 초안 (2026-09-02). KOAT 검정기준 116/117 「통합제어기」 §1「규격 및 성능설명서」 양식에 대응.</w:t>
+        <w:t>버전 0.2 (2026-09-14 — 기준 기체 RPi 1호 실측값 반영). KOAT 검정기준 116/117 「통합제어기」 §1「규격 및 성능설명서」 양식에 대응.</w:t>
       </w:r>
     </w:p>
     <w:p>
@@ -54,7 +54,22 @@
           <w:rFonts w:ascii="맑은 고딕" w:hAnsi="맑은 고딕" w:eastAsia="맑은 고딕"/>
           <w:sz w:val="21"/>
         </w:rPr>
-        <w:t>할 항목(제조국·모델·치수 등 조달/실물 정보). 나머지는 실제 시스템 사양 기준.</w:t>
+        <w:t xml:space="preserve">할 항목(제조국·모델·치수 등 조달/실물 정보). 나머지는 실제 시스템 사양 기준. </w:t>
+      </w:r>
+      <w:r>
+        <w:rPr>
+          <w:rFonts w:ascii="맑은 고딕" w:hAnsi="맑은 고딕" w:eastAsia="맑은 고딕"/>
+          <w:b/>
+          <w:sz w:val="21"/>
+        </w:rPr>
+        <w:t>(1호 실측)</w:t>
+      </w:r>
+      <w:r>
+        <w:rPr>
+          <w:rFonts w:ascii="맑은 고딕" w:hAnsi="맑은 고딕" w:eastAsia="맑은 고딕"/>
+          <w:sz w:val="21"/>
+        </w:rPr>
+        <w:t xml:space="preserve"> 표시는 기준 기체에서 2026-09-14 에 명령으로 확인한 값이며, 시험 전용 기체 제작 후 같은지 확인만 하면 된다.</w:t>
       </w:r>
     </w:p>
     <w:p>
@@ -239,7 +254,22 @@
           <w:rFonts w:ascii="맑은 고딕" w:hAnsi="맑은 고딕" w:eastAsia="맑은 고딕"/>
           <w:sz w:val="21"/>
         </w:rPr>
-        <w:t>가) OS: Raspberry Pi OS (Debian) 64-bit 〔버전 기입 — 예: Debian 12/13〕</w:t>
+        <w:t xml:space="preserve">가) OS: Raspberry Pi OS 64-bit — Debian GNU/Linux 13 (trixie), 커널 6.12 </w:t>
+      </w:r>
+      <w:r>
+        <w:rPr>
+          <w:rFonts w:ascii="맑은 고딕" w:hAnsi="맑은 고딕" w:eastAsia="맑은 고딕"/>
+          <w:b/>
+          <w:sz w:val="21"/>
+        </w:rPr>
+        <w:t>(1호 실측)</w:t>
+      </w:r>
+      <w:r>
+        <w:rPr>
+          <w:rFonts w:ascii="맑은 고딕" w:hAnsi="맑은 고딕" w:eastAsia="맑은 고딕"/>
+          <w:sz w:val="21"/>
+        </w:rPr>
+        <w:t xml:space="preserve"> 〔시험 기체 동일 여부 확인〕</w:t>
       </w:r>
     </w:p>
     <w:p>
@@ -263,7 +293,7 @@
           <w:rFonts w:ascii="맑은 고딕" w:hAnsi="맑은 고딕" w:eastAsia="맑은 고딕"/>
           <w:sz w:val="21"/>
         </w:rPr>
-        <w:t>(1) 제조사 / 제조국: Broadcom / 〔기입〕 (SoC BCM2712)</w:t>
+        <w:t>(1) 제조사 / 제조국: Broadcom Inc. / 미국(본사) 〔칩 원산지 표기 확인〕 (SoC BCM2712)</w:t>
       </w:r>
     </w:p>
     <w:p>
@@ -311,7 +341,15 @@
           <w:rFonts w:ascii="맑은 고딕" w:hAnsi="맑은 고딕" w:eastAsia="맑은 고딕"/>
           <w:sz w:val="21"/>
         </w:rPr>
-        <w:t>(2) 모델명: Raspberry Pi 5 〔8GB 여부 기입〕</w:t>
+        <w:t xml:space="preserve">(2) 모델명: Raspberry Pi 5 Model B Rev 1.1, 8 GB </w:t>
+      </w:r>
+      <w:r>
+        <w:rPr>
+          <w:rFonts w:ascii="맑은 고딕" w:hAnsi="맑은 고딕" w:eastAsia="맑은 고딕"/>
+          <w:b/>
+          <w:sz w:val="21"/>
+        </w:rPr>
+        <w:t>(1호 실측)</w:t>
       </w:r>
     </w:p>
     <w:p>
@@ -359,7 +397,15 @@
           <w:rFonts w:ascii="맑은 고딕" w:hAnsi="맑은 고딕" w:eastAsia="맑은 고딕"/>
           <w:sz w:val="21"/>
         </w:rPr>
-        <w:t>(3) 개수: 온보드 8 GB 1식 〔확정 기입〕</w:t>
+        <w:t xml:space="preserve">(3) 개수: 온보드 8 GB 1식 </w:t>
+      </w:r>
+      <w:r>
+        <w:rPr>
+          <w:rFonts w:ascii="맑은 고딕" w:hAnsi="맑은 고딕" w:eastAsia="맑은 고딕"/>
+          <w:b/>
+          <w:sz w:val="21"/>
+        </w:rPr>
+        <w:t>(1호 실측 7.9 GiB)</w:t>
       </w:r>
     </w:p>
     <w:p>
@@ -407,7 +453,22 @@
           <w:rFonts w:ascii="맑은 고딕" w:hAnsi="맑은 고딕" w:eastAsia="맑은 고딕"/>
           <w:sz w:val="21"/>
         </w:rPr>
-        <w:t>(2) 모델명: 〔기입 — microSD 또는 NVMe SSD 용량〕</w:t>
+        <w:t xml:space="preserve">(2) 모델명: microSD 32 GB </w:t>
+      </w:r>
+      <w:r>
+        <w:rPr>
+          <w:rFonts w:ascii="맑은 고딕" w:hAnsi="맑은 고딕" w:eastAsia="맑은 고딕"/>
+          <w:b/>
+          <w:sz w:val="21"/>
+        </w:rPr>
+        <w:t>(1호 실측 29.1 GiB, mmc)</w:t>
+      </w:r>
+      <w:r>
+        <w:rPr>
+          <w:rFonts w:ascii="맑은 고딕" w:hAnsi="맑은 고딕" w:eastAsia="맑은 고딕"/>
+          <w:sz w:val="21"/>
+        </w:rPr>
+        <w:t xml:space="preserve"> 〔시험 기체 카드 제조사·모델 기입〕</w:t>
       </w:r>
     </w:p>
     <w:p>
@@ -443,7 +504,15 @@
           <w:rFonts w:ascii="맑은 고딕" w:hAnsi="맑은 고딕" w:eastAsia="맑은 고딕"/>
           <w:sz w:val="21"/>
         </w:rPr>
-        <w:t>(2) 모델명: 〔기입 — 예: 공식 27W USB-C PD 어댑터〕</w:t>
+        <w:t xml:space="preserve">(2) 모델명: 〔기입 — 예: 공식 27W USB-C PD 어댑터〕 — 입력 전압 </w:t>
+      </w:r>
+      <w:r>
+        <w:rPr>
+          <w:rFonts w:ascii="맑은 고딕" w:hAnsi="맑은 고딕" w:eastAsia="맑은 고딕"/>
+          <w:b/>
+          <w:sz w:val="21"/>
+        </w:rPr>
+        <w:t>(1호 실측 5.10 V, PMIC EXT5V)</w:t>
       </w:r>
     </w:p>
     <w:p>
@@ -489,7 +558,22 @@
           <w:rFonts w:ascii="맑은 고딕" w:hAnsi="맑은 고딕" w:eastAsia="맑은 고딕"/>
           <w:sz w:val="21"/>
         </w:rPr>
-        <w:t>가) 제조사 / 제조국: 〔기입 — USB-RS485 절연 컨버터〕</w:t>
+        <w:t xml:space="preserve">가) 제조사 / 제조국: 변환 칩 FTDI(Future Technology Devices International) / 영국 — FT232R, USB ID 0403:6001 </w:t>
+      </w:r>
+      <w:r>
+        <w:rPr>
+          <w:rFonts w:ascii="맑은 고딕" w:hAnsi="맑은 고딕" w:eastAsia="맑은 고딕"/>
+          <w:b/>
+          <w:sz w:val="21"/>
+        </w:rPr>
+        <w:t>(1호 표준 포트 실측)</w:t>
+      </w:r>
+      <w:r>
+        <w:rPr>
+          <w:rFonts w:ascii="맑은 고딕" w:hAnsi="맑은 고딕" w:eastAsia="맑은 고딕"/>
+          <w:sz w:val="21"/>
+        </w:rPr>
+        <w:t xml:space="preserve"> 〔컨버터 완제품 제조사·절연형 여부 기입〕</w:t>
       </w:r>
     </w:p>
     <w:p>
@@ -501,7 +585,7 @@
           <w:rFonts w:ascii="맑은 고딕" w:hAnsi="맑은 고딕" w:eastAsia="맑은 고딕"/>
           <w:sz w:val="21"/>
         </w:rPr>
-        <w:t xml:space="preserve">나) 모델명: 〔기입〕. 표준 노드 전용 포트 </w:t>
+        <w:t xml:space="preserve">나) 모델명: 〔컨버터 완제품 모델명 기입〕 (칩 FT232R). 자체 장치 포트는 CH340(1a86:7523) 별도. 표준 노드 전용 포트 </w:t>
       </w:r>
       <w:r>
         <w:rPr>
@@ -1196,6 +1280,91 @@
             <w:r>
               <w:rPr>
                 <w:rFonts w:ascii="맑은 고딕" w:hAnsi="맑은 고딕" w:eastAsia="맑은 고딕"/>
+                <w:b/>
+                <w:sz w:val="19"/>
+              </w:rPr>
+              <w:t>연결단자 해제·재연결 후 2분 이내</w:t>
+            </w:r>
+            <w:r>
+              <w:rPr>
+                <w:rFonts w:ascii="맑은 고딕" w:hAnsi="맑은 고딕" w:eastAsia="맑은 고딕"/>
+                <w:sz w:val="19"/>
+              </w:rPr>
+              <w:t xml:space="preserve"> 정상 (5회)</w:t>
+            </w:r>
+          </w:p>
+        </w:tc>
+        <w:tc>
+          <w:tcPr>
+            <w:tcW w:type="dxa" w:w="3249"/>
+          </w:tcPr>
+          <w:p>
+            <w:r/>
+            <w:r>
+              <w:rPr>
+                <w:rFonts w:ascii="맑은 고딕" w:hAnsi="맑은 고딕" w:eastAsia="맑은 고딕"/>
+                <w:sz w:val="19"/>
+              </w:rPr>
+              <w:t xml:space="preserve">드라이버 2초 폴링, 응답 없음 즉시 표시, 재연결 다음 폴링에 복귀. 자동 시험 5회 모두 </w:t>
+            </w:r>
+            <w:r>
+              <w:rPr>
+                <w:rFonts w:ascii="맑은 고딕" w:hAnsi="맑은 고딕" w:eastAsia="맑은 고딕"/>
+                <w:b/>
+                <w:sz w:val="19"/>
+              </w:rPr>
+              <w:t>3.0초</w:t>
+            </w:r>
+            <w:r>
+              <w:rPr>
+                <w:rFonts w:ascii="맑은 고딕" w:hAnsi="맑은 고딕" w:eastAsia="맑은 고딕"/>
+                <w:sz w:val="19"/>
+              </w:rPr>
+              <w:t xml:space="preserve"> 복귀</w:t>
+            </w:r>
+          </w:p>
+        </w:tc>
+        <w:tc>
+          <w:tcPr>
+            <w:tcW w:type="dxa" w:w="3249"/>
+          </w:tcPr>
+          <w:p>
+            <w:r/>
+            <w:r>
+              <w:rPr>
+                <w:rFonts w:ascii="맑은 고딕" w:hAnsi="맑은 고딕" w:eastAsia="맑은 고딕"/>
+                <w:sz w:val="19"/>
+              </w:rPr>
+              <w:t xml:space="preserve">자가시험 </w:t>
+            </w:r>
+            <w:r>
+              <w:rPr>
+                <w:rFonts w:ascii="Consolas" w:hAnsi="Consolas" w:eastAsia="Consolas"/>
+                <w:color w:val="1F3A5F"/>
+                <w:sz w:val="18"/>
+              </w:rPr>
+              <w:t>116-재연결</w:t>
+            </w:r>
+            <w:r>
+              <w:rPr>
+                <w:rFonts w:ascii="맑은 고딕" w:hAnsi="맑은 고딕" w:eastAsia="맑은 고딕"/>
+                <w:sz w:val="19"/>
+              </w:rPr>
+              <w:t xml:space="preserve"> 17/17</w:t>
+            </w:r>
+          </w:p>
+        </w:tc>
+      </w:tr>
+      <w:tr>
+        <w:tc>
+          <w:tcPr>
+            <w:tcW w:type="dxa" w:w="3249"/>
+          </w:tcPr>
+          <w:p>
+            <w:r/>
+            <w:r>
+              <w:rPr>
+                <w:rFonts w:ascii="맑은 고딕" w:hAnsi="맑은 고딕" w:eastAsia="맑은 고딕"/>
                 <w:sz w:val="19"/>
               </w:rPr>
               <w:t>제어(구동기 명령·상태 readback)</w:t>
@@ -1249,7 +1418,7 @@
           <w:rFonts w:ascii="맑은 고딕" w:hAnsi="맑은 고딕" w:eastAsia="맑은 고딕"/>
           <w:sz w:val="21"/>
         </w:rPr>
-        <w:t xml:space="preserve">: 디폴트맵·레벨1·프로토콜버전 10 기준 자가시험 표4 시나리오 7/7 통과(증적 </w:t>
+        <w:t xml:space="preserve">: 디폴트맵·레벨1·프로토콜버전 10 기준 자가시험 표4 시나리오 7/7, §5.5.2 완전판 13/13, §5.5.3 완전판 14/14, 116 연결단자 해제·재연결 5회 17/17 통과(증적 </w:t>
       </w:r>
       <w:r>
         <w:rPr>
@@ -1258,6 +1427,21 @@
           <w:sz w:val="20"/>
         </w:rPr>
         <w:t>docs/ksx3267/self-test/</w:t>
+      </w:r>
+      <w:r>
+        <w:rPr>
+          <w:rFonts w:ascii="맑은 고딕" w:hAnsi="맑은 고딕" w:eastAsia="맑은 고딕"/>
+          <w:sz w:val="21"/>
+        </w:rPr>
+        <w:t xml:space="preserve">, 통합본 </w:t>
+      </w:r>
+      <w:r>
+        <w:rPr>
+          <w:rFonts w:ascii="Consolas" w:hAnsi="Consolas" w:eastAsia="Consolas"/>
+          <w:color w:val="1F3A5F"/>
+          <w:sz w:val="20"/>
+        </w:rPr>
+        <w:t>self-test/성적서.md</w:t>
       </w:r>
       <w:r>
         <w:rPr>

--- a/docs/ksx3267/manual/규격및성능설명서.docx
+++ b/docs/ksx3267/manual/규격및성능설명서.docx
@@ -20,12 +20,94 @@
       <w:r>
         <w:rPr>
           <w:rFonts w:ascii="맑은 고딕" w:hAnsi="맑은 고딕" w:eastAsia="맑은 고딕"/>
+          <w:b/>
           <w:sz w:val="21"/>
         </w:rPr>
-        <w:t>버전 0.2 (2026-09-14 — 기준 기체 RPi 1호 실측값 반영). KOAT 검정기준 116/117 「통합제어기」 §1「규격 및 성능설명서」 양식에 대응.</w:t>
+        <w:t>대상</w:t>
+      </w:r>
+      <w:r>
+        <w:rPr>
+          <w:rFonts w:ascii="맑은 고딕" w:hAnsi="맑은 고딕" w:eastAsia="맑은 고딕"/>
+          <w:sz w:val="21"/>
+        </w:rPr>
+        <w:t>: 한국농업기술진흥원 「농업기계(성능)시험 신청서」·「농업기계(국가표준)시험 신청서」 첨부</w:t>
       </w:r>
     </w:p>
     <w:p>
+      <w:r>
+        <w:rPr>
+          <w:rFonts w:ascii="맑은 고딕" w:hAnsi="맑은 고딕" w:eastAsia="맑은 고딕"/>
+          <w:b/>
+          <w:sz w:val="21"/>
+        </w:rPr>
+        <w:t>기종명</w:t>
+      </w:r>
+      <w:r>
+        <w:rPr>
+          <w:rFonts w:ascii="맑은 고딕" w:hAnsi="맑은 고딕" w:eastAsia="맑은 고딕"/>
+          <w:sz w:val="21"/>
+        </w:rPr>
+        <w:t>: 통합제어기</w:t>
+      </w:r>
+    </w:p>
+    <w:p>
+      <w:r>
+        <w:rPr>
+          <w:rFonts w:ascii="맑은 고딕" w:hAnsi="맑은 고딕" w:eastAsia="맑은 고딕"/>
+          <w:b/>
+          <w:sz w:val="21"/>
+        </w:rPr>
+        <w:t>작성</w:t>
+      </w:r>
+      <w:r>
+        <w:rPr>
+          <w:rFonts w:ascii="맑은 고딕" w:hAnsi="맑은 고딕" w:eastAsia="맑은 고딕"/>
+          <w:sz w:val="21"/>
+        </w:rPr>
+        <w:t>: 2026-09-28 (양식 2025.02.03 개정판 기준)</w:t>
+      </w:r>
+    </w:p>
+    <w:p>
+      <w:r>
+        <w:rPr>
+          <w:rFonts w:ascii="맑은 고딕" w:hAnsi="맑은 고딕" w:eastAsia="맑은 고딕"/>
+          <w:sz w:val="21"/>
+        </w:rPr>
+        <w:t>&gt; 표기 규칙</w:t>
+      </w:r>
+    </w:p>
+    <w:p>
+      <w:r>
+        <w:rPr>
+          <w:rFonts w:ascii="맑은 고딕" w:hAnsi="맑은 고딕" w:eastAsia="맑은 고딕"/>
+          <w:sz w:val="21"/>
+        </w:rPr>
+        <w:t xml:space="preserve">&gt; - </w:t>
+      </w:r>
+      <w:r>
+        <w:rPr>
+          <w:rFonts w:ascii="맑은 고딕" w:hAnsi="맑은 고딕" w:eastAsia="맑은 고딕"/>
+          <w:b/>
+          <w:sz w:val="21"/>
+        </w:rPr>
+        <w:t>(1호 실측)</w:t>
+      </w:r>
+      <w:r>
+        <w:rPr>
+          <w:rFonts w:ascii="맑은 고딕" w:hAnsi="맑은 고딕" w:eastAsia="맑은 고딕"/>
+          <w:sz w:val="21"/>
+        </w:rPr>
+        <w:t xml:space="preserve"> = 기준 기체(RPi 1호)에서 명령으로 확인한 값. 시험 기체 제작 후 같은지 확인만 하면 된다.</w:t>
+      </w:r>
+    </w:p>
+    <w:p>
+      <w:r>
+        <w:rPr>
+          <w:rFonts w:ascii="맑은 고딕" w:hAnsi="맑은 고딕" w:eastAsia="맑은 고딕"/>
+          <w:sz w:val="21"/>
+        </w:rPr>
+        <w:t xml:space="preserve">&gt; - </w:t>
+      </w:r>
       <w:r>
         <w:rPr>
           <w:rFonts w:ascii="Consolas" w:hAnsi="Consolas" w:eastAsia="Consolas"/>
@@ -47,29 +129,23 @@
           <w:b/>
           <w:sz w:val="21"/>
         </w:rPr>
-        <w:t>시험 전용 기체 확정 후 케이그린텍이 실측·기입</w:t>
+        <w:t>케이그린텍이 기입</w:t>
       </w:r>
       <w:r>
         <w:rPr>
           <w:rFonts w:ascii="맑은 고딕" w:hAnsi="맑은 고딕" w:eastAsia="맑은 고딕"/>
           <w:sz w:val="21"/>
         </w:rPr>
-        <w:t xml:space="preserve">할 항목(제조국·모델·치수 등 조달/실물 정보). 나머지는 실제 시스템 사양 기준. </w:t>
+        <w:t>. 실물·조달·회사 정보라 소프트웨어에서 알 수 없다.</w:t>
       </w:r>
-      <w:r>
-        <w:rPr>
-          <w:rFonts w:ascii="맑은 고딕" w:hAnsi="맑은 고딕" w:eastAsia="맑은 고딕"/>
-          <w:b/>
-          <w:sz w:val="21"/>
-        </w:rPr>
-        <w:t>(1호 실측)</w:t>
-      </w:r>
+    </w:p>
+    <w:p>
       <w:r>
         <w:rPr>
           <w:rFonts w:ascii="맑은 고딕" w:hAnsi="맑은 고딕" w:eastAsia="맑은 고딕"/>
           <w:sz w:val="21"/>
         </w:rPr>
-        <w:t xml:space="preserve"> 표시는 기준 기체에서 2026-09-14 에 명령으로 확인한 값이며, 시험 전용 기체 제작 후 같은지 확인만 하면 된다.</w:t>
+        <w:t>&gt; - ⚠ = 기관 문의 답에 따라 달라지는 항목.</w:t>
       </w:r>
     </w:p>
     <w:p>
@@ -92,7 +168,340 @@
           <w:color w:val="1F3A5F"/>
           <w:sz w:val="28"/>
         </w:rPr>
-        <w:t>1. 규격 및 성능설명서</w:t>
+        <w:t>1. 형식명</w:t>
+      </w:r>
+    </w:p>
+    <w:p>
+      <w:r>
+        <w:rPr>
+          <w:rFonts w:ascii="맑은 고딕" w:hAnsi="맑은 고딕" w:eastAsia="맑은 고딕"/>
+          <w:sz w:val="21"/>
+        </w:rPr>
+        <w:t>〔기입 — 예: SmartGreen IC-1〕</w:t>
+      </w:r>
+    </w:p>
+    <w:p>
+      <w:pPr>
+        <w:pStyle w:val="Heading1"/>
+      </w:pPr>
+      <w:r>
+        <w:rPr>
+          <w:rFonts w:ascii="맑은 고딕" w:hAnsi="맑은 고딕" w:eastAsia="맑은 고딕"/>
+          <w:b/>
+          <w:color w:val="1F3A5F"/>
+          <w:sz w:val="28"/>
+        </w:rPr>
+        <w:t>2. 형식</w:t>
+      </w:r>
+    </w:p>
+    <w:p>
+      <w:r>
+        <w:rPr>
+          <w:rFonts w:ascii="맑은 고딕" w:hAnsi="맑은 고딕" w:eastAsia="맑은 고딕"/>
+          <w:sz w:val="21"/>
+        </w:rPr>
+        <w:t>온실 통합제어기(모드버스 마스터). RS-485 Modbus RTU, KS X 3267:2022 디폴트 레지스터맵·레벨 1 지원.</w:t>
+      </w:r>
+    </w:p>
+    <w:p>
+      <w:pPr>
+        <w:pStyle w:val="Heading1"/>
+      </w:pPr>
+      <w:r>
+        <w:rPr>
+          <w:rFonts w:ascii="맑은 고딕" w:hAnsi="맑은 고딕" w:eastAsia="맑은 고딕"/>
+          <w:b/>
+          <w:color w:val="1F3A5F"/>
+          <w:sz w:val="28"/>
+        </w:rPr>
+        <w:t>3. 기체의 크기 및 중량</w:t>
+      </w:r>
+    </w:p>
+    <w:tbl>
+      <w:tblPr>
+        <w:tblStyle w:val="TableGrid"/>
+        <w:tblW w:type="auto" w:w="0"/>
+        <w:jc w:val="center"/>
+        <w:tblLook w:firstColumn="1" w:firstRow="1" w:lastColumn="0" w:lastRow="0" w:noHBand="0" w:noVBand="1" w:val="04A0"/>
+      </w:tblPr>
+      <w:tblGrid>
+        <w:gridCol w:w="3249"/>
+        <w:gridCol w:w="3249"/>
+        <w:gridCol w:w="3249"/>
+      </w:tblGrid>
+      <w:tr>
+        <w:tc>
+          <w:tcPr>
+            <w:tcW w:type="dxa" w:w="3249"/>
+            <w:shd w:val="clear" w:color="auto" w:fill="E8EEF7"/>
+          </w:tcPr>
+          <w:p>
+            <w:r>
+              <w:rPr>
+                <w:b/>
+              </w:rPr>
+            </w:r>
+            <w:r>
+              <w:rPr>
+                <w:rFonts w:ascii="맑은 고딕" w:hAnsi="맑은 고딕" w:eastAsia="맑은 고딕"/>
+                <w:sz w:val="19"/>
+              </w:rPr>
+              <w:t>항목</w:t>
+            </w:r>
+          </w:p>
+        </w:tc>
+        <w:tc>
+          <w:tcPr>
+            <w:tcW w:type="dxa" w:w="3249"/>
+            <w:shd w:val="clear" w:color="auto" w:fill="E8EEF7"/>
+          </w:tcPr>
+          <w:p>
+            <w:r>
+              <w:rPr>
+                <w:b/>
+              </w:rPr>
+            </w:r>
+            <w:r>
+              <w:rPr>
+                <w:rFonts w:ascii="맑은 고딕" w:hAnsi="맑은 고딕" w:eastAsia="맑은 고딕"/>
+                <w:sz w:val="19"/>
+              </w:rPr>
+              <w:t>값</w:t>
+            </w:r>
+          </w:p>
+        </w:tc>
+        <w:tc>
+          <w:tcPr>
+            <w:tcW w:type="dxa" w:w="3249"/>
+            <w:shd w:val="clear" w:color="auto" w:fill="E8EEF7"/>
+          </w:tcPr>
+          <w:p>
+            <w:r>
+              <w:rPr>
+                <w:b/>
+              </w:rPr>
+            </w:r>
+            <w:r>
+              <w:rPr>
+                <w:rFonts w:ascii="맑은 고딕" w:hAnsi="맑은 고딕" w:eastAsia="맑은 고딕"/>
+                <w:sz w:val="19"/>
+              </w:rPr>
+              <w:t>측정 구간</w:t>
+            </w:r>
+          </w:p>
+        </w:tc>
+      </w:tr>
+      <w:tr>
+        <w:tc>
+          <w:tcPr>
+            <w:tcW w:type="dxa" w:w="3249"/>
+          </w:tcPr>
+          <w:p>
+            <w:r/>
+            <w:r>
+              <w:rPr>
+                <w:rFonts w:ascii="맑은 고딕" w:hAnsi="맑은 고딕" w:eastAsia="맑은 고딕"/>
+                <w:sz w:val="19"/>
+              </w:rPr>
+              <w:t>가. 길이</w:t>
+            </w:r>
+          </w:p>
+        </w:tc>
+        <w:tc>
+          <w:tcPr>
+            <w:tcW w:type="dxa" w:w="3249"/>
+          </w:tcPr>
+          <w:p>
+            <w:r/>
+            <w:r>
+              <w:rPr>
+                <w:rFonts w:ascii="맑은 고딕" w:hAnsi="맑은 고딕" w:eastAsia="맑은 고딕"/>
+                <w:sz w:val="19"/>
+              </w:rPr>
+              <w:t>〔기입〕 mm</w:t>
+            </w:r>
+          </w:p>
+        </w:tc>
+        <w:tc>
+          <w:tcPr>
+            <w:tcW w:type="dxa" w:w="3249"/>
+          </w:tcPr>
+          <w:p>
+            <w:r/>
+            <w:r>
+              <w:rPr>
+                <w:rFonts w:ascii="맑은 고딕" w:hAnsi="맑은 고딕" w:eastAsia="맑은 고딕"/>
+                <w:sz w:val="19"/>
+              </w:rPr>
+              <w:t>〔에서 ~ 까지〕</w:t>
+            </w:r>
+          </w:p>
+        </w:tc>
+      </w:tr>
+      <w:tr>
+        <w:tc>
+          <w:tcPr>
+            <w:tcW w:type="dxa" w:w="3249"/>
+          </w:tcPr>
+          <w:p>
+            <w:r/>
+            <w:r>
+              <w:rPr>
+                <w:rFonts w:ascii="맑은 고딕" w:hAnsi="맑은 고딕" w:eastAsia="맑은 고딕"/>
+                <w:sz w:val="19"/>
+              </w:rPr>
+              <w:t>나. 폭</w:t>
+            </w:r>
+          </w:p>
+        </w:tc>
+        <w:tc>
+          <w:tcPr>
+            <w:tcW w:type="dxa" w:w="3249"/>
+          </w:tcPr>
+          <w:p>
+            <w:r/>
+            <w:r>
+              <w:rPr>
+                <w:rFonts w:ascii="맑은 고딕" w:hAnsi="맑은 고딕" w:eastAsia="맑은 고딕"/>
+                <w:sz w:val="19"/>
+              </w:rPr>
+              <w:t>〔기입〕 mm</w:t>
+            </w:r>
+          </w:p>
+        </w:tc>
+        <w:tc>
+          <w:tcPr>
+            <w:tcW w:type="dxa" w:w="3249"/>
+          </w:tcPr>
+          <w:p>
+            <w:r/>
+            <w:r>
+              <w:rPr>
+                <w:rFonts w:ascii="맑은 고딕" w:hAnsi="맑은 고딕" w:eastAsia="맑은 고딕"/>
+                <w:sz w:val="19"/>
+              </w:rPr>
+              <w:t>〔에서 ~ 까지〕</w:t>
+            </w:r>
+          </w:p>
+        </w:tc>
+      </w:tr>
+      <w:tr>
+        <w:tc>
+          <w:tcPr>
+            <w:tcW w:type="dxa" w:w="3249"/>
+          </w:tcPr>
+          <w:p>
+            <w:r/>
+            <w:r>
+              <w:rPr>
+                <w:rFonts w:ascii="맑은 고딕" w:hAnsi="맑은 고딕" w:eastAsia="맑은 고딕"/>
+                <w:sz w:val="19"/>
+              </w:rPr>
+              <w:t>다. 높이</w:t>
+            </w:r>
+          </w:p>
+        </w:tc>
+        <w:tc>
+          <w:tcPr>
+            <w:tcW w:type="dxa" w:w="3249"/>
+          </w:tcPr>
+          <w:p>
+            <w:r/>
+            <w:r>
+              <w:rPr>
+                <w:rFonts w:ascii="맑은 고딕" w:hAnsi="맑은 고딕" w:eastAsia="맑은 고딕"/>
+                <w:sz w:val="19"/>
+              </w:rPr>
+              <w:t>〔기입〕 mm</w:t>
+            </w:r>
+          </w:p>
+        </w:tc>
+        <w:tc>
+          <w:tcPr>
+            <w:tcW w:type="dxa" w:w="3249"/>
+          </w:tcPr>
+          <w:p>
+            <w:r/>
+            <w:r>
+              <w:rPr>
+                <w:rFonts w:ascii="맑은 고딕" w:hAnsi="맑은 고딕" w:eastAsia="맑은 고딕"/>
+                <w:sz w:val="19"/>
+              </w:rPr>
+              <w:t>〔에서 ~ 까지〕</w:t>
+            </w:r>
+          </w:p>
+        </w:tc>
+      </w:tr>
+      <w:tr>
+        <w:tc>
+          <w:tcPr>
+            <w:tcW w:type="dxa" w:w="3249"/>
+          </w:tcPr>
+          <w:p>
+            <w:r/>
+            <w:r>
+              <w:rPr>
+                <w:rFonts w:ascii="맑은 고딕" w:hAnsi="맑은 고딕" w:eastAsia="맑은 고딕"/>
+                <w:sz w:val="19"/>
+              </w:rPr>
+              <w:t>(중량)</w:t>
+            </w:r>
+          </w:p>
+        </w:tc>
+        <w:tc>
+          <w:tcPr>
+            <w:tcW w:type="dxa" w:w="3249"/>
+          </w:tcPr>
+          <w:p>
+            <w:r/>
+            <w:r>
+              <w:rPr>
+                <w:rFonts w:ascii="맑은 고딕" w:hAnsi="맑은 고딕" w:eastAsia="맑은 고딕"/>
+                <w:sz w:val="19"/>
+              </w:rPr>
+              <w:t>〔기입〕 kg</w:t>
+            </w:r>
+          </w:p>
+        </w:tc>
+        <w:tc>
+          <w:tcPr>
+            <w:tcW w:type="dxa" w:w="3249"/>
+          </w:tcPr>
+          <w:p>
+            <w:r/>
+            <w:r>
+              <w:rPr>
+                <w:rFonts w:ascii="맑은 고딕" w:hAnsi="맑은 고딕" w:eastAsia="맑은 고딕"/>
+                <w:sz w:val="19"/>
+              </w:rPr>
+              <w:t>—</w:t>
+            </w:r>
+          </w:p>
+        </w:tc>
+      </w:tr>
+    </w:tbl>
+    <w:p/>
+    <w:p>
+      <w:r>
+        <w:rPr>
+          <w:rFonts w:ascii="맑은 고딕" w:hAnsi="맑은 고딕" w:eastAsia="맑은 고딕"/>
+          <w:sz w:val="21"/>
+        </w:rPr>
+        <w:t>&gt; 시험 전용 기체(함체)가 나와야 실측할 수 있다. 운영 중인 1호는 입고 불가.</w:t>
+      </w:r>
+    </w:p>
+    <w:p>
+      <w:pPr>
+        <w:pStyle w:val="Heading1"/>
+      </w:pPr>
+      <w:r>
+        <w:rPr>
+          <w:rFonts w:ascii="맑은 고딕" w:hAnsi="맑은 고딕" w:eastAsia="맑은 고딕"/>
+          <w:b/>
+          <w:color w:val="1F3A5F"/>
+          <w:sz w:val="28"/>
+        </w:rPr>
+        <w:t>4. 기체의 구조</w:t>
       </w:r>
     </w:p>
     <w:p>
@@ -106,45 +515,606 @@
           <w:color w:val="2E4A6E"/>
           <w:sz w:val="24"/>
         </w:rPr>
-        <w:t>가. 형식명 / 제조사 / 제조국</w:t>
+        <w:t>가. 통합제어기</w:t>
       </w:r>
     </w:p>
-    <w:p>
-      <w:pPr>
-        <w:pStyle w:val="ListBullet"/>
-      </w:pPr>
-      <w:r>
-        <w:rPr>
-          <w:rFonts w:ascii="맑은 고딕" w:hAnsi="맑은 고딕" w:eastAsia="맑은 고딕"/>
-          <w:sz w:val="21"/>
-        </w:rPr>
-        <w:t>형식명: 〔모델명 기입 — 예: SmartGreen IC-1〕</w:t>
-      </w:r>
-    </w:p>
-    <w:p>
-      <w:pPr>
-        <w:pStyle w:val="ListBullet"/>
-      </w:pPr>
-      <w:r>
-        <w:rPr>
-          <w:rFonts w:ascii="맑은 고딕" w:hAnsi="맑은 고딕" w:eastAsia="맑은 고딕"/>
-          <w:sz w:val="21"/>
-        </w:rPr>
-        <w:t>제조사: 케이그린텍</w:t>
-      </w:r>
-    </w:p>
-    <w:p>
-      <w:pPr>
-        <w:pStyle w:val="ListBullet"/>
-      </w:pPr>
-      <w:r>
-        <w:rPr>
-          <w:rFonts w:ascii="맑은 고딕" w:hAnsi="맑은 고딕" w:eastAsia="맑은 고딕"/>
-          <w:sz w:val="21"/>
-        </w:rPr>
-        <w:t>제조국: 대한민국</w:t>
-      </w:r>
-    </w:p>
+    <w:tbl>
+      <w:tblPr>
+        <w:tblStyle w:val="TableGrid"/>
+        <w:tblW w:type="auto" w:w="0"/>
+        <w:jc w:val="center"/>
+        <w:tblLook w:firstColumn="1" w:firstRow="1" w:lastColumn="0" w:lastRow="0" w:noHBand="0" w:noVBand="1" w:val="04A0"/>
+      </w:tblPr>
+      <w:tblGrid>
+        <w:gridCol w:w="4873"/>
+        <w:gridCol w:w="4873"/>
+      </w:tblGrid>
+      <w:tr>
+        <w:tc>
+          <w:tcPr>
+            <w:tcW w:type="dxa" w:w="4873"/>
+            <w:shd w:val="clear" w:color="auto" w:fill="E8EEF7"/>
+          </w:tcPr>
+          <w:p>
+            <w:r>
+              <w:rPr>
+                <w:b/>
+              </w:rPr>
+            </w:r>
+            <w:r>
+              <w:rPr>
+                <w:rFonts w:ascii="맑은 고딕" w:hAnsi="맑은 고딕" w:eastAsia="맑은 고딕"/>
+                <w:sz w:val="19"/>
+              </w:rPr>
+              <w:t>항목</w:t>
+            </w:r>
+          </w:p>
+        </w:tc>
+        <w:tc>
+          <w:tcPr>
+            <w:tcW w:type="dxa" w:w="4873"/>
+            <w:shd w:val="clear" w:color="auto" w:fill="E8EEF7"/>
+          </w:tcPr>
+          <w:p>
+            <w:r>
+              <w:rPr>
+                <w:b/>
+              </w:rPr>
+            </w:r>
+            <w:r>
+              <w:rPr>
+                <w:rFonts w:ascii="맑은 고딕" w:hAnsi="맑은 고딕" w:eastAsia="맑은 고딕"/>
+                <w:sz w:val="19"/>
+              </w:rPr>
+              <w:t>값</w:t>
+            </w:r>
+          </w:p>
+        </w:tc>
+      </w:tr>
+      <w:tr>
+        <w:tc>
+          <w:tcPr>
+            <w:tcW w:type="dxa" w:w="4873"/>
+          </w:tcPr>
+          <w:p>
+            <w:r/>
+            <w:r>
+              <w:rPr>
+                <w:rFonts w:ascii="맑은 고딕" w:hAnsi="맑은 고딕" w:eastAsia="맑은 고딕"/>
+                <w:sz w:val="19"/>
+              </w:rPr>
+              <w:t>1) OS</w:t>
+            </w:r>
+          </w:p>
+        </w:tc>
+        <w:tc>
+          <w:tcPr>
+            <w:tcW w:type="dxa" w:w="4873"/>
+          </w:tcPr>
+          <w:p>
+            <w:r/>
+            <w:r>
+              <w:rPr>
+                <w:rFonts w:ascii="맑은 고딕" w:hAnsi="맑은 고딕" w:eastAsia="맑은 고딕"/>
+                <w:sz w:val="19"/>
+              </w:rPr>
+              <w:t xml:space="preserve">Raspberry Pi OS 64-bit — Debian GNU/Linux 13 (trixie), 커널 6.12.47 </w:t>
+            </w:r>
+            <w:r>
+              <w:rPr>
+                <w:rFonts w:ascii="맑은 고딕" w:hAnsi="맑은 고딕" w:eastAsia="맑은 고딕"/>
+                <w:b/>
+                <w:sz w:val="19"/>
+              </w:rPr>
+              <w:t>(1호 실측)</w:t>
+            </w:r>
+          </w:p>
+        </w:tc>
+      </w:tr>
+      <w:tr>
+        <w:tc>
+          <w:tcPr>
+            <w:tcW w:type="dxa" w:w="4873"/>
+          </w:tcPr>
+          <w:p>
+            <w:r/>
+            <w:r>
+              <w:rPr>
+                <w:rFonts w:ascii="맑은 고딕" w:hAnsi="맑은 고딕" w:eastAsia="맑은 고딕"/>
+                <w:sz w:val="19"/>
+              </w:rPr>
+              <w:t>2) Processor 가) 모델명</w:t>
+            </w:r>
+          </w:p>
+        </w:tc>
+        <w:tc>
+          <w:tcPr>
+            <w:tcW w:type="dxa" w:w="4873"/>
+          </w:tcPr>
+          <w:p>
+            <w:r/>
+            <w:r>
+              <w:rPr>
+                <w:rFonts w:ascii="맑은 고딕" w:hAnsi="맑은 고딕" w:eastAsia="맑은 고딕"/>
+                <w:sz w:val="19"/>
+              </w:rPr>
+              <w:t xml:space="preserve">Arm Cortex-A76 쿼드코어 2.4 GHz (SoC Broadcom BCM2712) </w:t>
+            </w:r>
+            <w:r>
+              <w:rPr>
+                <w:rFonts w:ascii="맑은 고딕" w:hAnsi="맑은 고딕" w:eastAsia="맑은 고딕"/>
+                <w:b/>
+                <w:sz w:val="19"/>
+              </w:rPr>
+              <w:t>(1호 실측)</w:t>
+            </w:r>
+          </w:p>
+        </w:tc>
+      </w:tr>
+      <w:tr>
+        <w:tc>
+          <w:tcPr>
+            <w:tcW w:type="dxa" w:w="4873"/>
+          </w:tcPr>
+          <w:p>
+            <w:r/>
+            <w:r>
+              <w:rPr>
+                <w:rFonts w:ascii="맑은 고딕" w:hAnsi="맑은 고딕" w:eastAsia="맑은 고딕"/>
+                <w:sz w:val="19"/>
+              </w:rPr>
+              <w:t>2) Processor 나) 제조사</w:t>
+            </w:r>
+          </w:p>
+        </w:tc>
+        <w:tc>
+          <w:tcPr>
+            <w:tcW w:type="dxa" w:w="4873"/>
+          </w:tcPr>
+          <w:p>
+            <w:r/>
+            <w:r>
+              <w:rPr>
+                <w:rFonts w:ascii="맑은 고딕" w:hAnsi="맑은 고딕" w:eastAsia="맑은 고딕"/>
+                <w:sz w:val="19"/>
+              </w:rPr>
+              <w:t>Broadcom Inc.</w:t>
+            </w:r>
+          </w:p>
+        </w:tc>
+      </w:tr>
+      <w:tr>
+        <w:tc>
+          <w:tcPr>
+            <w:tcW w:type="dxa" w:w="4873"/>
+          </w:tcPr>
+          <w:p>
+            <w:r/>
+            <w:r>
+              <w:rPr>
+                <w:rFonts w:ascii="맑은 고딕" w:hAnsi="맑은 고딕" w:eastAsia="맑은 고딕"/>
+                <w:sz w:val="19"/>
+              </w:rPr>
+              <w:t>3) MainBoard 가) 모델명</w:t>
+            </w:r>
+          </w:p>
+        </w:tc>
+        <w:tc>
+          <w:tcPr>
+            <w:tcW w:type="dxa" w:w="4873"/>
+          </w:tcPr>
+          <w:p>
+            <w:r/>
+            <w:r>
+              <w:rPr>
+                <w:rFonts w:ascii="맑은 고딕" w:hAnsi="맑은 고딕" w:eastAsia="맑은 고딕"/>
+                <w:sz w:val="19"/>
+              </w:rPr>
+              <w:t xml:space="preserve">Raspberry Pi 5 Model B Rev 1.1 (8 GB) </w:t>
+            </w:r>
+            <w:r>
+              <w:rPr>
+                <w:rFonts w:ascii="맑은 고딕" w:hAnsi="맑은 고딕" w:eastAsia="맑은 고딕"/>
+                <w:b/>
+                <w:sz w:val="19"/>
+              </w:rPr>
+              <w:t>(1호 실측)</w:t>
+            </w:r>
+          </w:p>
+        </w:tc>
+      </w:tr>
+      <w:tr>
+        <w:tc>
+          <w:tcPr>
+            <w:tcW w:type="dxa" w:w="4873"/>
+          </w:tcPr>
+          <w:p>
+            <w:r/>
+            <w:r>
+              <w:rPr>
+                <w:rFonts w:ascii="맑은 고딕" w:hAnsi="맑은 고딕" w:eastAsia="맑은 고딕"/>
+                <w:sz w:val="19"/>
+              </w:rPr>
+              <w:t>3) MainBoard 나) 제조사</w:t>
+            </w:r>
+          </w:p>
+        </w:tc>
+        <w:tc>
+          <w:tcPr>
+            <w:tcW w:type="dxa" w:w="4873"/>
+          </w:tcPr>
+          <w:p>
+            <w:r/>
+            <w:r>
+              <w:rPr>
+                <w:rFonts w:ascii="맑은 고딕" w:hAnsi="맑은 고딕" w:eastAsia="맑은 고딕"/>
+                <w:sz w:val="19"/>
+              </w:rPr>
+              <w:t>Raspberry Pi Ltd (영국)</w:t>
+            </w:r>
+          </w:p>
+        </w:tc>
+      </w:tr>
+      <w:tr>
+        <w:tc>
+          <w:tcPr>
+            <w:tcW w:type="dxa" w:w="4873"/>
+          </w:tcPr>
+          <w:p>
+            <w:r/>
+            <w:r>
+              <w:rPr>
+                <w:rFonts w:ascii="맑은 고딕" w:hAnsi="맑은 고딕" w:eastAsia="맑은 고딕"/>
+                <w:sz w:val="19"/>
+              </w:rPr>
+              <w:t>4) RAM 가) 모델명</w:t>
+            </w:r>
+          </w:p>
+        </w:tc>
+        <w:tc>
+          <w:tcPr>
+            <w:tcW w:type="dxa" w:w="4873"/>
+          </w:tcPr>
+          <w:p>
+            <w:r/>
+            <w:r>
+              <w:rPr>
+                <w:rFonts w:ascii="맑은 고딕" w:hAnsi="맑은 고딕" w:eastAsia="맑은 고딕"/>
+                <w:sz w:val="19"/>
+              </w:rPr>
+              <w:t xml:space="preserve">LPDDR4X-4267 8 GB (보드 온보드) </w:t>
+            </w:r>
+            <w:r>
+              <w:rPr>
+                <w:rFonts w:ascii="맑은 고딕" w:hAnsi="맑은 고딕" w:eastAsia="맑은 고딕"/>
+                <w:b/>
+                <w:sz w:val="19"/>
+              </w:rPr>
+              <w:t>(1호 실측 7.9 GiB)</w:t>
+            </w:r>
+          </w:p>
+        </w:tc>
+      </w:tr>
+      <w:tr>
+        <w:tc>
+          <w:tcPr>
+            <w:tcW w:type="dxa" w:w="4873"/>
+          </w:tcPr>
+          <w:p>
+            <w:r/>
+            <w:r>
+              <w:rPr>
+                <w:rFonts w:ascii="맑은 고딕" w:hAnsi="맑은 고딕" w:eastAsia="맑은 고딕"/>
+                <w:sz w:val="19"/>
+              </w:rPr>
+              <w:t>4) RAM 나) 제조사</w:t>
+            </w:r>
+          </w:p>
+        </w:tc>
+        <w:tc>
+          <w:tcPr>
+            <w:tcW w:type="dxa" w:w="4873"/>
+          </w:tcPr>
+          <w:p>
+            <w:r/>
+            <w:r>
+              <w:rPr>
+                <w:rFonts w:ascii="맑은 고딕" w:hAnsi="맑은 고딕" w:eastAsia="맑은 고딕"/>
+                <w:sz w:val="19"/>
+              </w:rPr>
+              <w:t>〔기입 — 보드 온보드라 보드 제조사 표기 또는 칩 제조사 확인〕</w:t>
+            </w:r>
+          </w:p>
+        </w:tc>
+      </w:tr>
+      <w:tr>
+        <w:tc>
+          <w:tcPr>
+            <w:tcW w:type="dxa" w:w="4873"/>
+          </w:tcPr>
+          <w:p>
+            <w:r/>
+            <w:r>
+              <w:rPr>
+                <w:rFonts w:ascii="맑은 고딕" w:hAnsi="맑은 고딕" w:eastAsia="맑은 고딕"/>
+                <w:sz w:val="19"/>
+              </w:rPr>
+              <w:t>4) RAM 다) 개수</w:t>
+            </w:r>
+          </w:p>
+        </w:tc>
+        <w:tc>
+          <w:tcPr>
+            <w:tcW w:type="dxa" w:w="4873"/>
+          </w:tcPr>
+          <w:p>
+            <w:r/>
+            <w:r>
+              <w:rPr>
+                <w:rFonts w:ascii="맑은 고딕" w:hAnsi="맑은 고딕" w:eastAsia="맑은 고딕"/>
+                <w:sz w:val="19"/>
+              </w:rPr>
+              <w:t>1식 (온보드)</w:t>
+            </w:r>
+          </w:p>
+        </w:tc>
+      </w:tr>
+      <w:tr>
+        <w:tc>
+          <w:tcPr>
+            <w:tcW w:type="dxa" w:w="4873"/>
+          </w:tcPr>
+          <w:p>
+            <w:r/>
+            <w:r>
+              <w:rPr>
+                <w:rFonts w:ascii="맑은 고딕" w:hAnsi="맑은 고딕" w:eastAsia="맑은 고딕"/>
+                <w:sz w:val="19"/>
+              </w:rPr>
+              <w:t>5) GraphicsCard 가) 모델명</w:t>
+            </w:r>
+          </w:p>
+        </w:tc>
+        <w:tc>
+          <w:tcPr>
+            <w:tcW w:type="dxa" w:w="4873"/>
+          </w:tcPr>
+          <w:p>
+            <w:r/>
+            <w:r>
+              <w:rPr>
+                <w:rFonts w:ascii="맑은 고딕" w:hAnsi="맑은 고딕" w:eastAsia="맑은 고딕"/>
+                <w:sz w:val="19"/>
+              </w:rPr>
+              <w:t>해당 없음 — SoC 내장 VideoCore VII</w:t>
+            </w:r>
+          </w:p>
+        </w:tc>
+      </w:tr>
+      <w:tr>
+        <w:tc>
+          <w:tcPr>
+            <w:tcW w:type="dxa" w:w="4873"/>
+          </w:tcPr>
+          <w:p>
+            <w:r/>
+            <w:r>
+              <w:rPr>
+                <w:rFonts w:ascii="맑은 고딕" w:hAnsi="맑은 고딕" w:eastAsia="맑은 고딕"/>
+                <w:sz w:val="19"/>
+              </w:rPr>
+              <w:t>5) GraphicsCard 나) 제조사</w:t>
+            </w:r>
+          </w:p>
+        </w:tc>
+        <w:tc>
+          <w:tcPr>
+            <w:tcW w:type="dxa" w:w="4873"/>
+          </w:tcPr>
+          <w:p>
+            <w:r/>
+            <w:r>
+              <w:rPr>
+                <w:rFonts w:ascii="맑은 고딕" w:hAnsi="맑은 고딕" w:eastAsia="맑은 고딕"/>
+                <w:sz w:val="19"/>
+              </w:rPr>
+              <w:t>(Broadcom, SoC 내장)</w:t>
+            </w:r>
+          </w:p>
+        </w:tc>
+      </w:tr>
+      <w:tr>
+        <w:tc>
+          <w:tcPr>
+            <w:tcW w:type="dxa" w:w="4873"/>
+          </w:tcPr>
+          <w:p>
+            <w:r/>
+            <w:r>
+              <w:rPr>
+                <w:rFonts w:ascii="맑은 고딕" w:hAnsi="맑은 고딕" w:eastAsia="맑은 고딕"/>
+                <w:sz w:val="19"/>
+              </w:rPr>
+              <w:t>6) Storage 가) 모델명</w:t>
+            </w:r>
+          </w:p>
+        </w:tc>
+        <w:tc>
+          <w:tcPr>
+            <w:tcW w:type="dxa" w:w="4873"/>
+          </w:tcPr>
+          <w:p>
+            <w:r/>
+            <w:r>
+              <w:rPr>
+                <w:rFonts w:ascii="맑은 고딕" w:hAnsi="맑은 고딕" w:eastAsia="맑은 고딕"/>
+                <w:sz w:val="19"/>
+              </w:rPr>
+              <w:t xml:space="preserve">microSD 32 GB </w:t>
+            </w:r>
+            <w:r>
+              <w:rPr>
+                <w:rFonts w:ascii="맑은 고딕" w:hAnsi="맑은 고딕" w:eastAsia="맑은 고딕"/>
+                <w:b/>
+                <w:sz w:val="19"/>
+              </w:rPr>
+              <w:t>(1호 실측 29.1 GiB)</w:t>
+            </w:r>
+            <w:r>
+              <w:rPr>
+                <w:rFonts w:ascii="맑은 고딕" w:hAnsi="맑은 고딕" w:eastAsia="맑은 고딕"/>
+                <w:sz w:val="19"/>
+              </w:rPr>
+              <w:t xml:space="preserve"> 〔시험 기체 카드 모델 기입〕</w:t>
+            </w:r>
+          </w:p>
+        </w:tc>
+      </w:tr>
+      <w:tr>
+        <w:tc>
+          <w:tcPr>
+            <w:tcW w:type="dxa" w:w="4873"/>
+          </w:tcPr>
+          <w:p>
+            <w:r/>
+            <w:r>
+              <w:rPr>
+                <w:rFonts w:ascii="맑은 고딕" w:hAnsi="맑은 고딕" w:eastAsia="맑은 고딕"/>
+                <w:sz w:val="19"/>
+              </w:rPr>
+              <w:t>6) Storage 나) 제조사</w:t>
+            </w:r>
+          </w:p>
+        </w:tc>
+        <w:tc>
+          <w:tcPr>
+            <w:tcW w:type="dxa" w:w="4873"/>
+          </w:tcPr>
+          <w:p>
+            <w:r/>
+            <w:r>
+              <w:rPr>
+                <w:rFonts w:ascii="맑은 고딕" w:hAnsi="맑은 고딕" w:eastAsia="맑은 고딕"/>
+                <w:sz w:val="19"/>
+              </w:rPr>
+              <w:t>〔기입〕</w:t>
+            </w:r>
+          </w:p>
+        </w:tc>
+      </w:tr>
+      <w:tr>
+        <w:tc>
+          <w:tcPr>
+            <w:tcW w:type="dxa" w:w="4873"/>
+          </w:tcPr>
+          <w:p>
+            <w:r/>
+            <w:r>
+              <w:rPr>
+                <w:rFonts w:ascii="맑은 고딕" w:hAnsi="맑은 고딕" w:eastAsia="맑은 고딕"/>
+                <w:sz w:val="19"/>
+              </w:rPr>
+              <w:t>7) POWER 가) 모델명</w:t>
+            </w:r>
+          </w:p>
+        </w:tc>
+        <w:tc>
+          <w:tcPr>
+            <w:tcW w:type="dxa" w:w="4873"/>
+          </w:tcPr>
+          <w:p>
+            <w:r/>
+            <w:r>
+              <w:rPr>
+                <w:rFonts w:ascii="맑은 고딕" w:hAnsi="맑은 고딕" w:eastAsia="맑은 고딕"/>
+                <w:sz w:val="19"/>
+              </w:rPr>
+              <w:t xml:space="preserve">〔기입 — 예: 공식 27 W USB-C PD 어댑터〕 (공급 전압 </w:t>
+            </w:r>
+            <w:r>
+              <w:rPr>
+                <w:rFonts w:ascii="맑은 고딕" w:hAnsi="맑은 고딕" w:eastAsia="맑은 고딕"/>
+                <w:b/>
+                <w:sz w:val="19"/>
+              </w:rPr>
+              <w:t>1호 실측 5.10 V</w:t>
+            </w:r>
+            <w:r>
+              <w:rPr>
+                <w:rFonts w:ascii="맑은 고딕" w:hAnsi="맑은 고딕" w:eastAsia="맑은 고딕"/>
+                <w:sz w:val="19"/>
+              </w:rPr>
+              <w:t>)</w:t>
+            </w:r>
+          </w:p>
+        </w:tc>
+      </w:tr>
+      <w:tr>
+        <w:tc>
+          <w:tcPr>
+            <w:tcW w:type="dxa" w:w="4873"/>
+          </w:tcPr>
+          <w:p>
+            <w:r/>
+            <w:r>
+              <w:rPr>
+                <w:rFonts w:ascii="맑은 고딕" w:hAnsi="맑은 고딕" w:eastAsia="맑은 고딕"/>
+                <w:sz w:val="19"/>
+              </w:rPr>
+              <w:t>7) POWER 나) 제조사</w:t>
+            </w:r>
+          </w:p>
+        </w:tc>
+        <w:tc>
+          <w:tcPr>
+            <w:tcW w:type="dxa" w:w="4873"/>
+          </w:tcPr>
+          <w:p>
+            <w:r/>
+            <w:r>
+              <w:rPr>
+                <w:rFonts w:ascii="맑은 고딕" w:hAnsi="맑은 고딕" w:eastAsia="맑은 고딕"/>
+                <w:sz w:val="19"/>
+              </w:rPr>
+              <w:t>〔기입〕</w:t>
+            </w:r>
+          </w:p>
+        </w:tc>
+      </w:tr>
+      <w:tr>
+        <w:tc>
+          <w:tcPr>
+            <w:tcW w:type="dxa" w:w="4873"/>
+          </w:tcPr>
+          <w:p>
+            <w:r/>
+            <w:r>
+              <w:rPr>
+                <w:rFonts w:ascii="맑은 고딕" w:hAnsi="맑은 고딕" w:eastAsia="맑은 고딕"/>
+                <w:sz w:val="19"/>
+              </w:rPr>
+              <w:t>8) Database</w:t>
+            </w:r>
+          </w:p>
+        </w:tc>
+        <w:tc>
+          <w:tcPr>
+            <w:tcW w:type="dxa" w:w="4873"/>
+          </w:tcPr>
+          <w:p>
+            <w:r/>
+            <w:r>
+              <w:rPr>
+                <w:rFonts w:ascii="맑은 고딕" w:hAnsi="맑은 고딕" w:eastAsia="맑은 고딕"/>
+                <w:sz w:val="19"/>
+              </w:rPr>
+              <w:t>제어기 내장 SQLite(1분 단위 로컬 보관) + PostgreSQL 17 + TimescaleDB(서버, 장기 보관·조회·추출)</w:t>
+            </w:r>
+          </w:p>
+        </w:tc>
+      </w:tr>
+    </w:tbl>
+    <w:p/>
     <w:p>
       <w:pPr>
         <w:pStyle w:val="Heading2"/>
@@ -156,436 +1126,204 @@
           <w:color w:val="2E4A6E"/>
           <w:sz w:val="24"/>
         </w:rPr>
-        <w:t>나. 형식</w:t>
+        <w:t>나. 기타 (RS-485 인터페이스)</w:t>
       </w:r>
     </w:p>
+    <w:tbl>
+      <w:tblPr>
+        <w:tblStyle w:val="TableGrid"/>
+        <w:tblW w:type="auto" w:w="0"/>
+        <w:jc w:val="center"/>
+        <w:tblLook w:firstColumn="1" w:firstRow="1" w:lastColumn="0" w:lastRow="0" w:noHBand="0" w:noVBand="1" w:val="04A0"/>
+      </w:tblPr>
+      <w:tblGrid>
+        <w:gridCol w:w="4873"/>
+        <w:gridCol w:w="4873"/>
+      </w:tblGrid>
+      <w:tr>
+        <w:tc>
+          <w:tcPr>
+            <w:tcW w:type="dxa" w:w="4873"/>
+            <w:shd w:val="clear" w:color="auto" w:fill="E8EEF7"/>
+          </w:tcPr>
+          <w:p>
+            <w:r>
+              <w:rPr>
+                <w:b/>
+              </w:rPr>
+            </w:r>
+            <w:r>
+              <w:rPr>
+                <w:rFonts w:ascii="맑은 고딕" w:hAnsi="맑은 고딕" w:eastAsia="맑은 고딕"/>
+                <w:sz w:val="19"/>
+              </w:rPr>
+              <w:t>항목</w:t>
+            </w:r>
+          </w:p>
+        </w:tc>
+        <w:tc>
+          <w:tcPr>
+            <w:tcW w:type="dxa" w:w="4873"/>
+            <w:shd w:val="clear" w:color="auto" w:fill="E8EEF7"/>
+          </w:tcPr>
+          <w:p>
+            <w:r>
+              <w:rPr>
+                <w:b/>
+              </w:rPr>
+            </w:r>
+            <w:r>
+              <w:rPr>
+                <w:rFonts w:ascii="맑은 고딕" w:hAnsi="맑은 고딕" w:eastAsia="맑은 고딕"/>
+                <w:sz w:val="19"/>
+              </w:rPr>
+              <w:t>값</w:t>
+            </w:r>
+          </w:p>
+        </w:tc>
+      </w:tr>
+      <w:tr>
+        <w:tc>
+          <w:tcPr>
+            <w:tcW w:type="dxa" w:w="4873"/>
+          </w:tcPr>
+          <w:p>
+            <w:r/>
+            <w:r>
+              <w:rPr>
+                <w:rFonts w:ascii="맑은 고딕" w:hAnsi="맑은 고딕" w:eastAsia="맑은 고딕"/>
+                <w:sz w:val="19"/>
+              </w:rPr>
+              <w:t>가) 모델명</w:t>
+            </w:r>
+          </w:p>
+        </w:tc>
+        <w:tc>
+          <w:tcPr>
+            <w:tcW w:type="dxa" w:w="4873"/>
+          </w:tcPr>
+          <w:p>
+            <w:r/>
+            <w:r>
+              <w:rPr>
+                <w:rFonts w:ascii="맑은 고딕" w:hAnsi="맑은 고딕" w:eastAsia="맑은 고딕"/>
+                <w:sz w:val="19"/>
+              </w:rPr>
+              <w:t xml:space="preserve">USB–RS485 컨버터 2식. </w:t>
+            </w:r>
+            <w:r>
+              <w:rPr>
+                <w:rFonts w:ascii="맑은 고딕" w:hAnsi="맑은 고딕" w:eastAsia="맑은 고딕"/>
+                <w:b/>
+                <w:sz w:val="19"/>
+              </w:rPr>
+              <w:t>표준 노드 전용</w:t>
+            </w:r>
+            <w:r>
+              <w:rPr>
+                <w:rFonts w:ascii="맑은 고딕" w:hAnsi="맑은 고딕" w:eastAsia="맑은 고딕"/>
+                <w:sz w:val="19"/>
+              </w:rPr>
+              <w:t xml:space="preserve"> FT232R 칩(USB ID 0403:6001) </w:t>
+            </w:r>
+            <w:r>
+              <w:rPr>
+                <w:rFonts w:ascii="맑은 고딕" w:hAnsi="맑은 고딕" w:eastAsia="맑은 고딕"/>
+                <w:b/>
+                <w:sz w:val="19"/>
+              </w:rPr>
+              <w:t>(1호 실측)</w:t>
+            </w:r>
+            <w:r>
+              <w:rPr>
+                <w:rFonts w:ascii="맑은 고딕" w:hAnsi="맑은 고딕" w:eastAsia="맑은 고딕"/>
+                <w:sz w:val="19"/>
+              </w:rPr>
+              <w:t xml:space="preserve"> / </w:t>
+            </w:r>
+            <w:r>
+              <w:rPr>
+                <w:rFonts w:ascii="맑은 고딕" w:hAnsi="맑은 고딕" w:eastAsia="맑은 고딕"/>
+                <w:b/>
+                <w:sz w:val="19"/>
+              </w:rPr>
+              <w:t>자체 장치용</w:t>
+            </w:r>
+            <w:r>
+              <w:rPr>
+                <w:rFonts w:ascii="맑은 고딕" w:hAnsi="맑은 고딕" w:eastAsia="맑은 고딕"/>
+                <w:sz w:val="19"/>
+              </w:rPr>
+              <w:t xml:space="preserve"> CH340 칩(1a86:7523) </w:t>
+            </w:r>
+            <w:r>
+              <w:rPr>
+                <w:rFonts w:ascii="맑은 고딕" w:hAnsi="맑은 고딕" w:eastAsia="맑은 고딕"/>
+                <w:b/>
+                <w:sz w:val="19"/>
+              </w:rPr>
+              <w:t>(1호 실측)</w:t>
+            </w:r>
+            <w:r>
+              <w:rPr>
+                <w:rFonts w:ascii="맑은 고딕" w:hAnsi="맑은 고딕" w:eastAsia="맑은 고딕"/>
+                <w:sz w:val="19"/>
+              </w:rPr>
+              <w:t xml:space="preserve"> 〔완제품 모델명 기입〕</w:t>
+            </w:r>
+          </w:p>
+        </w:tc>
+      </w:tr>
+      <w:tr>
+        <w:tc>
+          <w:tcPr>
+            <w:tcW w:type="dxa" w:w="4873"/>
+          </w:tcPr>
+          <w:p>
+            <w:r/>
+            <w:r>
+              <w:rPr>
+                <w:rFonts w:ascii="맑은 고딕" w:hAnsi="맑은 고딕" w:eastAsia="맑은 고딕"/>
+                <w:sz w:val="19"/>
+              </w:rPr>
+              <w:t>나) 제조사</w:t>
+            </w:r>
+          </w:p>
+        </w:tc>
+        <w:tc>
+          <w:tcPr>
+            <w:tcW w:type="dxa" w:w="4873"/>
+          </w:tcPr>
+          <w:p>
+            <w:r/>
+            <w:r>
+              <w:rPr>
+                <w:rFonts w:ascii="맑은 고딕" w:hAnsi="맑은 고딕" w:eastAsia="맑은 고딕"/>
+                <w:sz w:val="19"/>
+              </w:rPr>
+              <w:t>칩: FTDI(영국) · QinHeng Electronics(중국) 〔완제품 제조사·절연형 여부 기입〕</w:t>
+            </w:r>
+          </w:p>
+        </w:tc>
+      </w:tr>
+    </w:tbl>
+    <w:p/>
     <w:p>
-      <w:pPr>
-        <w:pStyle w:val="ListBullet"/>
-      </w:pPr>
       <w:r>
         <w:rPr>
           <w:rFonts w:ascii="맑은 고딕" w:hAnsi="맑은 고딕" w:eastAsia="맑은 고딕"/>
           <w:sz w:val="21"/>
         </w:rPr>
-        <w:t>온실 통합제어기 (마스터). RS-485 Modbus RTU, KS X 3267:2022 디폴트 레지스터맵·레벨 1 지원.</w:t>
-      </w:r>
-    </w:p>
-    <w:p>
-      <w:pPr>
-        <w:pStyle w:val="Heading2"/>
-      </w:pPr>
-      <w:r>
-        <w:rPr>
-          <w:rFonts w:ascii="맑은 고딕" w:hAnsi="맑은 고딕" w:eastAsia="맑은 고딕"/>
-          <w:b/>
-          <w:color w:val="2E4A6E"/>
-          <w:sz w:val="24"/>
-        </w:rPr>
-        <w:t>다. 기체의 크기 (본체 컨트롤박스, 케이스 기준)</w:t>
-      </w:r>
-    </w:p>
-    <w:p>
-      <w:pPr>
-        <w:pStyle w:val="ListBullet"/>
-      </w:pPr>
-      <w:r>
-        <w:rPr>
-          <w:rFonts w:ascii="맑은 고딕" w:hAnsi="맑은 고딕" w:eastAsia="맑은 고딕"/>
-          <w:sz w:val="21"/>
-        </w:rPr>
-        <w:t>길이(mm): 〔실측 기입〕</w:t>
-      </w:r>
-    </w:p>
-    <w:p>
-      <w:pPr>
-        <w:pStyle w:val="ListBullet"/>
-      </w:pPr>
-      <w:r>
-        <w:rPr>
-          <w:rFonts w:ascii="맑은 고딕" w:hAnsi="맑은 고딕" w:eastAsia="맑은 고딕"/>
-          <w:sz w:val="21"/>
-        </w:rPr>
-        <w:t>폭(mm): 〔실측 기입〕</w:t>
-      </w:r>
-    </w:p>
-    <w:p>
-      <w:pPr>
-        <w:pStyle w:val="ListBullet"/>
-      </w:pPr>
-      <w:r>
-        <w:rPr>
-          <w:rFonts w:ascii="맑은 고딕" w:hAnsi="맑은 고딕" w:eastAsia="맑은 고딕"/>
-          <w:sz w:val="21"/>
-        </w:rPr>
-        <w:t>높이(mm): 〔실측 기입〕</w:t>
-      </w:r>
-    </w:p>
-    <w:p>
-      <w:pPr>
-        <w:pStyle w:val="Heading2"/>
-      </w:pPr>
-      <w:r>
-        <w:rPr>
-          <w:rFonts w:ascii="맑은 고딕" w:hAnsi="맑은 고딕" w:eastAsia="맑은 고딕"/>
-          <w:b/>
-          <w:color w:val="2E4A6E"/>
-          <w:sz w:val="24"/>
-        </w:rPr>
-        <w:t>라. 기체의 규격</w:t>
+        <w:t>&gt; 포트를 둘로 나눈 이유: 표준 노드(KS X 3267)와 자체 장치(릴레이·온습도)가 같은 버스를 쓰면 서로 방해한다.</w:t>
       </w:r>
     </w:p>
     <w:p>
       <w:r>
         <w:rPr>
           <w:rFonts w:ascii="맑은 고딕" w:hAnsi="맑은 고딕" w:eastAsia="맑은 고딕"/>
-          <w:b/>
           <w:sz w:val="21"/>
         </w:rPr>
-        <w:t>1) 통합제어기 (본체)</w:t>
-      </w:r>
-    </w:p>
-    <w:p>
-      <w:pPr>
-        <w:pStyle w:val="ListBullet"/>
-      </w:pPr>
-      <w:r>
-        <w:rPr>
-          <w:rFonts w:ascii="맑은 고딕" w:hAnsi="맑은 고딕" w:eastAsia="맑은 고딕"/>
-          <w:sz w:val="21"/>
-        </w:rPr>
-        <w:t xml:space="preserve">가) OS: Raspberry Pi OS 64-bit — Debian GNU/Linux 13 (trixie), 커널 6.12 </w:t>
-      </w:r>
-      <w:r>
-        <w:rPr>
-          <w:rFonts w:ascii="맑은 고딕" w:hAnsi="맑은 고딕" w:eastAsia="맑은 고딕"/>
-          <w:b/>
-          <w:sz w:val="21"/>
-        </w:rPr>
-        <w:t>(1호 실측)</w:t>
-      </w:r>
-      <w:r>
-        <w:rPr>
-          <w:rFonts w:ascii="맑은 고딕" w:hAnsi="맑은 고딕" w:eastAsia="맑은 고딕"/>
-          <w:sz w:val="21"/>
-        </w:rPr>
-        <w:t xml:space="preserve"> 〔시험 기체 동일 여부 확인〕</w:t>
-      </w:r>
-    </w:p>
-    <w:p>
-      <w:pPr>
-        <w:pStyle w:val="ListBullet"/>
-      </w:pPr>
-      <w:r>
-        <w:rPr>
-          <w:rFonts w:ascii="맑은 고딕" w:hAnsi="맑은 고딕" w:eastAsia="맑은 고딕"/>
-          <w:sz w:val="21"/>
-        </w:rPr>
-        <w:t>나) Processor</w:t>
-      </w:r>
-    </w:p>
-    <w:p>
-      <w:pPr>
-        <w:pStyle w:val="ListBullet2"/>
-      </w:pPr>
-      <w:r>
-        <w:rPr>
-          <w:rFonts w:ascii="맑은 고딕" w:hAnsi="맑은 고딕" w:eastAsia="맑은 고딕"/>
-          <w:sz w:val="21"/>
-        </w:rPr>
-        <w:t>(1) 제조사 / 제조국: Broadcom Inc. / 미국(본사) 〔칩 원산지 표기 확인〕 (SoC BCM2712)</w:t>
-      </w:r>
-    </w:p>
-    <w:p>
-      <w:pPr>
-        <w:pStyle w:val="ListBullet2"/>
-      </w:pPr>
-      <w:r>
-        <w:rPr>
-          <w:rFonts w:ascii="맑은 고딕" w:hAnsi="맑은 고딕" w:eastAsia="맑은 고딕"/>
-          <w:sz w:val="21"/>
-        </w:rPr>
-        <w:t>(2) 모델명: Arm Cortex-A76 쿼드코어 2.4 GHz (Broadcom BCM2712)</w:t>
-      </w:r>
-    </w:p>
-    <w:p>
-      <w:pPr>
-        <w:pStyle w:val="ListBullet"/>
-      </w:pPr>
-      <w:r>
-        <w:rPr>
-          <w:rFonts w:ascii="맑은 고딕" w:hAnsi="맑은 고딕" w:eastAsia="맑은 고딕"/>
-          <w:sz w:val="21"/>
-        </w:rPr>
-        <w:t>다) MainBoard</w:t>
-      </w:r>
-    </w:p>
-    <w:p>
-      <w:pPr>
-        <w:pStyle w:val="ListBullet2"/>
-      </w:pPr>
-      <w:r>
-        <w:rPr>
-          <w:rFonts w:ascii="맑은 고딕" w:hAnsi="맑은 고딕" w:eastAsia="맑은 고딕"/>
-          <w:sz w:val="21"/>
-        </w:rPr>
-        <w:t>(1) 제조사 / 제조국: Raspberry Pi Ltd / 영국(UK)</w:t>
-      </w:r>
-    </w:p>
-    <w:p>
-      <w:pPr>
-        <w:pStyle w:val="ListBullet2"/>
-      </w:pPr>
-      <w:r>
-        <w:rPr>
-          <w:rFonts w:ascii="맑은 고딕" w:hAnsi="맑은 고딕" w:eastAsia="맑은 고딕"/>
-          <w:sz w:val="21"/>
-        </w:rPr>
-        <w:t xml:space="preserve">(2) 모델명: Raspberry Pi 5 Model B Rev 1.1, 8 GB </w:t>
-      </w:r>
-      <w:r>
-        <w:rPr>
-          <w:rFonts w:ascii="맑은 고딕" w:hAnsi="맑은 고딕" w:eastAsia="맑은 고딕"/>
-          <w:b/>
-          <w:sz w:val="21"/>
-        </w:rPr>
-        <w:t>(1호 실측)</w:t>
-      </w:r>
-    </w:p>
-    <w:p>
-      <w:pPr>
-        <w:pStyle w:val="ListBullet"/>
-      </w:pPr>
-      <w:r>
-        <w:rPr>
-          <w:rFonts w:ascii="맑은 고딕" w:hAnsi="맑은 고딕" w:eastAsia="맑은 고딕"/>
-          <w:sz w:val="21"/>
-        </w:rPr>
-        <w:t>라) RAM</w:t>
-      </w:r>
-    </w:p>
-    <w:p>
-      <w:pPr>
-        <w:pStyle w:val="ListBullet2"/>
-      </w:pPr>
-      <w:r>
-        <w:rPr>
-          <w:rFonts w:ascii="맑은 고딕" w:hAnsi="맑은 고딕" w:eastAsia="맑은 고딕"/>
-          <w:sz w:val="21"/>
-        </w:rPr>
-        <w:t>(1) 제조사 / 제조국: 〔기입〕 (보드 온보드 LPDDR4X)</w:t>
-      </w:r>
-    </w:p>
-    <w:p>
-      <w:pPr>
-        <w:pStyle w:val="ListBullet2"/>
-      </w:pPr>
-      <w:r>
-        <w:rPr>
-          <w:rFonts w:ascii="맑은 고딕" w:hAnsi="맑은 고딕" w:eastAsia="맑은 고딕"/>
-          <w:sz w:val="21"/>
-        </w:rPr>
-        <w:t>(2) 모델명: LPDDR4X</w:t>
-      </w:r>
-    </w:p>
-    <w:p>
-      <w:pPr>
-        <w:pStyle w:val="ListBullet2"/>
-      </w:pPr>
-      <w:r>
-        <w:rPr>
-          <w:rFonts w:ascii="맑은 고딕" w:hAnsi="맑은 고딕" w:eastAsia="맑은 고딕"/>
-          <w:sz w:val="21"/>
-        </w:rPr>
-        <w:t xml:space="preserve">(3) 개수: 온보드 8 GB 1식 </w:t>
-      </w:r>
-      <w:r>
-        <w:rPr>
-          <w:rFonts w:ascii="맑은 고딕" w:hAnsi="맑은 고딕" w:eastAsia="맑은 고딕"/>
-          <w:b/>
-          <w:sz w:val="21"/>
-        </w:rPr>
-        <w:t>(1호 실측 7.9 GiB)</w:t>
-      </w:r>
-    </w:p>
-    <w:p>
-      <w:pPr>
-        <w:pStyle w:val="ListBullet"/>
-      </w:pPr>
-      <w:r>
-        <w:rPr>
-          <w:rFonts w:ascii="맑은 고딕" w:hAnsi="맑은 고딕" w:eastAsia="맑은 고딕"/>
-          <w:sz w:val="21"/>
-        </w:rPr>
-        <w:t>마) GraphicsCard: 해당 없음 (SoC 내장 VideoCore VII)</w:t>
-      </w:r>
-    </w:p>
-    <w:p>
-      <w:pPr>
-        <w:pStyle w:val="ListBullet"/>
-      </w:pPr>
-      <w:r>
-        <w:rPr>
-          <w:rFonts w:ascii="맑은 고딕" w:hAnsi="맑은 고딕" w:eastAsia="맑은 고딕"/>
-          <w:sz w:val="21"/>
-        </w:rPr>
-        <w:t>바) Storage</w:t>
-      </w:r>
-    </w:p>
-    <w:p>
-      <w:pPr>
-        <w:pStyle w:val="ListBullet2"/>
-      </w:pPr>
-      <w:r>
-        <w:rPr>
-          <w:rFonts w:ascii="맑은 고딕" w:hAnsi="맑은 고딕" w:eastAsia="맑은 고딕"/>
-          <w:sz w:val="21"/>
-        </w:rPr>
-        <w:t>(1) 제조사 / 제조국: 〔기입〕</w:t>
-      </w:r>
-    </w:p>
-    <w:p>
-      <w:pPr>
-        <w:pStyle w:val="ListBullet2"/>
-      </w:pPr>
-      <w:r>
-        <w:rPr>
-          <w:rFonts w:ascii="맑은 고딕" w:hAnsi="맑은 고딕" w:eastAsia="맑은 고딕"/>
-          <w:sz w:val="21"/>
-        </w:rPr>
-        <w:t xml:space="preserve">(2) 모델명: microSD 32 GB </w:t>
-      </w:r>
-      <w:r>
-        <w:rPr>
-          <w:rFonts w:ascii="맑은 고딕" w:hAnsi="맑은 고딕" w:eastAsia="맑은 고딕"/>
-          <w:b/>
-          <w:sz w:val="21"/>
-        </w:rPr>
-        <w:t>(1호 실측 29.1 GiB, mmc)</w:t>
-      </w:r>
-      <w:r>
-        <w:rPr>
-          <w:rFonts w:ascii="맑은 고딕" w:hAnsi="맑은 고딕" w:eastAsia="맑은 고딕"/>
-          <w:sz w:val="21"/>
-        </w:rPr>
-        <w:t xml:space="preserve"> 〔시험 기체 카드 제조사·모델 기입〕</w:t>
-      </w:r>
-    </w:p>
-    <w:p>
-      <w:pPr>
-        <w:pStyle w:val="ListBullet"/>
-      </w:pPr>
-      <w:r>
-        <w:rPr>
-          <w:rFonts w:ascii="맑은 고딕" w:hAnsi="맑은 고딕" w:eastAsia="맑은 고딕"/>
-          <w:sz w:val="21"/>
-        </w:rPr>
-        <w:t>사) POWER</w:t>
-      </w:r>
-    </w:p>
-    <w:p>
-      <w:pPr>
-        <w:pStyle w:val="ListBullet2"/>
-      </w:pPr>
-      <w:r>
-        <w:rPr>
-          <w:rFonts w:ascii="맑은 고딕" w:hAnsi="맑은 고딕" w:eastAsia="맑은 고딕"/>
-          <w:sz w:val="21"/>
-        </w:rPr>
-        <w:t>(1) 제조사 / 제조국: 〔기입〕</w:t>
-      </w:r>
-    </w:p>
-    <w:p>
-      <w:pPr>
-        <w:pStyle w:val="ListBullet2"/>
-      </w:pPr>
-      <w:r>
-        <w:rPr>
-          <w:rFonts w:ascii="맑은 고딕" w:hAnsi="맑은 고딕" w:eastAsia="맑은 고딕"/>
-          <w:sz w:val="21"/>
-        </w:rPr>
-        <w:t xml:space="preserve">(2) 모델명: 〔기입 — 예: 공식 27W USB-C PD 어댑터〕 — 입력 전압 </w:t>
-      </w:r>
-      <w:r>
-        <w:rPr>
-          <w:rFonts w:ascii="맑은 고딕" w:hAnsi="맑은 고딕" w:eastAsia="맑은 고딕"/>
-          <w:b/>
-          <w:sz w:val="21"/>
-        </w:rPr>
-        <w:t>(1호 실측 5.10 V, PMIC EXT5V)</w:t>
-      </w:r>
-    </w:p>
-    <w:p>
-      <w:pPr>
-        <w:pStyle w:val="ListBullet"/>
-      </w:pPr>
-      <w:r>
-        <w:rPr>
-          <w:rFonts w:ascii="맑은 고딕" w:hAnsi="맑은 고딕" w:eastAsia="맑은 고딕"/>
-          <w:sz w:val="21"/>
-        </w:rPr>
-        <w:t>아) Database: 로컬 SQLite(제어기 내장, 60일 보관) + 클라우드 PostgreSQL 17 + TimescaleDB(영구 보관·조회·추출)</w:t>
-      </w:r>
-    </w:p>
-    <w:p>
-      <w:pPr>
-        <w:pStyle w:val="ListBullet"/>
-      </w:pPr>
-      <w:r>
-        <w:rPr>
-          <w:rFonts w:ascii="맑은 고딕" w:hAnsi="맑은 고딕" w:eastAsia="맑은 고딕"/>
-          <w:sz w:val="21"/>
-        </w:rPr>
-        <w:t>(관제 클라이언트) 웹(Web) ○ / 모바일 앱(App) Android ○ · iOS ○ (PWA)</w:t>
-      </w:r>
-    </w:p>
-    <w:p>
-      <w:r>
-        <w:rPr>
-          <w:rFonts w:ascii="맑은 고딕" w:hAnsi="맑은 고딕" w:eastAsia="맑은 고딕"/>
-          <w:b/>
-          <w:sz w:val="21"/>
-        </w:rPr>
-        <w:t>2) 기타 (RS-485 인터페이스)</w:t>
-      </w:r>
-    </w:p>
-    <w:p>
-      <w:pPr>
-        <w:pStyle w:val="ListBullet"/>
-      </w:pPr>
-      <w:r>
-        <w:rPr>
-          <w:rFonts w:ascii="맑은 고딕" w:hAnsi="맑은 고딕" w:eastAsia="맑은 고딕"/>
-          <w:sz w:val="21"/>
-        </w:rPr>
-        <w:t xml:space="preserve">가) 제조사 / 제조국: 변환 칩 FTDI(Future Technology Devices International) / 영국 — FT232R, USB ID 0403:6001 </w:t>
-      </w:r>
-      <w:r>
-        <w:rPr>
-          <w:rFonts w:ascii="맑은 고딕" w:hAnsi="맑은 고딕" w:eastAsia="맑은 고딕"/>
-          <w:b/>
-          <w:sz w:val="21"/>
-        </w:rPr>
-        <w:t>(1호 표준 포트 실측)</w:t>
-      </w:r>
-      <w:r>
-        <w:rPr>
-          <w:rFonts w:ascii="맑은 고딕" w:hAnsi="맑은 고딕" w:eastAsia="맑은 고딕"/>
-          <w:sz w:val="21"/>
-        </w:rPr>
-        <w:t xml:space="preserve"> 〔컨버터 완제품 제조사·절연형 여부 기입〕</w:t>
-      </w:r>
-    </w:p>
-    <w:p>
-      <w:pPr>
-        <w:pStyle w:val="ListBullet"/>
-      </w:pPr>
-      <w:r>
-        <w:rPr>
-          <w:rFonts w:ascii="맑은 고딕" w:hAnsi="맑은 고딕" w:eastAsia="맑은 고딕"/>
-          <w:sz w:val="21"/>
-        </w:rPr>
-        <w:t xml:space="preserve">나) 모델명: 〔컨버터 완제품 모델명 기입〕 (칩 FT232R). 자체 장치 포트는 CH340(1a86:7523) 별도. 표준 노드 전용 포트 </w:t>
+        <w:t xml:space="preserve">&gt; 표준 노드 포트는 </w:t>
       </w:r>
       <w:r>
         <w:rPr>
@@ -600,7 +1338,7 @@
           <w:rFonts w:ascii="맑은 고딕" w:hAnsi="맑은 고딕" w:eastAsia="맑은 고딕"/>
           <w:sz w:val="21"/>
         </w:rPr>
-        <w:t xml:space="preserve"> (9600 8N1). 자체 장치용 포트 </w:t>
+        <w:t xml:space="preserve">(9600 8N1), 자체 장치 포트는 </w:t>
       </w:r>
       <w:r>
         <w:rPr>
@@ -615,7 +1353,21 @@
           <w:rFonts w:ascii="맑은 고딕" w:hAnsi="맑은 고딕" w:eastAsia="맑은 고딕"/>
           <w:sz w:val="21"/>
         </w:rPr>
-        <w:t xml:space="preserve"> 별도.</w:t>
+        <w:t>로 고정한다.</w:t>
+      </w:r>
+    </w:p>
+    <w:p>
+      <w:pPr>
+        <w:pStyle w:val="Heading1"/>
+      </w:pPr>
+      <w:r>
+        <w:rPr>
+          <w:rFonts w:ascii="맑은 고딕" w:hAnsi="맑은 고딕" w:eastAsia="맑은 고딕"/>
+          <w:b/>
+          <w:color w:val="1F3A5F"/>
+          <w:sz w:val="28"/>
+        </w:rPr>
+        <w:t>5. 기체의 관제 방식</w:t>
       </w:r>
     </w:p>
     <w:p>
@@ -629,49 +1381,254 @@
           <w:color w:val="2E4A6E"/>
           <w:sz w:val="24"/>
         </w:rPr>
-        <w:t>마. 기체의 관제 방식</w:t>
+        <w:t>가. 관제(모니터링 및 제어) 지원 여부</w:t>
       </w:r>
     </w:p>
+    <w:tbl>
+      <w:tblPr>
+        <w:tblStyle w:val="TableGrid"/>
+        <w:tblW w:type="auto" w:w="0"/>
+        <w:jc w:val="center"/>
+        <w:tblLook w:firstColumn="1" w:firstRow="1" w:lastColumn="0" w:lastRow="0" w:noHBand="0" w:noVBand="1" w:val="04A0"/>
+      </w:tblPr>
+      <w:tblGrid>
+        <w:gridCol w:w="1624"/>
+        <w:gridCol w:w="1624"/>
+        <w:gridCol w:w="1624"/>
+        <w:gridCol w:w="1624"/>
+        <w:gridCol w:w="1624"/>
+        <w:gridCol w:w="1624"/>
+      </w:tblGrid>
+      <w:tr>
+        <w:tc>
+          <w:tcPr>
+            <w:tcW w:type="dxa" w:w="1624"/>
+            <w:shd w:val="clear" w:color="auto" w:fill="E8EEF7"/>
+          </w:tcPr>
+          <w:p>
+            <w:r>
+              <w:rPr>
+                <w:b/>
+              </w:rPr>
+            </w:r>
+            <w:r>
+              <w:rPr>
+                <w:rFonts w:ascii="맑은 고딕" w:hAnsi="맑은 고딕" w:eastAsia="맑은 고딕"/>
+                <w:sz w:val="19"/>
+              </w:rPr>
+              <w:t>본체(컨트롤박스) 모니터</w:t>
+            </w:r>
+          </w:p>
+        </w:tc>
+        <w:tc>
+          <w:tcPr>
+            <w:tcW w:type="dxa" w:w="1624"/>
+            <w:shd w:val="clear" w:color="auto" w:fill="E8EEF7"/>
+          </w:tcPr>
+          <w:p>
+            <w:r>
+              <w:rPr>
+                <w:b/>
+              </w:rPr>
+            </w:r>
+            <w:r>
+              <w:rPr>
+                <w:rFonts w:ascii="맑은 고딕" w:hAnsi="맑은 고딕" w:eastAsia="맑은 고딕"/>
+                <w:sz w:val="19"/>
+              </w:rPr>
+              <w:t>본체 패널</w:t>
+            </w:r>
+          </w:p>
+        </w:tc>
+        <w:tc>
+          <w:tcPr>
+            <w:tcW w:type="dxa" w:w="1624"/>
+            <w:shd w:val="clear" w:color="auto" w:fill="E8EEF7"/>
+          </w:tcPr>
+          <w:p>
+            <w:r>
+              <w:rPr>
+                <w:b/>
+              </w:rPr>
+            </w:r>
+            <w:r>
+              <w:rPr>
+                <w:rFonts w:ascii="맑은 고딕" w:hAnsi="맑은 고딕" w:eastAsia="맑은 고딕"/>
+                <w:sz w:val="19"/>
+              </w:rPr>
+              <w:t>본체 기타</w:t>
+            </w:r>
+          </w:p>
+        </w:tc>
+        <w:tc>
+          <w:tcPr>
+            <w:tcW w:type="dxa" w:w="1624"/>
+            <w:shd w:val="clear" w:color="auto" w:fill="E8EEF7"/>
+          </w:tcPr>
+          <w:p>
+            <w:r>
+              <w:rPr>
+                <w:b/>
+              </w:rPr>
+            </w:r>
+            <w:r>
+              <w:rPr>
+                <w:rFonts w:ascii="맑은 고딕" w:hAnsi="맑은 고딕" w:eastAsia="맑은 고딕"/>
+                <w:sz w:val="19"/>
+              </w:rPr>
+              <w:t>웹(Web)</w:t>
+            </w:r>
+          </w:p>
+        </w:tc>
+        <w:tc>
+          <w:tcPr>
+            <w:tcW w:type="dxa" w:w="1624"/>
+            <w:shd w:val="clear" w:color="auto" w:fill="E8EEF7"/>
+          </w:tcPr>
+          <w:p>
+            <w:r>
+              <w:rPr>
+                <w:b/>
+              </w:rPr>
+            </w:r>
+            <w:r>
+              <w:rPr>
+                <w:rFonts w:ascii="맑은 고딕" w:hAnsi="맑은 고딕" w:eastAsia="맑은 고딕"/>
+                <w:sz w:val="19"/>
+              </w:rPr>
+              <w:t>모바일 Android</w:t>
+            </w:r>
+          </w:p>
+        </w:tc>
+        <w:tc>
+          <w:tcPr>
+            <w:tcW w:type="dxa" w:w="1624"/>
+            <w:shd w:val="clear" w:color="auto" w:fill="E8EEF7"/>
+          </w:tcPr>
+          <w:p>
+            <w:r>
+              <w:rPr>
+                <w:b/>
+              </w:rPr>
+            </w:r>
+            <w:r>
+              <w:rPr>
+                <w:rFonts w:ascii="맑은 고딕" w:hAnsi="맑은 고딕" w:eastAsia="맑은 고딕"/>
+                <w:sz w:val="19"/>
+              </w:rPr>
+              <w:t>모바일 iOS</w:t>
+            </w:r>
+          </w:p>
+        </w:tc>
+      </w:tr>
+      <w:tr>
+        <w:tc>
+          <w:tcPr>
+            <w:tcW w:type="dxa" w:w="1624"/>
+          </w:tcPr>
+          <w:p>
+            <w:r/>
+            <w:r>
+              <w:rPr>
+                <w:rFonts w:ascii="맑은 고딕" w:hAnsi="맑은 고딕" w:eastAsia="맑은 고딕"/>
+                <w:sz w:val="19"/>
+              </w:rPr>
+              <w:t>〔○/공란〕</w:t>
+            </w:r>
+          </w:p>
+        </w:tc>
+        <w:tc>
+          <w:tcPr>
+            <w:tcW w:type="dxa" w:w="1624"/>
+          </w:tcPr>
+          <w:p>
+            <w:r/>
+            <w:r>
+              <w:rPr>
+                <w:rFonts w:ascii="맑은 고딕" w:hAnsi="맑은 고딕" w:eastAsia="맑은 고딕"/>
+                <w:b/>
+                <w:sz w:val="19"/>
+              </w:rPr>
+              <w:t>○</w:t>
+            </w:r>
+          </w:p>
+        </w:tc>
+        <w:tc>
+          <w:tcPr>
+            <w:tcW w:type="dxa" w:w="1624"/>
+          </w:tcPr>
+          <w:p>
+            <w:r/>
+            <w:r>
+              <w:rPr>
+                <w:rFonts w:ascii="맑은 고딕" w:hAnsi="맑은 고딕" w:eastAsia="맑은 고딕"/>
+                <w:sz w:val="19"/>
+              </w:rPr>
+              <w:t>공란</w:t>
+            </w:r>
+          </w:p>
+        </w:tc>
+        <w:tc>
+          <w:tcPr>
+            <w:tcW w:type="dxa" w:w="1624"/>
+          </w:tcPr>
+          <w:p>
+            <w:r/>
+            <w:r>
+              <w:rPr>
+                <w:rFonts w:ascii="맑은 고딕" w:hAnsi="맑은 고딕" w:eastAsia="맑은 고딕"/>
+                <w:b/>
+                <w:sz w:val="19"/>
+              </w:rPr>
+              <w:t>○</w:t>
+            </w:r>
+          </w:p>
+        </w:tc>
+        <w:tc>
+          <w:tcPr>
+            <w:tcW w:type="dxa" w:w="1624"/>
+          </w:tcPr>
+          <w:p>
+            <w:r/>
+            <w:r>
+              <w:rPr>
+                <w:rFonts w:ascii="맑은 고딕" w:hAnsi="맑은 고딕" w:eastAsia="맑은 고딕"/>
+                <w:b/>
+                <w:sz w:val="19"/>
+              </w:rPr>
+              <w:t>○</w:t>
+            </w:r>
+          </w:p>
+        </w:tc>
+        <w:tc>
+          <w:tcPr>
+            <w:tcW w:type="dxa" w:w="1624"/>
+          </w:tcPr>
+          <w:p>
+            <w:r/>
+            <w:r>
+              <w:rPr>
+                <w:rFonts w:ascii="맑은 고딕" w:hAnsi="맑은 고딕" w:eastAsia="맑은 고딕"/>
+                <w:b/>
+                <w:sz w:val="19"/>
+              </w:rPr>
+              <w:t>○</w:t>
+            </w:r>
+          </w:p>
+        </w:tc>
+      </w:tr>
+    </w:tbl>
+    <w:p/>
     <w:p>
-      <w:r>
-        <w:rPr>
-          <w:rFonts w:ascii="맑은 고딕" w:hAnsi="맑은 고딕" w:eastAsia="맑은 고딕"/>
-          <w:b/>
-          <w:sz w:val="21"/>
-        </w:rPr>
-        <w:t>1) 관제(모니터링 및 제어) 지원 여부</w:t>
-      </w:r>
+      <w:pPr>
+        <w:pStyle w:val="ListBullet"/>
+      </w:pPr>
       <w:r>
         <w:rPr>
           <w:rFonts w:ascii="맑은 고딕" w:hAnsi="맑은 고딕" w:eastAsia="맑은 고딕"/>
           <w:sz w:val="21"/>
         </w:rPr>
-        <w:t>: 본체(컨트롤박스) ○ · 모니터 패널(현장 키오스크) ○ · 기타(웹/모바일 PWA) ○</w:t>
-      </w:r>
-    </w:p>
-    <w:p>
-      <w:r>
-        <w:rPr>
-          <w:rFonts w:ascii="맑은 고딕" w:hAnsi="맑은 고딕" w:eastAsia="맑은 고딕"/>
-          <w:b/>
-          <w:sz w:val="21"/>
-        </w:rPr>
-        <w:t>2) 통합제어기 관제 방식</w:t>
-      </w:r>
-      <w:r>
-        <w:rPr>
-          <w:rFonts w:ascii="맑은 고딕" w:hAnsi="맑은 고딕" w:eastAsia="맑은 고딕"/>
-          <w:sz w:val="21"/>
-        </w:rPr>
-        <w:t xml:space="preserve">: ☑ </w:t>
-      </w:r>
-      <w:r>
-        <w:rPr>
-          <w:rFonts w:ascii="맑은 고딕" w:hAnsi="맑은 고딕" w:eastAsia="맑은 고딕"/>
-          <w:b/>
-          <w:sz w:val="21"/>
-        </w:rPr>
-        <w:t>복합형</w:t>
+        <w:t>본체 패널: 7인치 터치패널 키오스크(제어기 자체 화면, 인터넷 없이 동작)</w:t>
       </w:r>
     </w:p>
     <w:p>
@@ -683,7 +1640,22 @@
           <w:rFonts w:ascii="맑은 고딕" w:hAnsi="맑은 고딕" w:eastAsia="맑은 고딕"/>
           <w:sz w:val="21"/>
         </w:rPr>
-        <w:t>노드(센서&amp;구동기) ↔ (RS-485 Modbus RTU) ↔ 통합제어기(로컬) ↔ (HTTPS/MQTT) ↔ 클라우드(로컬서버 겸용)</w:t>
+        <w:t xml:space="preserve">웹: </w:t>
+      </w:r>
+      <w:r>
+        <w:rPr>
+          <w:rFonts w:ascii="Consolas" w:hAnsi="Consolas" w:eastAsia="Consolas"/>
+          <w:color w:val="1F3A5F"/>
+          <w:sz w:val="20"/>
+        </w:rPr>
+        <w:t>smartgreen.kr</w:t>
+      </w:r>
+      <w:r>
+        <w:rPr>
+          <w:rFonts w:ascii="맑은 고딕" w:hAnsi="맑은 고딕" w:eastAsia="맑은 고딕"/>
+          <w:sz w:val="21"/>
+        </w:rPr>
+        <w:t xml:space="preserve"> (PC·태블릿 브라우저)</w:t>
       </w:r>
     </w:p>
     <w:p>
@@ -695,7 +1667,40 @@
           <w:rFonts w:ascii="맑은 고딕" w:hAnsi="맑은 고딕" w:eastAsia="맑은 고딕"/>
           <w:sz w:val="21"/>
         </w:rPr>
-        <w:t>로컬서버(제어기 자체 REST) 로 인터넷 단절 시에도 현장 관제(팜로컬) 지속, 정상 시 클라우드 동기화.</w:t>
+        <w:t>모바일: PWA — Android·iOS 모두 홈 화면 설치로 앱처럼 사용</w:t>
+      </w:r>
+    </w:p>
+    <w:p>
+      <w:r>
+        <w:rPr>
+          <w:rFonts w:ascii="맑은 고딕" w:hAnsi="맑은 고딕" w:eastAsia="맑은 고딕"/>
+          <w:sz w:val="21"/>
+        </w:rPr>
+        <w:t xml:space="preserve">&gt; ⚠ </w:t>
+      </w:r>
+      <w:r>
+        <w:rPr>
+          <w:rFonts w:ascii="맑은 고딕" w:hAnsi="맑은 고딕" w:eastAsia="맑은 고딕"/>
+          <w:b/>
+          <w:sz w:val="21"/>
+        </w:rPr>
+        <w:t>관제 방식 개수 = 연결 해제·재연결 시험 반복 횟수</w:t>
+      </w:r>
+      <w:r>
+        <w:rPr>
+          <w:rFonts w:ascii="맑은 고딕" w:hAnsi="맑은 고딕" w:eastAsia="맑은 고딕"/>
+          <w:sz w:val="21"/>
+        </w:rPr>
+        <w:t>(문의 3번). 4개를 신고하면 4회 반복일 수 있다.</w:t>
+      </w:r>
+    </w:p>
+    <w:p>
+      <w:r>
+        <w:rPr>
+          <w:rFonts w:ascii="맑은 고딕" w:hAnsi="맑은 고딕" w:eastAsia="맑은 고딕"/>
+          <w:sz w:val="21"/>
+        </w:rPr>
+        <w:t>&gt; Android·iOS는 같은 PWA라 하나로 신고 가능한지 기관 확인이 필요하다. 답에 따라 이 표를 줄인다.</w:t>
       </w:r>
     </w:p>
     <w:p>
@@ -709,7 +1714,7 @@
           <w:color w:val="2E4A6E"/>
           <w:sz w:val="24"/>
         </w:rPr>
-        <w:t>사. 연동 장비</w:t>
+        <w:t>나. 통합제어기 관제 방식</w:t>
       </w:r>
     </w:p>
     <w:p>
@@ -719,22 +1724,1954 @@
           <w:b/>
           <w:sz w:val="21"/>
         </w:rPr>
-        <w:t>1) 센서</w:t>
+        <w:t>☑ 복합형</w:t>
       </w:r>
       <w:r>
         <w:rPr>
           <w:rFonts w:ascii="맑은 고딕" w:hAnsi="맑은 고딕" w:eastAsia="맑은 고딕"/>
           <w:sz w:val="21"/>
         </w:rPr>
-        <w:t xml:space="preserve"> — 연동 KS X 3267 </w:t>
+        <w:t xml:space="preserve"> — 노드(센서&amp;구동기) ↔ 로컬서버 ↔ 클라우드</w:t>
       </w:r>
+    </w:p>
+    <w:tbl>
+      <w:tblPr>
+        <w:tblStyle w:val="TableGrid"/>
+        <w:tblW w:type="auto" w:w="0"/>
+        <w:jc w:val="center"/>
+        <w:tblLook w:firstColumn="1" w:firstRow="1" w:lastColumn="0" w:lastRow="0" w:noHBand="0" w:noVBand="1" w:val="04A0"/>
+      </w:tblPr>
+      <w:tblGrid>
+        <w:gridCol w:w="4873"/>
+        <w:gridCol w:w="4873"/>
+      </w:tblGrid>
+      <w:tr>
+        <w:tc>
+          <w:tcPr>
+            <w:tcW w:type="dxa" w:w="4873"/>
+            <w:shd w:val="clear" w:color="auto" w:fill="E8EEF7"/>
+          </w:tcPr>
+          <w:p>
+            <w:r>
+              <w:rPr>
+                <w:b/>
+              </w:rPr>
+            </w:r>
+            <w:r>
+              <w:rPr>
+                <w:rFonts w:ascii="맑은 고딕" w:hAnsi="맑은 고딕" w:eastAsia="맑은 고딕"/>
+                <w:sz w:val="19"/>
+              </w:rPr>
+              <w:t>구간</w:t>
+            </w:r>
+          </w:p>
+        </w:tc>
+        <w:tc>
+          <w:tcPr>
+            <w:tcW w:type="dxa" w:w="4873"/>
+            <w:shd w:val="clear" w:color="auto" w:fill="E8EEF7"/>
+          </w:tcPr>
+          <w:p>
+            <w:r>
+              <w:rPr>
+                <w:b/>
+              </w:rPr>
+            </w:r>
+            <w:r>
+              <w:rPr>
+                <w:rFonts w:ascii="맑은 고딕" w:hAnsi="맑은 고딕" w:eastAsia="맑은 고딕"/>
+                <w:sz w:val="19"/>
+              </w:rPr>
+              <w:t>통신방식</w:t>
+            </w:r>
+          </w:p>
+        </w:tc>
+      </w:tr>
+      <w:tr>
+        <w:tc>
+          <w:tcPr>
+            <w:tcW w:type="dxa" w:w="4873"/>
+          </w:tcPr>
+          <w:p>
+            <w:r/>
+            <w:r>
+              <w:rPr>
+                <w:rFonts w:ascii="맑은 고딕" w:hAnsi="맑은 고딕" w:eastAsia="맑은 고딕"/>
+                <w:sz w:val="19"/>
+              </w:rPr>
+              <w:t>노드 ↔ 로컬서버(제어기 본체)</w:t>
+            </w:r>
+          </w:p>
+        </w:tc>
+        <w:tc>
+          <w:tcPr>
+            <w:tcW w:type="dxa" w:w="4873"/>
+          </w:tcPr>
+          <w:p>
+            <w:r/>
+            <w:r>
+              <w:rPr>
+                <w:rFonts w:ascii="맑은 고딕" w:hAnsi="맑은 고딕" w:eastAsia="맑은 고딕"/>
+                <w:b/>
+                <w:sz w:val="19"/>
+              </w:rPr>
+              <w:t>RS-485 Modbus RTU</w:t>
+            </w:r>
+            <w:r>
+              <w:rPr>
+                <w:rFonts w:ascii="맑은 고딕" w:hAnsi="맑은 고딕" w:eastAsia="맑은 고딕"/>
+                <w:sz w:val="19"/>
+              </w:rPr>
+              <w:t xml:space="preserve"> (9600 8N1, KS X 3267 디폴트맵)</w:t>
+            </w:r>
+          </w:p>
+        </w:tc>
+      </w:tr>
+      <w:tr>
+        <w:tc>
+          <w:tcPr>
+            <w:tcW w:type="dxa" w:w="4873"/>
+          </w:tcPr>
+          <w:p>
+            <w:r/>
+            <w:r>
+              <w:rPr>
+                <w:rFonts w:ascii="맑은 고딕" w:hAnsi="맑은 고딕" w:eastAsia="맑은 고딕"/>
+                <w:sz w:val="19"/>
+              </w:rPr>
+              <w:t>로컬서버 ↔ 클라우드</w:t>
+            </w:r>
+          </w:p>
+        </w:tc>
+        <w:tc>
+          <w:tcPr>
+            <w:tcW w:type="dxa" w:w="4873"/>
+          </w:tcPr>
+          <w:p>
+            <w:r/>
+            <w:r>
+              <w:rPr>
+                <w:rFonts w:ascii="맑은 고딕" w:hAnsi="맑은 고딕" w:eastAsia="맑은 고딕"/>
+                <w:b/>
+                <w:sz w:val="19"/>
+              </w:rPr>
+              <w:t>인터넷</w:t>
+            </w:r>
+            <w:r>
+              <w:rPr>
+                <w:rFonts w:ascii="맑은 고딕" w:hAnsi="맑은 고딕" w:eastAsia="맑은 고딕"/>
+                <w:sz w:val="19"/>
+              </w:rPr>
+              <w:t xml:space="preserve"> — HTTPS(REST) + MQTT over TLS</w:t>
+            </w:r>
+          </w:p>
+        </w:tc>
+      </w:tr>
+    </w:tbl>
+    <w:p/>
+    <w:p>
+      <w:pPr>
+        <w:pStyle w:val="ListBullet"/>
+      </w:pPr>
       <w:r>
         <w:rPr>
-          <w:rFonts w:ascii="Consolas" w:hAnsi="Consolas" w:eastAsia="Consolas"/>
+          <w:rFonts w:ascii="맑은 고딕" w:hAnsi="맑은 고딕" w:eastAsia="맑은 고딕"/>
+          <w:sz w:val="21"/>
+        </w:rPr>
+        <w:t>제어기 본체가 로컬서버를 겸한다. 인터넷이 끊겨도 본체 패널에서 조회·제어가 이어진다(로컬 SQLite·로컬 REST).</w:t>
+      </w:r>
+    </w:p>
+    <w:p>
+      <w:pPr>
+        <w:pStyle w:val="Heading1"/>
+      </w:pPr>
+      <w:r>
+        <w:rPr>
+          <w:rFonts w:ascii="맑은 고딕" w:hAnsi="맑은 고딕" w:eastAsia="맑은 고딕"/>
+          <w:b/>
           <w:color w:val="1F3A5F"/>
-          <w:sz w:val="20"/>
+          <w:sz w:val="28"/>
         </w:rPr>
-        <w:t>○</w:t>
+        <w:t>6. 연동 장비</w:t>
+      </w:r>
+    </w:p>
+    <w:p>
+      <w:pPr>
+        <w:pStyle w:val="Heading2"/>
+      </w:pPr>
+      <w:r>
+        <w:rPr>
+          <w:rFonts w:ascii="맑은 고딕" w:hAnsi="맑은 고딕" w:eastAsia="맑은 고딕"/>
+          <w:b/>
+          <w:color w:val="2E4A6E"/>
+          <w:sz w:val="24"/>
+        </w:rPr>
+        <w:t>가. 센서</w:t>
+      </w:r>
+    </w:p>
+    <w:tbl>
+      <w:tblPr>
+        <w:tblStyle w:val="TableGrid"/>
+        <w:tblW w:type="auto" w:w="0"/>
+        <w:jc w:val="center"/>
+        <w:tblLook w:firstColumn="1" w:firstRow="1" w:lastColumn="0" w:lastRow="0" w:noHBand="0" w:noVBand="1" w:val="04A0"/>
+      </w:tblPr>
+      <w:tblGrid>
+        <w:gridCol w:w="1949"/>
+        <w:gridCol w:w="1949"/>
+        <w:gridCol w:w="1949"/>
+        <w:gridCol w:w="1949"/>
+        <w:gridCol w:w="1949"/>
+      </w:tblGrid>
+      <w:tr>
+        <w:tc>
+          <w:tcPr>
+            <w:tcW w:type="dxa" w:w="1949"/>
+            <w:shd w:val="clear" w:color="auto" w:fill="E8EEF7"/>
+          </w:tcPr>
+          <w:p>
+            <w:r>
+              <w:rPr>
+                <w:b/>
+              </w:rPr>
+            </w:r>
+            <w:r>
+              <w:rPr>
+                <w:rFonts w:ascii="맑은 고딕" w:hAnsi="맑은 고딕" w:eastAsia="맑은 고딕"/>
+                <w:sz w:val="19"/>
+              </w:rPr>
+              <w:t>센서</w:t>
+            </w:r>
+          </w:p>
+        </w:tc>
+        <w:tc>
+          <w:tcPr>
+            <w:tcW w:type="dxa" w:w="1949"/>
+            <w:shd w:val="clear" w:color="auto" w:fill="E8EEF7"/>
+          </w:tcPr>
+          <w:p>
+            <w:r>
+              <w:rPr>
+                <w:b/>
+              </w:rPr>
+            </w:r>
+            <w:r>
+              <w:rPr>
+                <w:rFonts w:ascii="맑은 고딕" w:hAnsi="맑은 고딕" w:eastAsia="맑은 고딕"/>
+                <w:sz w:val="19"/>
+              </w:rPr>
+              <w:t>연동 여부</w:t>
+            </w:r>
+          </w:p>
+        </w:tc>
+        <w:tc>
+          <w:tcPr>
+            <w:tcW w:type="dxa" w:w="1949"/>
+            <w:shd w:val="clear" w:color="auto" w:fill="E8EEF7"/>
+          </w:tcPr>
+          <w:p>
+            <w:r>
+              <w:rPr>
+                <w:b/>
+              </w:rPr>
+            </w:r>
+            <w:r>
+              <w:rPr>
+                <w:rFonts w:ascii="맑은 고딕" w:hAnsi="맑은 고딕" w:eastAsia="맑은 고딕"/>
+                <w:sz w:val="19"/>
+              </w:rPr>
+              <w:t>KS X 3267:2022</w:t>
+            </w:r>
+          </w:p>
+        </w:tc>
+        <w:tc>
+          <w:tcPr>
+            <w:tcW w:type="dxa" w:w="1949"/>
+            <w:shd w:val="clear" w:color="auto" w:fill="E8EEF7"/>
+          </w:tcPr>
+          <w:p>
+            <w:r>
+              <w:rPr>
+                <w:b/>
+              </w:rPr>
+            </w:r>
+            <w:r>
+              <w:rPr>
+                <w:rFonts w:ascii="맑은 고딕" w:hAnsi="맑은 고딕" w:eastAsia="맑은 고딕"/>
+                <w:sz w:val="19"/>
+              </w:rPr>
+              <w:t>KS B 7958:2024</w:t>
+            </w:r>
+          </w:p>
+        </w:tc>
+        <w:tc>
+          <w:tcPr>
+            <w:tcW w:type="dxa" w:w="1949"/>
+            <w:shd w:val="clear" w:color="auto" w:fill="E8EEF7"/>
+          </w:tcPr>
+          <w:p>
+            <w:r>
+              <w:rPr>
+                <w:b/>
+              </w:rPr>
+            </w:r>
+            <w:r>
+              <w:rPr>
+                <w:rFonts w:ascii="맑은 고딕" w:hAnsi="맑은 고딕" w:eastAsia="맑은 고딕"/>
+                <w:sz w:val="19"/>
+              </w:rPr>
+              <w:t>KS X 3288:2022</w:t>
+            </w:r>
+          </w:p>
+        </w:tc>
+      </w:tr>
+      <w:tr>
+        <w:tc>
+          <w:tcPr>
+            <w:tcW w:type="dxa" w:w="1949"/>
+          </w:tcPr>
+          <w:p>
+            <w:r/>
+            <w:r>
+              <w:rPr>
+                <w:rFonts w:ascii="맑은 고딕" w:hAnsi="맑은 고딕" w:eastAsia="맑은 고딕"/>
+                <w:sz w:val="19"/>
+              </w:rPr>
+              <w:t>온도 temperature</w:t>
+            </w:r>
+          </w:p>
+        </w:tc>
+        <w:tc>
+          <w:tcPr>
+            <w:tcW w:type="dxa" w:w="1949"/>
+          </w:tcPr>
+          <w:p>
+            <w:r/>
+            <w:r>
+              <w:rPr>
+                <w:rFonts w:ascii="맑은 고딕" w:hAnsi="맑은 고딕" w:eastAsia="맑은 고딕"/>
+                <w:b/>
+                <w:sz w:val="19"/>
+              </w:rPr>
+              <w:t>○</w:t>
+            </w:r>
+          </w:p>
+        </w:tc>
+        <w:tc>
+          <w:tcPr>
+            <w:tcW w:type="dxa" w:w="1949"/>
+          </w:tcPr>
+          <w:p>
+            <w:r/>
+            <w:r>
+              <w:rPr>
+                <w:rFonts w:ascii="맑은 고딕" w:hAnsi="맑은 고딕" w:eastAsia="맑은 고딕"/>
+                <w:b/>
+                <w:sz w:val="19"/>
+              </w:rPr>
+              <w:t>○</w:t>
+            </w:r>
+          </w:p>
+        </w:tc>
+        <w:tc>
+          <w:tcPr>
+            <w:tcW w:type="dxa" w:w="1949"/>
+          </w:tcPr>
+          <w:p>
+            <w:r/>
+            <w:r>
+              <w:rPr>
+                <w:rFonts w:ascii="맑은 고딕" w:hAnsi="맑은 고딕" w:eastAsia="맑은 고딕"/>
+                <w:sz w:val="19"/>
+              </w:rPr>
+              <w:t>×</w:t>
+            </w:r>
+          </w:p>
+        </w:tc>
+        <w:tc>
+          <w:tcPr>
+            <w:tcW w:type="dxa" w:w="1949"/>
+          </w:tcPr>
+          <w:p>
+            <w:r/>
+            <w:r>
+              <w:rPr>
+                <w:rFonts w:ascii="맑은 고딕" w:hAnsi="맑은 고딕" w:eastAsia="맑은 고딕"/>
+                <w:sz w:val="19"/>
+              </w:rPr>
+              <w:t>—</w:t>
+            </w:r>
+          </w:p>
+        </w:tc>
+      </w:tr>
+      <w:tr>
+        <w:tc>
+          <w:tcPr>
+            <w:tcW w:type="dxa" w:w="1949"/>
+          </w:tcPr>
+          <w:p>
+            <w:r/>
+            <w:r>
+              <w:rPr>
+                <w:rFonts w:ascii="맑은 고딕" w:hAnsi="맑은 고딕" w:eastAsia="맑은 고딕"/>
+                <w:sz w:val="19"/>
+              </w:rPr>
+              <w:t>습도 humidity</w:t>
+            </w:r>
+          </w:p>
+        </w:tc>
+        <w:tc>
+          <w:tcPr>
+            <w:tcW w:type="dxa" w:w="1949"/>
+          </w:tcPr>
+          <w:p>
+            <w:r/>
+            <w:r>
+              <w:rPr>
+                <w:rFonts w:ascii="맑은 고딕" w:hAnsi="맑은 고딕" w:eastAsia="맑은 고딕"/>
+                <w:b/>
+                <w:sz w:val="19"/>
+              </w:rPr>
+              <w:t>○</w:t>
+            </w:r>
+          </w:p>
+        </w:tc>
+        <w:tc>
+          <w:tcPr>
+            <w:tcW w:type="dxa" w:w="1949"/>
+          </w:tcPr>
+          <w:p>
+            <w:r/>
+            <w:r>
+              <w:rPr>
+                <w:rFonts w:ascii="맑은 고딕" w:hAnsi="맑은 고딕" w:eastAsia="맑은 고딕"/>
+                <w:b/>
+                <w:sz w:val="19"/>
+              </w:rPr>
+              <w:t>○</w:t>
+            </w:r>
+          </w:p>
+        </w:tc>
+        <w:tc>
+          <w:tcPr>
+            <w:tcW w:type="dxa" w:w="1949"/>
+          </w:tcPr>
+          <w:p>
+            <w:r/>
+            <w:r>
+              <w:rPr>
+                <w:rFonts w:ascii="맑은 고딕" w:hAnsi="맑은 고딕" w:eastAsia="맑은 고딕"/>
+                <w:sz w:val="19"/>
+              </w:rPr>
+              <w:t>×</w:t>
+            </w:r>
+          </w:p>
+        </w:tc>
+        <w:tc>
+          <w:tcPr>
+            <w:tcW w:type="dxa" w:w="1949"/>
+          </w:tcPr>
+          <w:p>
+            <w:r/>
+            <w:r>
+              <w:rPr>
+                <w:rFonts w:ascii="맑은 고딕" w:hAnsi="맑은 고딕" w:eastAsia="맑은 고딕"/>
+                <w:sz w:val="19"/>
+              </w:rPr>
+              <w:t>—</w:t>
+            </w:r>
+          </w:p>
+        </w:tc>
+      </w:tr>
+      <w:tr>
+        <w:tc>
+          <w:tcPr>
+            <w:tcW w:type="dxa" w:w="1949"/>
+          </w:tcPr>
+          <w:p>
+            <w:r/>
+            <w:r>
+              <w:rPr>
+                <w:rFonts w:ascii="맑은 고딕" w:hAnsi="맑은 고딕" w:eastAsia="맑은 고딕"/>
+                <w:sz w:val="19"/>
+              </w:rPr>
+              <w:t>CO₂</w:t>
+            </w:r>
+          </w:p>
+        </w:tc>
+        <w:tc>
+          <w:tcPr>
+            <w:tcW w:type="dxa" w:w="1949"/>
+          </w:tcPr>
+          <w:p>
+            <w:r/>
+            <w:r>
+              <w:rPr>
+                <w:rFonts w:ascii="맑은 고딕" w:hAnsi="맑은 고딕" w:eastAsia="맑은 고딕"/>
+                <w:b/>
+                <w:sz w:val="19"/>
+              </w:rPr>
+              <w:t>○</w:t>
+            </w:r>
+            <w:r>
+              <w:rPr>
+                <w:rFonts w:ascii="맑은 고딕" w:hAnsi="맑은 고딕" w:eastAsia="맑은 고딕"/>
+                <w:sz w:val="19"/>
+              </w:rPr>
+              <w:t xml:space="preserve"> ⚠</w:t>
+            </w:r>
+          </w:p>
+        </w:tc>
+        <w:tc>
+          <w:tcPr>
+            <w:tcW w:type="dxa" w:w="1949"/>
+          </w:tcPr>
+          <w:p>
+            <w:r/>
+            <w:r>
+              <w:rPr>
+                <w:rFonts w:ascii="맑은 고딕" w:hAnsi="맑은 고딕" w:eastAsia="맑은 고딕"/>
+                <w:b/>
+                <w:sz w:val="19"/>
+              </w:rPr>
+              <w:t>○</w:t>
+            </w:r>
+            <w:r>
+              <w:rPr>
+                <w:rFonts w:ascii="맑은 고딕" w:hAnsi="맑은 고딕" w:eastAsia="맑은 고딕"/>
+                <w:sz w:val="19"/>
+              </w:rPr>
+              <w:t xml:space="preserve"> ⚠</w:t>
+            </w:r>
+          </w:p>
+        </w:tc>
+        <w:tc>
+          <w:tcPr>
+            <w:tcW w:type="dxa" w:w="1949"/>
+          </w:tcPr>
+          <w:p>
+            <w:r/>
+            <w:r>
+              <w:rPr>
+                <w:rFonts w:ascii="맑은 고딕" w:hAnsi="맑은 고딕" w:eastAsia="맑은 고딕"/>
+                <w:sz w:val="19"/>
+              </w:rPr>
+              <w:t>×</w:t>
+            </w:r>
+          </w:p>
+        </w:tc>
+        <w:tc>
+          <w:tcPr>
+            <w:tcW w:type="dxa" w:w="1949"/>
+          </w:tcPr>
+          <w:p>
+            <w:r/>
+            <w:r>
+              <w:rPr>
+                <w:rFonts w:ascii="맑은 고딕" w:hAnsi="맑은 고딕" w:eastAsia="맑은 고딕"/>
+                <w:sz w:val="19"/>
+              </w:rPr>
+              <w:t>—</w:t>
+            </w:r>
+          </w:p>
+        </w:tc>
+      </w:tr>
+      <w:tr>
+        <w:tc>
+          <w:tcPr>
+            <w:tcW w:type="dxa" w:w="1949"/>
+          </w:tcPr>
+          <w:p>
+            <w:r/>
+            <w:r>
+              <w:rPr>
+                <w:rFonts w:ascii="맑은 고딕" w:hAnsi="맑은 고딕" w:eastAsia="맑은 고딕"/>
+                <w:sz w:val="19"/>
+              </w:rPr>
+              <w:t>일사 pyranometer</w:t>
+            </w:r>
+          </w:p>
+        </w:tc>
+        <w:tc>
+          <w:tcPr>
+            <w:tcW w:type="dxa" w:w="1949"/>
+          </w:tcPr>
+          <w:p>
+            <w:r/>
+            <w:r>
+              <w:rPr>
+                <w:rFonts w:ascii="맑은 고딕" w:hAnsi="맑은 고딕" w:eastAsia="맑은 고딕"/>
+                <w:sz w:val="19"/>
+              </w:rPr>
+              <w:t>×</w:t>
+            </w:r>
+          </w:p>
+        </w:tc>
+        <w:tc>
+          <w:tcPr>
+            <w:tcW w:type="dxa" w:w="1949"/>
+          </w:tcPr>
+          <w:p>
+            <w:r/>
+            <w:r>
+              <w:rPr>
+                <w:rFonts w:ascii="맑은 고딕" w:hAnsi="맑은 고딕" w:eastAsia="맑은 고딕"/>
+                <w:sz w:val="19"/>
+              </w:rPr>
+              <w:t>×</w:t>
+            </w:r>
+          </w:p>
+        </w:tc>
+        <w:tc>
+          <w:tcPr>
+            <w:tcW w:type="dxa" w:w="1949"/>
+          </w:tcPr>
+          <w:p>
+            <w:r/>
+            <w:r>
+              <w:rPr>
+                <w:rFonts w:ascii="맑은 고딕" w:hAnsi="맑은 고딕" w:eastAsia="맑은 고딕"/>
+                <w:sz w:val="19"/>
+              </w:rPr>
+              <w:t>×</w:t>
+            </w:r>
+          </w:p>
+        </w:tc>
+        <w:tc>
+          <w:tcPr>
+            <w:tcW w:type="dxa" w:w="1949"/>
+          </w:tcPr>
+          <w:p>
+            <w:r/>
+            <w:r>
+              <w:rPr>
+                <w:rFonts w:ascii="맑은 고딕" w:hAnsi="맑은 고딕" w:eastAsia="맑은 고딕"/>
+                <w:sz w:val="19"/>
+              </w:rPr>
+              <w:t>—</w:t>
+            </w:r>
+          </w:p>
+        </w:tc>
+      </w:tr>
+      <w:tr>
+        <w:tc>
+          <w:tcPr>
+            <w:tcW w:type="dxa" w:w="1949"/>
+          </w:tcPr>
+          <w:p>
+            <w:r/>
+            <w:r>
+              <w:rPr>
+                <w:rFonts w:ascii="맑은 고딕" w:hAnsi="맑은 고딕" w:eastAsia="맑은 고딕"/>
+                <w:sz w:val="19"/>
+              </w:rPr>
+              <w:t>풍향 wind-direction</w:t>
+            </w:r>
+          </w:p>
+        </w:tc>
+        <w:tc>
+          <w:tcPr>
+            <w:tcW w:type="dxa" w:w="1949"/>
+          </w:tcPr>
+          <w:p>
+            <w:r/>
+            <w:r>
+              <w:rPr>
+                <w:rFonts w:ascii="맑은 고딕" w:hAnsi="맑은 고딕" w:eastAsia="맑은 고딕"/>
+                <w:sz w:val="19"/>
+              </w:rPr>
+              <w:t>×</w:t>
+            </w:r>
+          </w:p>
+        </w:tc>
+        <w:tc>
+          <w:tcPr>
+            <w:tcW w:type="dxa" w:w="1949"/>
+          </w:tcPr>
+          <w:p>
+            <w:r/>
+            <w:r>
+              <w:rPr>
+                <w:rFonts w:ascii="맑은 고딕" w:hAnsi="맑은 고딕" w:eastAsia="맑은 고딕"/>
+                <w:sz w:val="19"/>
+              </w:rPr>
+              <w:t>×</w:t>
+            </w:r>
+          </w:p>
+        </w:tc>
+        <w:tc>
+          <w:tcPr>
+            <w:tcW w:type="dxa" w:w="1949"/>
+          </w:tcPr>
+          <w:p>
+            <w:r/>
+            <w:r>
+              <w:rPr>
+                <w:rFonts w:ascii="맑은 고딕" w:hAnsi="맑은 고딕" w:eastAsia="맑은 고딕"/>
+                <w:sz w:val="19"/>
+              </w:rPr>
+              <w:t>×</w:t>
+            </w:r>
+          </w:p>
+        </w:tc>
+        <w:tc>
+          <w:tcPr>
+            <w:tcW w:type="dxa" w:w="1949"/>
+          </w:tcPr>
+          <w:p>
+            <w:r/>
+            <w:r>
+              <w:rPr>
+                <w:rFonts w:ascii="맑은 고딕" w:hAnsi="맑은 고딕" w:eastAsia="맑은 고딕"/>
+                <w:sz w:val="19"/>
+              </w:rPr>
+              <w:t>—</w:t>
+            </w:r>
+          </w:p>
+        </w:tc>
+      </w:tr>
+      <w:tr>
+        <w:tc>
+          <w:tcPr>
+            <w:tcW w:type="dxa" w:w="1949"/>
+          </w:tcPr>
+          <w:p>
+            <w:r/>
+            <w:r>
+              <w:rPr>
+                <w:rFonts w:ascii="맑은 고딕" w:hAnsi="맑은 고딕" w:eastAsia="맑은 고딕"/>
+                <w:sz w:val="19"/>
+              </w:rPr>
+              <w:t>풍속 wind-speed</w:t>
+            </w:r>
+          </w:p>
+        </w:tc>
+        <w:tc>
+          <w:tcPr>
+            <w:tcW w:type="dxa" w:w="1949"/>
+          </w:tcPr>
+          <w:p>
+            <w:r/>
+            <w:r>
+              <w:rPr>
+                <w:rFonts w:ascii="맑은 고딕" w:hAnsi="맑은 고딕" w:eastAsia="맑은 고딕"/>
+                <w:sz w:val="19"/>
+              </w:rPr>
+              <w:t>×</w:t>
+            </w:r>
+          </w:p>
+        </w:tc>
+        <w:tc>
+          <w:tcPr>
+            <w:tcW w:type="dxa" w:w="1949"/>
+          </w:tcPr>
+          <w:p>
+            <w:r/>
+            <w:r>
+              <w:rPr>
+                <w:rFonts w:ascii="맑은 고딕" w:hAnsi="맑은 고딕" w:eastAsia="맑은 고딕"/>
+                <w:sz w:val="19"/>
+              </w:rPr>
+              <w:t>×</w:t>
+            </w:r>
+          </w:p>
+        </w:tc>
+        <w:tc>
+          <w:tcPr>
+            <w:tcW w:type="dxa" w:w="1949"/>
+          </w:tcPr>
+          <w:p>
+            <w:r/>
+            <w:r>
+              <w:rPr>
+                <w:rFonts w:ascii="맑은 고딕" w:hAnsi="맑은 고딕" w:eastAsia="맑은 고딕"/>
+                <w:sz w:val="19"/>
+              </w:rPr>
+              <w:t>×</w:t>
+            </w:r>
+          </w:p>
+        </w:tc>
+        <w:tc>
+          <w:tcPr>
+            <w:tcW w:type="dxa" w:w="1949"/>
+          </w:tcPr>
+          <w:p>
+            <w:r/>
+            <w:r>
+              <w:rPr>
+                <w:rFonts w:ascii="맑은 고딕" w:hAnsi="맑은 고딕" w:eastAsia="맑은 고딕"/>
+                <w:sz w:val="19"/>
+              </w:rPr>
+              <w:t>—</w:t>
+            </w:r>
+          </w:p>
+        </w:tc>
+      </w:tr>
+      <w:tr>
+        <w:tc>
+          <w:tcPr>
+            <w:tcW w:type="dxa" w:w="1949"/>
+          </w:tcPr>
+          <w:p>
+            <w:r/>
+            <w:r>
+              <w:rPr>
+                <w:rFonts w:ascii="맑은 고딕" w:hAnsi="맑은 고딕" w:eastAsia="맑은 고딕"/>
+                <w:sz w:val="19"/>
+              </w:rPr>
+              <w:t>감우 rain-detector</w:t>
+            </w:r>
+          </w:p>
+        </w:tc>
+        <w:tc>
+          <w:tcPr>
+            <w:tcW w:type="dxa" w:w="1949"/>
+          </w:tcPr>
+          <w:p>
+            <w:r/>
+            <w:r>
+              <w:rPr>
+                <w:rFonts w:ascii="맑은 고딕" w:hAnsi="맑은 고딕" w:eastAsia="맑은 고딕"/>
+                <w:sz w:val="19"/>
+              </w:rPr>
+              <w:t>×</w:t>
+            </w:r>
+          </w:p>
+        </w:tc>
+        <w:tc>
+          <w:tcPr>
+            <w:tcW w:type="dxa" w:w="1949"/>
+          </w:tcPr>
+          <w:p>
+            <w:r/>
+            <w:r>
+              <w:rPr>
+                <w:rFonts w:ascii="맑은 고딕" w:hAnsi="맑은 고딕" w:eastAsia="맑은 고딕"/>
+                <w:sz w:val="19"/>
+              </w:rPr>
+              <w:t>×</w:t>
+            </w:r>
+          </w:p>
+        </w:tc>
+        <w:tc>
+          <w:tcPr>
+            <w:tcW w:type="dxa" w:w="1949"/>
+          </w:tcPr>
+          <w:p>
+            <w:r/>
+            <w:r>
+              <w:rPr>
+                <w:rFonts w:ascii="맑은 고딕" w:hAnsi="맑은 고딕" w:eastAsia="맑은 고딕"/>
+                <w:sz w:val="19"/>
+              </w:rPr>
+              <w:t>×</w:t>
+            </w:r>
+          </w:p>
+        </w:tc>
+        <w:tc>
+          <w:tcPr>
+            <w:tcW w:type="dxa" w:w="1949"/>
+          </w:tcPr>
+          <w:p>
+            <w:r/>
+            <w:r>
+              <w:rPr>
+                <w:rFonts w:ascii="맑은 고딕" w:hAnsi="맑은 고딕" w:eastAsia="맑은 고딕"/>
+                <w:sz w:val="19"/>
+              </w:rPr>
+              <w:t>—</w:t>
+            </w:r>
+          </w:p>
+        </w:tc>
+      </w:tr>
+      <w:tr>
+        <w:tc>
+          <w:tcPr>
+            <w:tcW w:type="dxa" w:w="1949"/>
+          </w:tcPr>
+          <w:p>
+            <w:r/>
+            <w:r>
+              <w:rPr>
+                <w:rFonts w:ascii="맑은 고딕" w:hAnsi="맑은 고딕" w:eastAsia="맑은 고딕"/>
+                <w:sz w:val="19"/>
+              </w:rPr>
+              <w:t>광양자 quantum</w:t>
+            </w:r>
+          </w:p>
+        </w:tc>
+        <w:tc>
+          <w:tcPr>
+            <w:tcW w:type="dxa" w:w="1949"/>
+          </w:tcPr>
+          <w:p>
+            <w:r/>
+            <w:r>
+              <w:rPr>
+                <w:rFonts w:ascii="맑은 고딕" w:hAnsi="맑은 고딕" w:eastAsia="맑은 고딕"/>
+                <w:sz w:val="19"/>
+              </w:rPr>
+              <w:t>×</w:t>
+            </w:r>
+          </w:p>
+        </w:tc>
+        <w:tc>
+          <w:tcPr>
+            <w:tcW w:type="dxa" w:w="1949"/>
+          </w:tcPr>
+          <w:p>
+            <w:r/>
+            <w:r>
+              <w:rPr>
+                <w:rFonts w:ascii="맑은 고딕" w:hAnsi="맑은 고딕" w:eastAsia="맑은 고딕"/>
+                <w:sz w:val="19"/>
+              </w:rPr>
+              <w:t>×</w:t>
+            </w:r>
+          </w:p>
+        </w:tc>
+        <w:tc>
+          <w:tcPr>
+            <w:tcW w:type="dxa" w:w="1949"/>
+          </w:tcPr>
+          <w:p>
+            <w:r/>
+            <w:r>
+              <w:rPr>
+                <w:rFonts w:ascii="맑은 고딕" w:hAnsi="맑은 고딕" w:eastAsia="맑은 고딕"/>
+                <w:sz w:val="19"/>
+              </w:rPr>
+              <w:t>×</w:t>
+            </w:r>
+          </w:p>
+        </w:tc>
+        <w:tc>
+          <w:tcPr>
+            <w:tcW w:type="dxa" w:w="1949"/>
+          </w:tcPr>
+          <w:p>
+            <w:r/>
+            <w:r>
+              <w:rPr>
+                <w:rFonts w:ascii="맑은 고딕" w:hAnsi="맑은 고딕" w:eastAsia="맑은 고딕"/>
+                <w:sz w:val="19"/>
+              </w:rPr>
+              <w:t>—</w:t>
+            </w:r>
+          </w:p>
+        </w:tc>
+      </w:tr>
+      <w:tr>
+        <w:tc>
+          <w:tcPr>
+            <w:tcW w:type="dxa" w:w="1949"/>
+          </w:tcPr>
+          <w:p>
+            <w:r/>
+            <w:r>
+              <w:rPr>
+                <w:rFonts w:ascii="맑은 고딕" w:hAnsi="맑은 고딕" w:eastAsia="맑은 고딕"/>
+                <w:sz w:val="19"/>
+              </w:rPr>
+              <w:t>토양 함수율 soil-moisture</w:t>
+            </w:r>
+          </w:p>
+        </w:tc>
+        <w:tc>
+          <w:tcPr>
+            <w:tcW w:type="dxa" w:w="1949"/>
+          </w:tcPr>
+          <w:p>
+            <w:r/>
+            <w:r>
+              <w:rPr>
+                <w:rFonts w:ascii="맑은 고딕" w:hAnsi="맑은 고딕" w:eastAsia="맑은 고딕"/>
+                <w:sz w:val="19"/>
+              </w:rPr>
+              <w:t>×</w:t>
+            </w:r>
+          </w:p>
+        </w:tc>
+        <w:tc>
+          <w:tcPr>
+            <w:tcW w:type="dxa" w:w="1949"/>
+          </w:tcPr>
+          <w:p>
+            <w:r/>
+            <w:r>
+              <w:rPr>
+                <w:rFonts w:ascii="맑은 고딕" w:hAnsi="맑은 고딕" w:eastAsia="맑은 고딕"/>
+                <w:sz w:val="19"/>
+              </w:rPr>
+              <w:t>×</w:t>
+            </w:r>
+          </w:p>
+        </w:tc>
+        <w:tc>
+          <w:tcPr>
+            <w:tcW w:type="dxa" w:w="1949"/>
+          </w:tcPr>
+          <w:p>
+            <w:r/>
+            <w:r>
+              <w:rPr>
+                <w:rFonts w:ascii="맑은 고딕" w:hAnsi="맑은 고딕" w:eastAsia="맑은 고딕"/>
+                <w:sz w:val="19"/>
+              </w:rPr>
+              <w:t>×</w:t>
+            </w:r>
+          </w:p>
+        </w:tc>
+        <w:tc>
+          <w:tcPr>
+            <w:tcW w:type="dxa" w:w="1949"/>
+          </w:tcPr>
+          <w:p>
+            <w:r/>
+            <w:r>
+              <w:rPr>
+                <w:rFonts w:ascii="맑은 고딕" w:hAnsi="맑은 고딕" w:eastAsia="맑은 고딕"/>
+                <w:sz w:val="19"/>
+              </w:rPr>
+              <w:t>—</w:t>
+            </w:r>
+          </w:p>
+        </w:tc>
+      </w:tr>
+      <w:tr>
+        <w:tc>
+          <w:tcPr>
+            <w:tcW w:type="dxa" w:w="1949"/>
+          </w:tcPr>
+          <w:p>
+            <w:r/>
+            <w:r>
+              <w:rPr>
+                <w:rFonts w:ascii="맑은 고딕" w:hAnsi="맑은 고딕" w:eastAsia="맑은 고딕"/>
+                <w:sz w:val="19"/>
+              </w:rPr>
+              <w:t>토양 수분 장력 tensiometer</w:t>
+            </w:r>
+          </w:p>
+        </w:tc>
+        <w:tc>
+          <w:tcPr>
+            <w:tcW w:type="dxa" w:w="1949"/>
+          </w:tcPr>
+          <w:p>
+            <w:r/>
+            <w:r>
+              <w:rPr>
+                <w:rFonts w:ascii="맑은 고딕" w:hAnsi="맑은 고딕" w:eastAsia="맑은 고딕"/>
+                <w:sz w:val="19"/>
+              </w:rPr>
+              <w:t>×</w:t>
+            </w:r>
+          </w:p>
+        </w:tc>
+        <w:tc>
+          <w:tcPr>
+            <w:tcW w:type="dxa" w:w="1949"/>
+          </w:tcPr>
+          <w:p>
+            <w:r/>
+            <w:r>
+              <w:rPr>
+                <w:rFonts w:ascii="맑은 고딕" w:hAnsi="맑은 고딕" w:eastAsia="맑은 고딕"/>
+                <w:sz w:val="19"/>
+              </w:rPr>
+              <w:t>×</w:t>
+            </w:r>
+          </w:p>
+        </w:tc>
+        <w:tc>
+          <w:tcPr>
+            <w:tcW w:type="dxa" w:w="1949"/>
+          </w:tcPr>
+          <w:p>
+            <w:r/>
+            <w:r>
+              <w:rPr>
+                <w:rFonts w:ascii="맑은 고딕" w:hAnsi="맑은 고딕" w:eastAsia="맑은 고딕"/>
+                <w:sz w:val="19"/>
+              </w:rPr>
+              <w:t>×</w:t>
+            </w:r>
+          </w:p>
+        </w:tc>
+        <w:tc>
+          <w:tcPr>
+            <w:tcW w:type="dxa" w:w="1949"/>
+          </w:tcPr>
+          <w:p>
+            <w:r/>
+            <w:r>
+              <w:rPr>
+                <w:rFonts w:ascii="맑은 고딕" w:hAnsi="맑은 고딕" w:eastAsia="맑은 고딕"/>
+                <w:sz w:val="19"/>
+              </w:rPr>
+              <w:t>—</w:t>
+            </w:r>
+          </w:p>
+        </w:tc>
+      </w:tr>
+      <w:tr>
+        <w:tc>
+          <w:tcPr>
+            <w:tcW w:type="dxa" w:w="1949"/>
+          </w:tcPr>
+          <w:p>
+            <w:r/>
+            <w:r>
+              <w:rPr>
+                <w:rFonts w:ascii="맑은 고딕" w:hAnsi="맑은 고딕" w:eastAsia="맑은 고딕"/>
+                <w:sz w:val="19"/>
+              </w:rPr>
+              <w:t>EC</w:t>
+            </w:r>
+          </w:p>
+        </w:tc>
+        <w:tc>
+          <w:tcPr>
+            <w:tcW w:type="dxa" w:w="1949"/>
+          </w:tcPr>
+          <w:p>
+            <w:r/>
+            <w:r>
+              <w:rPr>
+                <w:rFonts w:ascii="맑은 고딕" w:hAnsi="맑은 고딕" w:eastAsia="맑은 고딕"/>
+                <w:sz w:val="19"/>
+              </w:rPr>
+              <w:t>×</w:t>
+            </w:r>
+          </w:p>
+        </w:tc>
+        <w:tc>
+          <w:tcPr>
+            <w:tcW w:type="dxa" w:w="1949"/>
+          </w:tcPr>
+          <w:p>
+            <w:r/>
+            <w:r>
+              <w:rPr>
+                <w:rFonts w:ascii="맑은 고딕" w:hAnsi="맑은 고딕" w:eastAsia="맑은 고딕"/>
+                <w:sz w:val="19"/>
+              </w:rPr>
+              <w:t>×</w:t>
+            </w:r>
+          </w:p>
+        </w:tc>
+        <w:tc>
+          <w:tcPr>
+            <w:tcW w:type="dxa" w:w="1949"/>
+          </w:tcPr>
+          <w:p>
+            <w:r/>
+            <w:r>
+              <w:rPr>
+                <w:rFonts w:ascii="맑은 고딕" w:hAnsi="맑은 고딕" w:eastAsia="맑은 고딕"/>
+                <w:sz w:val="19"/>
+              </w:rPr>
+              <w:t>×</w:t>
+            </w:r>
+          </w:p>
+        </w:tc>
+        <w:tc>
+          <w:tcPr>
+            <w:tcW w:type="dxa" w:w="1949"/>
+          </w:tcPr>
+          <w:p>
+            <w:r/>
+            <w:r>
+              <w:rPr>
+                <w:rFonts w:ascii="맑은 고딕" w:hAnsi="맑은 고딕" w:eastAsia="맑은 고딕"/>
+                <w:sz w:val="19"/>
+              </w:rPr>
+              <w:t>×</w:t>
+            </w:r>
+          </w:p>
+        </w:tc>
+      </w:tr>
+      <w:tr>
+        <w:tc>
+          <w:tcPr>
+            <w:tcW w:type="dxa" w:w="1949"/>
+          </w:tcPr>
+          <w:p>
+            <w:r/>
+            <w:r>
+              <w:rPr>
+                <w:rFonts w:ascii="맑은 고딕" w:hAnsi="맑은 고딕" w:eastAsia="맑은 고딕"/>
+                <w:sz w:val="19"/>
+              </w:rPr>
+              <w:t>pH</w:t>
+            </w:r>
+          </w:p>
+        </w:tc>
+        <w:tc>
+          <w:tcPr>
+            <w:tcW w:type="dxa" w:w="1949"/>
+          </w:tcPr>
+          <w:p>
+            <w:r/>
+            <w:r>
+              <w:rPr>
+                <w:rFonts w:ascii="맑은 고딕" w:hAnsi="맑은 고딕" w:eastAsia="맑은 고딕"/>
+                <w:sz w:val="19"/>
+              </w:rPr>
+              <w:t>×</w:t>
+            </w:r>
+          </w:p>
+        </w:tc>
+        <w:tc>
+          <w:tcPr>
+            <w:tcW w:type="dxa" w:w="1949"/>
+          </w:tcPr>
+          <w:p>
+            <w:r/>
+            <w:r>
+              <w:rPr>
+                <w:rFonts w:ascii="맑은 고딕" w:hAnsi="맑은 고딕" w:eastAsia="맑은 고딕"/>
+                <w:sz w:val="19"/>
+              </w:rPr>
+              <w:t>×</w:t>
+            </w:r>
+          </w:p>
+        </w:tc>
+        <w:tc>
+          <w:tcPr>
+            <w:tcW w:type="dxa" w:w="1949"/>
+          </w:tcPr>
+          <w:p>
+            <w:r/>
+            <w:r>
+              <w:rPr>
+                <w:rFonts w:ascii="맑은 고딕" w:hAnsi="맑은 고딕" w:eastAsia="맑은 고딕"/>
+                <w:sz w:val="19"/>
+              </w:rPr>
+              <w:t>×</w:t>
+            </w:r>
+          </w:p>
+        </w:tc>
+        <w:tc>
+          <w:tcPr>
+            <w:tcW w:type="dxa" w:w="1949"/>
+          </w:tcPr>
+          <w:p>
+            <w:r/>
+            <w:r>
+              <w:rPr>
+                <w:rFonts w:ascii="맑은 고딕" w:hAnsi="맑은 고딕" w:eastAsia="맑은 고딕"/>
+                <w:sz w:val="19"/>
+              </w:rPr>
+              <w:t>×</w:t>
+            </w:r>
+          </w:p>
+        </w:tc>
+      </w:tr>
+      <w:tr>
+        <w:tc>
+          <w:tcPr>
+            <w:tcW w:type="dxa" w:w="1949"/>
+          </w:tcPr>
+          <w:p>
+            <w:r/>
+            <w:r>
+              <w:rPr>
+                <w:rFonts w:ascii="맑은 고딕" w:hAnsi="맑은 고딕" w:eastAsia="맑은 고딕"/>
+                <w:sz w:val="19"/>
+              </w:rPr>
+              <w:t>지온 soil-temperature</w:t>
+            </w:r>
+          </w:p>
+        </w:tc>
+        <w:tc>
+          <w:tcPr>
+            <w:tcW w:type="dxa" w:w="1949"/>
+          </w:tcPr>
+          <w:p>
+            <w:r/>
+            <w:r>
+              <w:rPr>
+                <w:rFonts w:ascii="맑은 고딕" w:hAnsi="맑은 고딕" w:eastAsia="맑은 고딕"/>
+                <w:sz w:val="19"/>
+              </w:rPr>
+              <w:t>×</w:t>
+            </w:r>
+          </w:p>
+        </w:tc>
+        <w:tc>
+          <w:tcPr>
+            <w:tcW w:type="dxa" w:w="1949"/>
+          </w:tcPr>
+          <w:p>
+            <w:r/>
+            <w:r>
+              <w:rPr>
+                <w:rFonts w:ascii="맑은 고딕" w:hAnsi="맑은 고딕" w:eastAsia="맑은 고딕"/>
+                <w:sz w:val="19"/>
+              </w:rPr>
+              <w:t>×</w:t>
+            </w:r>
+          </w:p>
+        </w:tc>
+        <w:tc>
+          <w:tcPr>
+            <w:tcW w:type="dxa" w:w="1949"/>
+          </w:tcPr>
+          <w:p>
+            <w:r/>
+            <w:r>
+              <w:rPr>
+                <w:rFonts w:ascii="맑은 고딕" w:hAnsi="맑은 고딕" w:eastAsia="맑은 고딕"/>
+                <w:sz w:val="19"/>
+              </w:rPr>
+              <w:t>×</w:t>
+            </w:r>
+          </w:p>
+        </w:tc>
+        <w:tc>
+          <w:tcPr>
+            <w:tcW w:type="dxa" w:w="1949"/>
+          </w:tcPr>
+          <w:p>
+            <w:r/>
+            <w:r>
+              <w:rPr>
+                <w:rFonts w:ascii="맑은 고딕" w:hAnsi="맑은 고딕" w:eastAsia="맑은 고딕"/>
+                <w:sz w:val="19"/>
+              </w:rPr>
+              <w:t>—</w:t>
+            </w:r>
+          </w:p>
+        </w:tc>
+      </w:tr>
+      <w:tr>
+        <w:tc>
+          <w:tcPr>
+            <w:tcW w:type="dxa" w:w="1949"/>
+          </w:tcPr>
+          <w:p>
+            <w:r/>
+            <w:r>
+              <w:rPr>
+                <w:rFonts w:ascii="맑은 고딕" w:hAnsi="맑은 고딕" w:eastAsia="맑은 고딕"/>
+                <w:sz w:val="19"/>
+              </w:rPr>
+              <w:t>이슬점 dewpoint</w:t>
+            </w:r>
+          </w:p>
+        </w:tc>
+        <w:tc>
+          <w:tcPr>
+            <w:tcW w:type="dxa" w:w="1949"/>
+          </w:tcPr>
+          <w:p>
+            <w:r/>
+            <w:r>
+              <w:rPr>
+                <w:rFonts w:ascii="맑은 고딕" w:hAnsi="맑은 고딕" w:eastAsia="맑은 고딕"/>
+                <w:sz w:val="19"/>
+              </w:rPr>
+              <w:t>×</w:t>
+            </w:r>
+          </w:p>
+        </w:tc>
+        <w:tc>
+          <w:tcPr>
+            <w:tcW w:type="dxa" w:w="1949"/>
+          </w:tcPr>
+          <w:p>
+            <w:r/>
+            <w:r>
+              <w:rPr>
+                <w:rFonts w:ascii="맑은 고딕" w:hAnsi="맑은 고딕" w:eastAsia="맑은 고딕"/>
+                <w:sz w:val="19"/>
+              </w:rPr>
+              <w:t>×</w:t>
+            </w:r>
+          </w:p>
+        </w:tc>
+        <w:tc>
+          <w:tcPr>
+            <w:tcW w:type="dxa" w:w="1949"/>
+          </w:tcPr>
+          <w:p>
+            <w:r/>
+            <w:r>
+              <w:rPr>
+                <w:rFonts w:ascii="맑은 고딕" w:hAnsi="맑은 고딕" w:eastAsia="맑은 고딕"/>
+                <w:sz w:val="19"/>
+              </w:rPr>
+              <w:t>×</w:t>
+            </w:r>
+          </w:p>
+        </w:tc>
+        <w:tc>
+          <w:tcPr>
+            <w:tcW w:type="dxa" w:w="1949"/>
+          </w:tcPr>
+          <w:p>
+            <w:r/>
+            <w:r>
+              <w:rPr>
+                <w:rFonts w:ascii="맑은 고딕" w:hAnsi="맑은 고딕" w:eastAsia="맑은 고딕"/>
+                <w:sz w:val="19"/>
+              </w:rPr>
+              <w:t>—</w:t>
+            </w:r>
+          </w:p>
+        </w:tc>
+      </w:tr>
+      <w:tr>
+        <w:tc>
+          <w:tcPr>
+            <w:tcW w:type="dxa" w:w="1949"/>
+          </w:tcPr>
+          <w:p>
+            <w:r/>
+            <w:r>
+              <w:rPr>
+                <w:rFonts w:ascii="맑은 고딕" w:hAnsi="맑은 고딕" w:eastAsia="맑은 고딕"/>
+                <w:sz w:val="19"/>
+              </w:rPr>
+              <w:t>강우량 rainfall</w:t>
+            </w:r>
+          </w:p>
+        </w:tc>
+        <w:tc>
+          <w:tcPr>
+            <w:tcW w:type="dxa" w:w="1949"/>
+          </w:tcPr>
+          <w:p>
+            <w:r/>
+            <w:r>
+              <w:rPr>
+                <w:rFonts w:ascii="맑은 고딕" w:hAnsi="맑은 고딕" w:eastAsia="맑은 고딕"/>
+                <w:sz w:val="19"/>
+              </w:rPr>
+              <w:t>×</w:t>
+            </w:r>
+          </w:p>
+        </w:tc>
+        <w:tc>
+          <w:tcPr>
+            <w:tcW w:type="dxa" w:w="1949"/>
+          </w:tcPr>
+          <w:p>
+            <w:r/>
+            <w:r>
+              <w:rPr>
+                <w:rFonts w:ascii="맑은 고딕" w:hAnsi="맑은 고딕" w:eastAsia="맑은 고딕"/>
+                <w:sz w:val="19"/>
+              </w:rPr>
+              <w:t>×</w:t>
+            </w:r>
+          </w:p>
+        </w:tc>
+        <w:tc>
+          <w:tcPr>
+            <w:tcW w:type="dxa" w:w="1949"/>
+          </w:tcPr>
+          <w:p>
+            <w:r/>
+            <w:r>
+              <w:rPr>
+                <w:rFonts w:ascii="맑은 고딕" w:hAnsi="맑은 고딕" w:eastAsia="맑은 고딕"/>
+                <w:sz w:val="19"/>
+              </w:rPr>
+              <w:t>×</w:t>
+            </w:r>
+          </w:p>
+        </w:tc>
+        <w:tc>
+          <w:tcPr>
+            <w:tcW w:type="dxa" w:w="1949"/>
+          </w:tcPr>
+          <w:p>
+            <w:r/>
+            <w:r>
+              <w:rPr>
+                <w:rFonts w:ascii="맑은 고딕" w:hAnsi="맑은 고딕" w:eastAsia="맑은 고딕"/>
+                <w:sz w:val="19"/>
+              </w:rPr>
+              <w:t>—</w:t>
+            </w:r>
+          </w:p>
+        </w:tc>
+      </w:tr>
+      <w:tr>
+        <w:tc>
+          <w:tcPr>
+            <w:tcW w:type="dxa" w:w="1949"/>
+          </w:tcPr>
+          <w:p>
+            <w:r/>
+            <w:r>
+              <w:rPr>
+                <w:rFonts w:ascii="맑은 고딕" w:hAnsi="맑은 고딕" w:eastAsia="맑은 고딕"/>
+                <w:sz w:val="19"/>
+              </w:rPr>
+              <w:t>전압 voltage</w:t>
+            </w:r>
+          </w:p>
+        </w:tc>
+        <w:tc>
+          <w:tcPr>
+            <w:tcW w:type="dxa" w:w="1949"/>
+          </w:tcPr>
+          <w:p>
+            <w:r/>
+            <w:r>
+              <w:rPr>
+                <w:rFonts w:ascii="맑은 고딕" w:hAnsi="맑은 고딕" w:eastAsia="맑은 고딕"/>
+                <w:sz w:val="19"/>
+              </w:rPr>
+              <w:t>×</w:t>
+            </w:r>
+          </w:p>
+        </w:tc>
+        <w:tc>
+          <w:tcPr>
+            <w:tcW w:type="dxa" w:w="1949"/>
+          </w:tcPr>
+          <w:p>
+            <w:r/>
+            <w:r>
+              <w:rPr>
+                <w:rFonts w:ascii="맑은 고딕" w:hAnsi="맑은 고딕" w:eastAsia="맑은 고딕"/>
+                <w:sz w:val="19"/>
+              </w:rPr>
+              <w:t>×</w:t>
+            </w:r>
+          </w:p>
+        </w:tc>
+        <w:tc>
+          <w:tcPr>
+            <w:tcW w:type="dxa" w:w="1949"/>
+          </w:tcPr>
+          <w:p>
+            <w:r/>
+            <w:r>
+              <w:rPr>
+                <w:rFonts w:ascii="맑은 고딕" w:hAnsi="맑은 고딕" w:eastAsia="맑은 고딕"/>
+                <w:sz w:val="19"/>
+              </w:rPr>
+              <w:t>×</w:t>
+            </w:r>
+          </w:p>
+        </w:tc>
+        <w:tc>
+          <w:tcPr>
+            <w:tcW w:type="dxa" w:w="1949"/>
+          </w:tcPr>
+          <w:p>
+            <w:r/>
+            <w:r>
+              <w:rPr>
+                <w:rFonts w:ascii="맑은 고딕" w:hAnsi="맑은 고딕" w:eastAsia="맑은 고딕"/>
+                <w:sz w:val="19"/>
+              </w:rPr>
+              <w:t>—</w:t>
+            </w:r>
+          </w:p>
+        </w:tc>
+      </w:tr>
+      <w:tr>
+        <w:tc>
+          <w:tcPr>
+            <w:tcW w:type="dxa" w:w="1949"/>
+          </w:tcPr>
+          <w:p>
+            <w:r/>
+            <w:r>
+              <w:rPr>
+                <w:rFonts w:ascii="맑은 고딕" w:hAnsi="맑은 고딕" w:eastAsia="맑은 고딕"/>
+                <w:sz w:val="19"/>
+              </w:rPr>
+              <w:t>무게 weight</w:t>
+            </w:r>
+          </w:p>
+        </w:tc>
+        <w:tc>
+          <w:tcPr>
+            <w:tcW w:type="dxa" w:w="1949"/>
+          </w:tcPr>
+          <w:p>
+            <w:r/>
+            <w:r>
+              <w:rPr>
+                <w:rFonts w:ascii="맑은 고딕" w:hAnsi="맑은 고딕" w:eastAsia="맑은 고딕"/>
+                <w:sz w:val="19"/>
+              </w:rPr>
+              <w:t>×</w:t>
+            </w:r>
+          </w:p>
+        </w:tc>
+        <w:tc>
+          <w:tcPr>
+            <w:tcW w:type="dxa" w:w="1949"/>
+          </w:tcPr>
+          <w:p>
+            <w:r/>
+            <w:r>
+              <w:rPr>
+                <w:rFonts w:ascii="맑은 고딕" w:hAnsi="맑은 고딕" w:eastAsia="맑은 고딕"/>
+                <w:sz w:val="19"/>
+              </w:rPr>
+              <w:t>×</w:t>
+            </w:r>
+          </w:p>
+        </w:tc>
+        <w:tc>
+          <w:tcPr>
+            <w:tcW w:type="dxa" w:w="1949"/>
+          </w:tcPr>
+          <w:p>
+            <w:r/>
+            <w:r>
+              <w:rPr>
+                <w:rFonts w:ascii="맑은 고딕" w:hAnsi="맑은 고딕" w:eastAsia="맑은 고딕"/>
+                <w:sz w:val="19"/>
+              </w:rPr>
+              <w:t>×</w:t>
+            </w:r>
+          </w:p>
+        </w:tc>
+        <w:tc>
+          <w:tcPr>
+            <w:tcW w:type="dxa" w:w="1949"/>
+          </w:tcPr>
+          <w:p>
+            <w:r/>
+            <w:r>
+              <w:rPr>
+                <w:rFonts w:ascii="맑은 고딕" w:hAnsi="맑은 고딕" w:eastAsia="맑은 고딕"/>
+                <w:sz w:val="19"/>
+              </w:rPr>
+              <w:t>—</w:t>
+            </w:r>
+          </w:p>
+        </w:tc>
+      </w:tr>
+      <w:tr>
+        <w:tc>
+          <w:tcPr>
+            <w:tcW w:type="dxa" w:w="1949"/>
+          </w:tcPr>
+          <w:p>
+            <w:r/>
+            <w:r>
+              <w:rPr>
+                <w:rFonts w:ascii="맑은 고딕" w:hAnsi="맑은 고딕" w:eastAsia="맑은 고딕"/>
+                <w:sz w:val="19"/>
+              </w:rPr>
+              <w:t>전류 current-sensor</w:t>
+            </w:r>
+          </w:p>
+        </w:tc>
+        <w:tc>
+          <w:tcPr>
+            <w:tcW w:type="dxa" w:w="1949"/>
+          </w:tcPr>
+          <w:p>
+            <w:r/>
+            <w:r>
+              <w:rPr>
+                <w:rFonts w:ascii="맑은 고딕" w:hAnsi="맑은 고딕" w:eastAsia="맑은 고딕"/>
+                <w:sz w:val="19"/>
+              </w:rPr>
+              <w:t>×</w:t>
+            </w:r>
+          </w:p>
+        </w:tc>
+        <w:tc>
+          <w:tcPr>
+            <w:tcW w:type="dxa" w:w="1949"/>
+          </w:tcPr>
+          <w:p>
+            <w:r/>
+            <w:r>
+              <w:rPr>
+                <w:rFonts w:ascii="맑은 고딕" w:hAnsi="맑은 고딕" w:eastAsia="맑은 고딕"/>
+                <w:sz w:val="19"/>
+              </w:rPr>
+              <w:t>—</w:t>
+            </w:r>
+          </w:p>
+        </w:tc>
+        <w:tc>
+          <w:tcPr>
+            <w:tcW w:type="dxa" w:w="1949"/>
+          </w:tcPr>
+          <w:p>
+            <w:r/>
+            <w:r>
+              <w:rPr>
+                <w:rFonts w:ascii="맑은 고딕" w:hAnsi="맑은 고딕" w:eastAsia="맑은 고딕"/>
+                <w:sz w:val="19"/>
+              </w:rPr>
+              <w:t>×</w:t>
+            </w:r>
+          </w:p>
+        </w:tc>
+        <w:tc>
+          <w:tcPr>
+            <w:tcW w:type="dxa" w:w="1949"/>
+          </w:tcPr>
+          <w:p>
+            <w:r/>
+            <w:r>
+              <w:rPr>
+                <w:rFonts w:ascii="맑은 고딕" w:hAnsi="맑은 고딕" w:eastAsia="맑은 고딕"/>
+                <w:sz w:val="19"/>
+              </w:rPr>
+              <w:t>—</w:t>
+            </w:r>
+          </w:p>
+        </w:tc>
+      </w:tr>
+      <w:tr>
+        <w:tc>
+          <w:tcPr>
+            <w:tcW w:type="dxa" w:w="1949"/>
+          </w:tcPr>
+          <w:p>
+            <w:r/>
+            <w:r>
+              <w:rPr>
+                <w:rFonts w:ascii="맑은 고딕" w:hAnsi="맑은 고딕" w:eastAsia="맑은 고딕"/>
+                <w:sz w:val="19"/>
+              </w:rPr>
+              <w:t>누적유량 cumulative-flow</w:t>
+            </w:r>
+          </w:p>
+        </w:tc>
+        <w:tc>
+          <w:tcPr>
+            <w:tcW w:type="dxa" w:w="1949"/>
+          </w:tcPr>
+          <w:p>
+            <w:r/>
+            <w:r>
+              <w:rPr>
+                <w:rFonts w:ascii="맑은 고딕" w:hAnsi="맑은 고딕" w:eastAsia="맑은 고딕"/>
+                <w:sz w:val="19"/>
+              </w:rPr>
+              <w:t>×</w:t>
+            </w:r>
+          </w:p>
+        </w:tc>
+        <w:tc>
+          <w:tcPr>
+            <w:tcW w:type="dxa" w:w="1949"/>
+          </w:tcPr>
+          <w:p>
+            <w:r/>
+            <w:r>
+              <w:rPr>
+                <w:rFonts w:ascii="맑은 고딕" w:hAnsi="맑은 고딕" w:eastAsia="맑은 고딕"/>
+                <w:sz w:val="19"/>
+              </w:rPr>
+              <w:t>—</w:t>
+            </w:r>
+          </w:p>
+        </w:tc>
+        <w:tc>
+          <w:tcPr>
+            <w:tcW w:type="dxa" w:w="1949"/>
+          </w:tcPr>
+          <w:p>
+            <w:r/>
+            <w:r>
+              <w:rPr>
+                <w:rFonts w:ascii="맑은 고딕" w:hAnsi="맑은 고딕" w:eastAsia="맑은 고딕"/>
+                <w:sz w:val="19"/>
+              </w:rPr>
+              <w:t>×</w:t>
+            </w:r>
+          </w:p>
+        </w:tc>
+        <w:tc>
+          <w:tcPr>
+            <w:tcW w:type="dxa" w:w="1949"/>
+          </w:tcPr>
+          <w:p>
+            <w:r/>
+            <w:r>
+              <w:rPr>
+                <w:rFonts w:ascii="맑은 고딕" w:hAnsi="맑은 고딕" w:eastAsia="맑은 고딕"/>
+                <w:sz w:val="19"/>
+              </w:rPr>
+              <w:t>—</w:t>
+            </w:r>
+          </w:p>
+        </w:tc>
+      </w:tr>
+      <w:tr>
+        <w:tc>
+          <w:tcPr>
+            <w:tcW w:type="dxa" w:w="1949"/>
+          </w:tcPr>
+          <w:p>
+            <w:r/>
+            <w:r>
+              <w:rPr>
+                <w:rFonts w:ascii="맑은 고딕" w:hAnsi="맑은 고딕" w:eastAsia="맑은 고딕"/>
+                <w:sz w:val="19"/>
+              </w:rPr>
+              <w:t>고온 high-temperature-detector</w:t>
+            </w:r>
+          </w:p>
+        </w:tc>
+        <w:tc>
+          <w:tcPr>
+            <w:tcW w:type="dxa" w:w="1949"/>
+          </w:tcPr>
+          <w:p>
+            <w:r/>
+            <w:r>
+              <w:rPr>
+                <w:rFonts w:ascii="맑은 고딕" w:hAnsi="맑은 고딕" w:eastAsia="맑은 고딕"/>
+                <w:sz w:val="19"/>
+              </w:rPr>
+              <w:t>×</w:t>
+            </w:r>
+          </w:p>
+        </w:tc>
+        <w:tc>
+          <w:tcPr>
+            <w:tcW w:type="dxa" w:w="1949"/>
+          </w:tcPr>
+          <w:p>
+            <w:r/>
+            <w:r>
+              <w:rPr>
+                <w:rFonts w:ascii="맑은 고딕" w:hAnsi="맑은 고딕" w:eastAsia="맑은 고딕"/>
+                <w:sz w:val="19"/>
+              </w:rPr>
+              <w:t>—</w:t>
+            </w:r>
+          </w:p>
+        </w:tc>
+        <w:tc>
+          <w:tcPr>
+            <w:tcW w:type="dxa" w:w="1949"/>
+          </w:tcPr>
+          <w:p>
+            <w:r/>
+            <w:r>
+              <w:rPr>
+                <w:rFonts w:ascii="맑은 고딕" w:hAnsi="맑은 고딕" w:eastAsia="맑은 고딕"/>
+                <w:sz w:val="19"/>
+              </w:rPr>
+              <w:t>×</w:t>
+            </w:r>
+          </w:p>
+        </w:tc>
+        <w:tc>
+          <w:tcPr>
+            <w:tcW w:type="dxa" w:w="1949"/>
+          </w:tcPr>
+          <w:p>
+            <w:r/>
+            <w:r>
+              <w:rPr>
+                <w:rFonts w:ascii="맑은 고딕" w:hAnsi="맑은 고딕" w:eastAsia="맑은 고딕"/>
+                <w:sz w:val="19"/>
+              </w:rPr>
+              <w:t>—</w:t>
+            </w:r>
+          </w:p>
+        </w:tc>
+      </w:tr>
+      <w:tr>
+        <w:tc>
+          <w:tcPr>
+            <w:tcW w:type="dxa" w:w="1949"/>
+          </w:tcPr>
+          <w:p>
+            <w:r/>
+            <w:r>
+              <w:rPr>
+                <w:rFonts w:ascii="맑은 고딕" w:hAnsi="맑은 고딕" w:eastAsia="맑은 고딕"/>
+                <w:sz w:val="19"/>
+              </w:rPr>
+              <w:t>저수위 low-water-level-detector</w:t>
+            </w:r>
+          </w:p>
+        </w:tc>
+        <w:tc>
+          <w:tcPr>
+            <w:tcW w:type="dxa" w:w="1949"/>
+          </w:tcPr>
+          <w:p>
+            <w:r/>
+            <w:r>
+              <w:rPr>
+                <w:rFonts w:ascii="맑은 고딕" w:hAnsi="맑은 고딕" w:eastAsia="맑은 고딕"/>
+                <w:sz w:val="19"/>
+              </w:rPr>
+              <w:t>×</w:t>
+            </w:r>
+          </w:p>
+        </w:tc>
+        <w:tc>
+          <w:tcPr>
+            <w:tcW w:type="dxa" w:w="1949"/>
+          </w:tcPr>
+          <w:p>
+            <w:r/>
+            <w:r>
+              <w:rPr>
+                <w:rFonts w:ascii="맑은 고딕" w:hAnsi="맑은 고딕" w:eastAsia="맑은 고딕"/>
+                <w:sz w:val="19"/>
+              </w:rPr>
+              <w:t>—</w:t>
+            </w:r>
+          </w:p>
+        </w:tc>
+        <w:tc>
+          <w:tcPr>
+            <w:tcW w:type="dxa" w:w="1949"/>
+          </w:tcPr>
+          <w:p>
+            <w:r/>
+            <w:r>
+              <w:rPr>
+                <w:rFonts w:ascii="맑은 고딕" w:hAnsi="맑은 고딕" w:eastAsia="맑은 고딕"/>
+                <w:sz w:val="19"/>
+              </w:rPr>
+              <w:t>×</w:t>
+            </w:r>
+          </w:p>
+        </w:tc>
+        <w:tc>
+          <w:tcPr>
+            <w:tcW w:type="dxa" w:w="1949"/>
+          </w:tcPr>
+          <w:p>
+            <w:r/>
+            <w:r>
+              <w:rPr>
+                <w:rFonts w:ascii="맑은 고딕" w:hAnsi="맑은 고딕" w:eastAsia="맑은 고딕"/>
+                <w:sz w:val="19"/>
+              </w:rPr>
+              <w:t>—</w:t>
+            </w:r>
+          </w:p>
+        </w:tc>
+      </w:tr>
+    </w:tbl>
+    <w:p/>
+    <w:p>
+      <w:r>
+        <w:rPr>
+          <w:rFonts w:ascii="맑은 고딕" w:hAnsi="맑은 고딕" w:eastAsia="맑은 고딕"/>
+          <w:b/>
+          <w:sz w:val="21"/>
+        </w:rPr>
+        <w:t>표준 미적용 장비(자체 프로토콜, 연동 여부만 ○)</w:t>
       </w:r>
     </w:p>
     <w:p>
@@ -746,7 +3683,734 @@
           <w:rFonts w:ascii="맑은 고딕" w:hAnsi="맑은 고딕" w:eastAsia="맑은 고딕"/>
           <w:sz w:val="21"/>
         </w:rPr>
-        <w:t>KS X 3267 표준 센서 노드(디폴트맵, 30채널): 온도·습도·CO₂ 등. 연동 KS X 3267 ○</w:t>
+        <w:t>온습도 센서 XY-MD02 (RS-485 Modbus RTU 자체 연동) — 연동 ○ / KS X 3267 ×</w:t>
+      </w:r>
+    </w:p>
+    <w:p>
+      <w:r>
+        <w:rPr>
+          <w:rFonts w:ascii="맑은 고딕" w:hAnsi="맑은 고딕" w:eastAsia="맑은 고딕"/>
+          <w:sz w:val="21"/>
+        </w:rPr>
+        <w:t xml:space="preserve">&gt; ⚠ CO₂: 드라이버는 디폴트맵 센서 코드를 모두 읽는다(CO₂ = 코드 11, 13번 자리). 다만 </w:t>
+      </w:r>
+      <w:r>
+        <w:rPr>
+          <w:rFonts w:ascii="맑은 고딕" w:hAnsi="맑은 고딕" w:eastAsia="맑은 고딕"/>
+          <w:b/>
+          <w:sz w:val="21"/>
+        </w:rPr>
+        <w:t>자체 보유한 CO₂ 노드는 없다.</w:t>
+      </w:r>
+    </w:p>
+    <w:p>
+      <w:r>
+        <w:rPr>
+          <w:rFonts w:ascii="맑은 고딕" w:hAnsi="맑은 고딕" w:eastAsia="맑은 고딕"/>
+          <w:sz w:val="21"/>
+        </w:rPr>
+        <w:t>&gt; 시험기관이 시험장비(노드)를 지참하면 그 노드의 CO₂로 시연 가능하다(문의 5번). 지참하지 않으면 ○ 선언을 온도·습도로 줄여야 한다.</w:t>
+      </w:r>
+    </w:p>
+    <w:p>
+      <w:pPr>
+        <w:pStyle w:val="Heading2"/>
+      </w:pPr>
+      <w:r>
+        <w:rPr>
+          <w:rFonts w:ascii="맑은 고딕" w:hAnsi="맑은 고딕" w:eastAsia="맑은 고딕"/>
+          <w:b/>
+          <w:color w:val="2E4A6E"/>
+          <w:sz w:val="24"/>
+        </w:rPr>
+        <w:t>나. 구동기</w:t>
+      </w:r>
+    </w:p>
+    <w:tbl>
+      <w:tblPr>
+        <w:tblStyle w:val="TableGrid"/>
+        <w:tblW w:type="auto" w:w="0"/>
+        <w:jc w:val="center"/>
+        <w:tblLook w:firstColumn="1" w:firstRow="1" w:lastColumn="0" w:lastRow="0" w:noHBand="0" w:noVBand="1" w:val="04A0"/>
+      </w:tblPr>
+      <w:tblGrid>
+        <w:gridCol w:w="1949"/>
+        <w:gridCol w:w="1949"/>
+        <w:gridCol w:w="1949"/>
+        <w:gridCol w:w="1949"/>
+        <w:gridCol w:w="1949"/>
+      </w:tblGrid>
+      <w:tr>
+        <w:tc>
+          <w:tcPr>
+            <w:tcW w:type="dxa" w:w="1949"/>
+            <w:shd w:val="clear" w:color="auto" w:fill="E8EEF7"/>
+          </w:tcPr>
+          <w:p>
+            <w:r>
+              <w:rPr>
+                <w:b/>
+              </w:rPr>
+            </w:r>
+            <w:r>
+              <w:rPr>
+                <w:rFonts w:ascii="맑은 고딕" w:hAnsi="맑은 고딕" w:eastAsia="맑은 고딕"/>
+                <w:sz w:val="19"/>
+              </w:rPr>
+              <w:t>구동기</w:t>
+            </w:r>
+          </w:p>
+        </w:tc>
+        <w:tc>
+          <w:tcPr>
+            <w:tcW w:type="dxa" w:w="1949"/>
+            <w:shd w:val="clear" w:color="auto" w:fill="E8EEF7"/>
+          </w:tcPr>
+          <w:p>
+            <w:r>
+              <w:rPr>
+                <w:b/>
+              </w:rPr>
+            </w:r>
+            <w:r>
+              <w:rPr>
+                <w:rFonts w:ascii="맑은 고딕" w:hAnsi="맑은 고딕" w:eastAsia="맑은 고딕"/>
+                <w:sz w:val="19"/>
+              </w:rPr>
+              <w:t>연동 여부</w:t>
+            </w:r>
+          </w:p>
+        </w:tc>
+        <w:tc>
+          <w:tcPr>
+            <w:tcW w:type="dxa" w:w="1949"/>
+            <w:shd w:val="clear" w:color="auto" w:fill="E8EEF7"/>
+          </w:tcPr>
+          <w:p>
+            <w:r>
+              <w:rPr>
+                <w:b/>
+              </w:rPr>
+            </w:r>
+            <w:r>
+              <w:rPr>
+                <w:rFonts w:ascii="맑은 고딕" w:hAnsi="맑은 고딕" w:eastAsia="맑은 고딕"/>
+                <w:sz w:val="19"/>
+              </w:rPr>
+              <w:t>KS X 3267:2022</w:t>
+            </w:r>
+          </w:p>
+        </w:tc>
+        <w:tc>
+          <w:tcPr>
+            <w:tcW w:type="dxa" w:w="1949"/>
+            <w:shd w:val="clear" w:color="auto" w:fill="E8EEF7"/>
+          </w:tcPr>
+          <w:p>
+            <w:r>
+              <w:rPr>
+                <w:b/>
+              </w:rPr>
+            </w:r>
+            <w:r>
+              <w:rPr>
+                <w:rFonts w:ascii="맑은 고딕" w:hAnsi="맑은 고딕" w:eastAsia="맑은 고딕"/>
+                <w:sz w:val="19"/>
+              </w:rPr>
+              <w:t>KS B 7958:2024</w:t>
+            </w:r>
+          </w:p>
+        </w:tc>
+        <w:tc>
+          <w:tcPr>
+            <w:tcW w:type="dxa" w:w="1949"/>
+            <w:shd w:val="clear" w:color="auto" w:fill="E8EEF7"/>
+          </w:tcPr>
+          <w:p>
+            <w:r>
+              <w:rPr>
+                <w:b/>
+              </w:rPr>
+            </w:r>
+            <w:r>
+              <w:rPr>
+                <w:rFonts w:ascii="맑은 고딕" w:hAnsi="맑은 고딕" w:eastAsia="맑은 고딕"/>
+                <w:sz w:val="19"/>
+              </w:rPr>
+              <w:t>KS X 3288:2022</w:t>
+            </w:r>
+          </w:p>
+        </w:tc>
+      </w:tr>
+      <w:tr>
+        <w:tc>
+          <w:tcPr>
+            <w:tcW w:type="dxa" w:w="1949"/>
+          </w:tcPr>
+          <w:p>
+            <w:r/>
+            <w:r>
+              <w:rPr>
+                <w:rFonts w:ascii="맑은 고딕" w:hAnsi="맑은 고딕" w:eastAsia="맑은 고딕"/>
+                <w:sz w:val="19"/>
+              </w:rPr>
+              <w:t>레벨 0 개폐기 retractable/level0</w:t>
+            </w:r>
+          </w:p>
+        </w:tc>
+        <w:tc>
+          <w:tcPr>
+            <w:tcW w:type="dxa" w:w="1949"/>
+          </w:tcPr>
+          <w:p>
+            <w:r/>
+            <w:r>
+              <w:rPr>
+                <w:rFonts w:ascii="맑은 고딕" w:hAnsi="맑은 고딕" w:eastAsia="맑은 고딕"/>
+                <w:sz w:val="19"/>
+              </w:rPr>
+              <w:t>×</w:t>
+            </w:r>
+          </w:p>
+        </w:tc>
+        <w:tc>
+          <w:tcPr>
+            <w:tcW w:type="dxa" w:w="1949"/>
+          </w:tcPr>
+          <w:p>
+            <w:r/>
+            <w:r>
+              <w:rPr>
+                <w:rFonts w:ascii="맑은 고딕" w:hAnsi="맑은 고딕" w:eastAsia="맑은 고딕"/>
+                <w:sz w:val="19"/>
+              </w:rPr>
+              <w:t>—</w:t>
+            </w:r>
+          </w:p>
+        </w:tc>
+        <w:tc>
+          <w:tcPr>
+            <w:tcW w:type="dxa" w:w="1949"/>
+          </w:tcPr>
+          <w:p>
+            <w:r/>
+            <w:r>
+              <w:rPr>
+                <w:rFonts w:ascii="맑은 고딕" w:hAnsi="맑은 고딕" w:eastAsia="맑은 고딕"/>
+                <w:sz w:val="19"/>
+              </w:rPr>
+              <w:t>×</w:t>
+            </w:r>
+          </w:p>
+        </w:tc>
+        <w:tc>
+          <w:tcPr>
+            <w:tcW w:type="dxa" w:w="1949"/>
+          </w:tcPr>
+          <w:p>
+            <w:r/>
+            <w:r>
+              <w:rPr>
+                <w:rFonts w:ascii="맑은 고딕" w:hAnsi="맑은 고딕" w:eastAsia="맑은 고딕"/>
+                <w:sz w:val="19"/>
+              </w:rPr>
+              <w:t>—</w:t>
+            </w:r>
+          </w:p>
+        </w:tc>
+      </w:tr>
+      <w:tr>
+        <w:tc>
+          <w:tcPr>
+            <w:tcW w:type="dxa" w:w="1949"/>
+          </w:tcPr>
+          <w:p>
+            <w:r/>
+            <w:r>
+              <w:rPr>
+                <w:rFonts w:ascii="맑은 고딕" w:hAnsi="맑은 고딕" w:eastAsia="맑은 고딕"/>
+                <w:b/>
+                <w:sz w:val="19"/>
+              </w:rPr>
+              <w:t>레벨 1 개폐기</w:t>
+            </w:r>
+            <w:r>
+              <w:rPr>
+                <w:rFonts w:ascii="맑은 고딕" w:hAnsi="맑은 고딕" w:eastAsia="맑은 고딕"/>
+                <w:sz w:val="19"/>
+              </w:rPr>
+              <w:t xml:space="preserve"> retractable/level1</w:t>
+            </w:r>
+          </w:p>
+        </w:tc>
+        <w:tc>
+          <w:tcPr>
+            <w:tcW w:type="dxa" w:w="1949"/>
+          </w:tcPr>
+          <w:p>
+            <w:r/>
+            <w:r>
+              <w:rPr>
+                <w:rFonts w:ascii="맑은 고딕" w:hAnsi="맑은 고딕" w:eastAsia="맑은 고딕"/>
+                <w:b/>
+                <w:sz w:val="19"/>
+              </w:rPr>
+              <w:t>○</w:t>
+            </w:r>
+          </w:p>
+        </w:tc>
+        <w:tc>
+          <w:tcPr>
+            <w:tcW w:type="dxa" w:w="1949"/>
+          </w:tcPr>
+          <w:p>
+            <w:r/>
+            <w:r>
+              <w:rPr>
+                <w:rFonts w:ascii="맑은 고딕" w:hAnsi="맑은 고딕" w:eastAsia="맑은 고딕"/>
+                <w:b/>
+                <w:sz w:val="19"/>
+              </w:rPr>
+              <w:t>○</w:t>
+            </w:r>
+          </w:p>
+        </w:tc>
+        <w:tc>
+          <w:tcPr>
+            <w:tcW w:type="dxa" w:w="1949"/>
+          </w:tcPr>
+          <w:p>
+            <w:r/>
+            <w:r>
+              <w:rPr>
+                <w:rFonts w:ascii="맑은 고딕" w:hAnsi="맑은 고딕" w:eastAsia="맑은 고딕"/>
+                <w:sz w:val="19"/>
+              </w:rPr>
+              <w:t>×</w:t>
+            </w:r>
+          </w:p>
+        </w:tc>
+        <w:tc>
+          <w:tcPr>
+            <w:tcW w:type="dxa" w:w="1949"/>
+          </w:tcPr>
+          <w:p>
+            <w:r/>
+            <w:r>
+              <w:rPr>
+                <w:rFonts w:ascii="맑은 고딕" w:hAnsi="맑은 고딕" w:eastAsia="맑은 고딕"/>
+                <w:sz w:val="19"/>
+              </w:rPr>
+              <w:t>—</w:t>
+            </w:r>
+          </w:p>
+        </w:tc>
+      </w:tr>
+      <w:tr>
+        <w:tc>
+          <w:tcPr>
+            <w:tcW w:type="dxa" w:w="1949"/>
+          </w:tcPr>
+          <w:p>
+            <w:r/>
+            <w:r>
+              <w:rPr>
+                <w:rFonts w:ascii="맑은 고딕" w:hAnsi="맑은 고딕" w:eastAsia="맑은 고딕"/>
+                <w:sz w:val="19"/>
+              </w:rPr>
+              <w:t>레벨 2 개폐기 retractable/level2</w:t>
+            </w:r>
+          </w:p>
+        </w:tc>
+        <w:tc>
+          <w:tcPr>
+            <w:tcW w:type="dxa" w:w="1949"/>
+          </w:tcPr>
+          <w:p>
+            <w:r/>
+            <w:r>
+              <w:rPr>
+                <w:rFonts w:ascii="맑은 고딕" w:hAnsi="맑은 고딕" w:eastAsia="맑은 고딕"/>
+                <w:sz w:val="19"/>
+              </w:rPr>
+              <w:t>×</w:t>
+            </w:r>
+          </w:p>
+        </w:tc>
+        <w:tc>
+          <w:tcPr>
+            <w:tcW w:type="dxa" w:w="1949"/>
+          </w:tcPr>
+          <w:p>
+            <w:r/>
+            <w:r>
+              <w:rPr>
+                <w:rFonts w:ascii="맑은 고딕" w:hAnsi="맑은 고딕" w:eastAsia="맑은 고딕"/>
+                <w:sz w:val="19"/>
+              </w:rPr>
+              <w:t>×</w:t>
+            </w:r>
+          </w:p>
+        </w:tc>
+        <w:tc>
+          <w:tcPr>
+            <w:tcW w:type="dxa" w:w="1949"/>
+          </w:tcPr>
+          <w:p>
+            <w:r/>
+            <w:r>
+              <w:rPr>
+                <w:rFonts w:ascii="맑은 고딕" w:hAnsi="맑은 고딕" w:eastAsia="맑은 고딕"/>
+                <w:sz w:val="19"/>
+              </w:rPr>
+              <w:t>×</w:t>
+            </w:r>
+          </w:p>
+        </w:tc>
+        <w:tc>
+          <w:tcPr>
+            <w:tcW w:type="dxa" w:w="1949"/>
+          </w:tcPr>
+          <w:p>
+            <w:r/>
+            <w:r>
+              <w:rPr>
+                <w:rFonts w:ascii="맑은 고딕" w:hAnsi="맑은 고딕" w:eastAsia="맑은 고딕"/>
+                <w:sz w:val="19"/>
+              </w:rPr>
+              <w:t>—</w:t>
+            </w:r>
+          </w:p>
+        </w:tc>
+      </w:tr>
+      <w:tr>
+        <w:tc>
+          <w:tcPr>
+            <w:tcW w:type="dxa" w:w="1949"/>
+          </w:tcPr>
+          <w:p>
+            <w:r/>
+            <w:r>
+              <w:rPr>
+                <w:rFonts w:ascii="맑은 고딕" w:hAnsi="맑은 고딕" w:eastAsia="맑은 고딕"/>
+                <w:sz w:val="19"/>
+              </w:rPr>
+              <w:t>레벨 0 스위치 switch/level0</w:t>
+            </w:r>
+          </w:p>
+        </w:tc>
+        <w:tc>
+          <w:tcPr>
+            <w:tcW w:type="dxa" w:w="1949"/>
+          </w:tcPr>
+          <w:p>
+            <w:r/>
+            <w:r>
+              <w:rPr>
+                <w:rFonts w:ascii="맑은 고딕" w:hAnsi="맑은 고딕" w:eastAsia="맑은 고딕"/>
+                <w:sz w:val="19"/>
+              </w:rPr>
+              <w:t>×</w:t>
+            </w:r>
+          </w:p>
+        </w:tc>
+        <w:tc>
+          <w:tcPr>
+            <w:tcW w:type="dxa" w:w="1949"/>
+          </w:tcPr>
+          <w:p>
+            <w:r/>
+            <w:r>
+              <w:rPr>
+                <w:rFonts w:ascii="맑은 고딕" w:hAnsi="맑은 고딕" w:eastAsia="맑은 고딕"/>
+                <w:sz w:val="19"/>
+              </w:rPr>
+              <w:t>—</w:t>
+            </w:r>
+          </w:p>
+        </w:tc>
+        <w:tc>
+          <w:tcPr>
+            <w:tcW w:type="dxa" w:w="1949"/>
+          </w:tcPr>
+          <w:p>
+            <w:r/>
+            <w:r>
+              <w:rPr>
+                <w:rFonts w:ascii="맑은 고딕" w:hAnsi="맑은 고딕" w:eastAsia="맑은 고딕"/>
+                <w:sz w:val="19"/>
+              </w:rPr>
+              <w:t>×</w:t>
+            </w:r>
+          </w:p>
+        </w:tc>
+        <w:tc>
+          <w:tcPr>
+            <w:tcW w:type="dxa" w:w="1949"/>
+          </w:tcPr>
+          <w:p>
+            <w:r/>
+            <w:r>
+              <w:rPr>
+                <w:rFonts w:ascii="맑은 고딕" w:hAnsi="맑은 고딕" w:eastAsia="맑은 고딕"/>
+                <w:sz w:val="19"/>
+              </w:rPr>
+              <w:t>—</w:t>
+            </w:r>
+          </w:p>
+        </w:tc>
+      </w:tr>
+      <w:tr>
+        <w:tc>
+          <w:tcPr>
+            <w:tcW w:type="dxa" w:w="1949"/>
+          </w:tcPr>
+          <w:p>
+            <w:r/>
+            <w:r>
+              <w:rPr>
+                <w:rFonts w:ascii="맑은 고딕" w:hAnsi="맑은 고딕" w:eastAsia="맑은 고딕"/>
+                <w:b/>
+                <w:sz w:val="19"/>
+              </w:rPr>
+              <w:t>레벨 1 스위치</w:t>
+            </w:r>
+            <w:r>
+              <w:rPr>
+                <w:rFonts w:ascii="맑은 고딕" w:hAnsi="맑은 고딕" w:eastAsia="맑은 고딕"/>
+                <w:sz w:val="19"/>
+              </w:rPr>
+              <w:t xml:space="preserve"> switch/level1</w:t>
+            </w:r>
+          </w:p>
+        </w:tc>
+        <w:tc>
+          <w:tcPr>
+            <w:tcW w:type="dxa" w:w="1949"/>
+          </w:tcPr>
+          <w:p>
+            <w:r/>
+            <w:r>
+              <w:rPr>
+                <w:rFonts w:ascii="맑은 고딕" w:hAnsi="맑은 고딕" w:eastAsia="맑은 고딕"/>
+                <w:b/>
+                <w:sz w:val="19"/>
+              </w:rPr>
+              <w:t>○</w:t>
+            </w:r>
+          </w:p>
+        </w:tc>
+        <w:tc>
+          <w:tcPr>
+            <w:tcW w:type="dxa" w:w="1949"/>
+          </w:tcPr>
+          <w:p>
+            <w:r/>
+            <w:r>
+              <w:rPr>
+                <w:rFonts w:ascii="맑은 고딕" w:hAnsi="맑은 고딕" w:eastAsia="맑은 고딕"/>
+                <w:b/>
+                <w:sz w:val="19"/>
+              </w:rPr>
+              <w:t>○</w:t>
+            </w:r>
+          </w:p>
+        </w:tc>
+        <w:tc>
+          <w:tcPr>
+            <w:tcW w:type="dxa" w:w="1949"/>
+          </w:tcPr>
+          <w:p>
+            <w:r/>
+            <w:r>
+              <w:rPr>
+                <w:rFonts w:ascii="맑은 고딕" w:hAnsi="맑은 고딕" w:eastAsia="맑은 고딕"/>
+                <w:sz w:val="19"/>
+              </w:rPr>
+              <w:t>×</w:t>
+            </w:r>
+          </w:p>
+        </w:tc>
+        <w:tc>
+          <w:tcPr>
+            <w:tcW w:type="dxa" w:w="1949"/>
+          </w:tcPr>
+          <w:p>
+            <w:r/>
+            <w:r>
+              <w:rPr>
+                <w:rFonts w:ascii="맑은 고딕" w:hAnsi="맑은 고딕" w:eastAsia="맑은 고딕"/>
+                <w:sz w:val="19"/>
+              </w:rPr>
+              <w:t>—</w:t>
+            </w:r>
+          </w:p>
+        </w:tc>
+      </w:tr>
+      <w:tr>
+        <w:tc>
+          <w:tcPr>
+            <w:tcW w:type="dxa" w:w="1949"/>
+          </w:tcPr>
+          <w:p>
+            <w:r/>
+            <w:r>
+              <w:rPr>
+                <w:rFonts w:ascii="맑은 고딕" w:hAnsi="맑은 고딕" w:eastAsia="맑은 고딕"/>
+                <w:sz w:val="19"/>
+              </w:rPr>
+              <w:t>레벨 2 스위치 switch/level2</w:t>
+            </w:r>
+          </w:p>
+        </w:tc>
+        <w:tc>
+          <w:tcPr>
+            <w:tcW w:type="dxa" w:w="1949"/>
+          </w:tcPr>
+          <w:p>
+            <w:r/>
+            <w:r>
+              <w:rPr>
+                <w:rFonts w:ascii="맑은 고딕" w:hAnsi="맑은 고딕" w:eastAsia="맑은 고딕"/>
+                <w:sz w:val="19"/>
+              </w:rPr>
+              <w:t>×</w:t>
+            </w:r>
+          </w:p>
+        </w:tc>
+        <w:tc>
+          <w:tcPr>
+            <w:tcW w:type="dxa" w:w="1949"/>
+          </w:tcPr>
+          <w:p>
+            <w:r/>
+            <w:r>
+              <w:rPr>
+                <w:rFonts w:ascii="맑은 고딕" w:hAnsi="맑은 고딕" w:eastAsia="맑은 고딕"/>
+                <w:sz w:val="19"/>
+              </w:rPr>
+              <w:t>×</w:t>
+            </w:r>
+          </w:p>
+        </w:tc>
+        <w:tc>
+          <w:tcPr>
+            <w:tcW w:type="dxa" w:w="1949"/>
+          </w:tcPr>
+          <w:p>
+            <w:r/>
+            <w:r>
+              <w:rPr>
+                <w:rFonts w:ascii="맑은 고딕" w:hAnsi="맑은 고딕" w:eastAsia="맑은 고딕"/>
+                <w:sz w:val="19"/>
+              </w:rPr>
+              <w:t>×</w:t>
+            </w:r>
+          </w:p>
+        </w:tc>
+        <w:tc>
+          <w:tcPr>
+            <w:tcW w:type="dxa" w:w="1949"/>
+          </w:tcPr>
+          <w:p>
+            <w:r/>
+            <w:r>
+              <w:rPr>
+                <w:rFonts w:ascii="맑은 고딕" w:hAnsi="맑은 고딕" w:eastAsia="맑은 고딕"/>
+                <w:sz w:val="19"/>
+              </w:rPr>
+              <w:t>—</w:t>
+            </w:r>
+          </w:p>
+        </w:tc>
+      </w:tr>
+      <w:tr>
+        <w:tc>
+          <w:tcPr>
+            <w:tcW w:type="dxa" w:w="1949"/>
+          </w:tcPr>
+          <w:p>
+            <w:r/>
+            <w:r>
+              <w:rPr>
+                <w:rFonts w:ascii="맑은 고딕" w:hAnsi="맑은 고딕" w:eastAsia="맑은 고딕"/>
+                <w:sz w:val="19"/>
+              </w:rPr>
+              <w:t>레벨 0~3 양액기 nutrient-supply/level0~3</w:t>
+            </w:r>
+          </w:p>
+        </w:tc>
+        <w:tc>
+          <w:tcPr>
+            <w:tcW w:type="dxa" w:w="1949"/>
+          </w:tcPr>
+          <w:p>
+            <w:r/>
+            <w:r>
+              <w:rPr>
+                <w:rFonts w:ascii="맑은 고딕" w:hAnsi="맑은 고딕" w:eastAsia="맑은 고딕"/>
+                <w:sz w:val="19"/>
+              </w:rPr>
+              <w:t>×</w:t>
+            </w:r>
+          </w:p>
+        </w:tc>
+        <w:tc>
+          <w:tcPr>
+            <w:tcW w:type="dxa" w:w="1949"/>
+          </w:tcPr>
+          <w:p>
+            <w:r/>
+            <w:r>
+              <w:rPr>
+                <w:rFonts w:ascii="맑은 고딕" w:hAnsi="맑은 고딕" w:eastAsia="맑은 고딕"/>
+                <w:sz w:val="19"/>
+              </w:rPr>
+              <w:t>×</w:t>
+            </w:r>
+          </w:p>
+        </w:tc>
+        <w:tc>
+          <w:tcPr>
+            <w:tcW w:type="dxa" w:w="1949"/>
+          </w:tcPr>
+          <w:p>
+            <w:r/>
+            <w:r>
+              <w:rPr>
+                <w:rFonts w:ascii="맑은 고딕" w:hAnsi="맑은 고딕" w:eastAsia="맑은 고딕"/>
+                <w:sz w:val="19"/>
+              </w:rPr>
+              <w:t>×</w:t>
+            </w:r>
+          </w:p>
+        </w:tc>
+        <w:tc>
+          <w:tcPr>
+            <w:tcW w:type="dxa" w:w="1949"/>
+          </w:tcPr>
+          <w:p>
+            <w:r/>
+            <w:r>
+              <w:rPr>
+                <w:rFonts w:ascii="맑은 고딕" w:hAnsi="맑은 고딕" w:eastAsia="맑은 고딕"/>
+                <w:sz w:val="19"/>
+              </w:rPr>
+              <w:t>×</w:t>
+            </w:r>
+          </w:p>
+        </w:tc>
+      </w:tr>
+    </w:tbl>
+    <w:p/>
+    <w:p>
+      <w:r>
+        <w:rPr>
+          <w:rFonts w:ascii="맑은 고딕" w:hAnsi="맑은 고딕" w:eastAsia="맑은 고딕"/>
+          <w:b/>
+          <w:sz w:val="21"/>
+        </w:rPr>
+        <w:t>표준 미적용 장비(자체 프로토콜, 연동 여부만 ○)</w:t>
       </w:r>
     </w:p>
     <w:p>
@@ -758,56 +4422,7 @@
           <w:rFonts w:ascii="맑은 고딕" w:hAnsi="맑은 고딕" w:eastAsia="맑은 고딕"/>
           <w:sz w:val="21"/>
         </w:rPr>
-        <w:t>(표준 미적용, 연동 별도 인정 ○) XY-MD02 온습도 — RS-485 Modbus RTU FC04</w:t>
-      </w:r>
-    </w:p>
-    <w:p>
-      <w:r>
-        <w:rPr>
-          <w:rFonts w:ascii="맑은 고딕" w:hAnsi="맑은 고딕" w:eastAsia="맑은 고딕"/>
-          <w:b/>
-          <w:sz w:val="21"/>
-        </w:rPr>
-        <w:t>2) 구동기</w:t>
-      </w:r>
-      <w:r>
-        <w:rPr>
-          <w:rFonts w:ascii="맑은 고딕" w:hAnsi="맑은 고딕" w:eastAsia="맑은 고딕"/>
-          <w:sz w:val="21"/>
-        </w:rPr>
-        <w:t xml:space="preserve"> — 연동 KS X 3267 </w:t>
-      </w:r>
-      <w:r>
-        <w:rPr>
-          <w:rFonts w:ascii="Consolas" w:hAnsi="Consolas" w:eastAsia="Consolas"/>
-          <w:color w:val="1F3A5F"/>
-          <w:sz w:val="20"/>
-        </w:rPr>
-        <w:t>○</w:t>
-      </w:r>
-    </w:p>
-    <w:p>
-      <w:pPr>
-        <w:pStyle w:val="ListBullet"/>
-      </w:pPr>
-      <w:r>
-        <w:rPr>
-          <w:rFonts w:ascii="맑은 고딕" w:hAnsi="맑은 고딕" w:eastAsia="맑은 고딕"/>
-          <w:sz w:val="21"/>
-        </w:rPr>
-        <w:t>KS X 3267 표준 구동기 노드(디폴트맵, 레벨 1): 스위치 16 + 개폐기 8. 연동 KS X 3267 ○</w:t>
-      </w:r>
-    </w:p>
-    <w:p>
-      <w:pPr>
-        <w:pStyle w:val="ListBullet"/>
-      </w:pPr>
-      <w:r>
-        <w:rPr>
-          <w:rFonts w:ascii="맑은 고딕" w:hAnsi="맑은 고딕" w:eastAsia="맑은 고딕"/>
-          <w:sz w:val="21"/>
-        </w:rPr>
-        <w:t>(표준 미적용, 연동 별도 인정 ○) Waveshare 8CH 릴레이 — RS-485 Modbus RTU FC01/FC15</w:t>
+        <w:t>릴레이 모듈 Waveshare 8CH (RS-485 Modbus RTU, FC15) — 연동 ○ / KS X 3267 ×</w:t>
       </w:r>
     </w:p>
     <w:p>
@@ -816,7 +4431,16 @@
           <w:rFonts w:ascii="맑은 고딕" w:hAnsi="맑은 고딕" w:eastAsia="맑은 고딕"/>
           <w:sz w:val="21"/>
         </w:rPr>
-        <w:t xml:space="preserve">&gt; 연동장비표의 최종 ○/× 범위(표준 명시 기종 전부 vs 실제 연동분)는 </w:t>
+        <w:t>· 이 모듈로 측창·천창·차광·순환팬·온풍기·냉방기·관수밸브를 구동한다.</w:t>
+      </w:r>
+    </w:p>
+    <w:p>
+      <w:r>
+        <w:rPr>
+          <w:rFonts w:ascii="맑은 고딕" w:hAnsi="맑은 고딕" w:eastAsia="맑은 고딕"/>
+          <w:sz w:val="21"/>
+        </w:rPr>
+        <w:t xml:space="preserve">&gt; ⚠ </w:t>
       </w:r>
       <w:r>
         <w:rPr>
@@ -824,14 +4448,31 @@
           <w:b/>
           <w:sz w:val="21"/>
         </w:rPr>
-        <w:t>시험기관 확인 1순위 항목</w:t>
+        <w:t>문의 1번의 핵심</w:t>
       </w:r>
       <w:r>
         <w:rPr>
           <w:rFonts w:ascii="맑은 고딕" w:hAnsi="맑은 고딕" w:eastAsia="맑은 고딕"/>
           <w:sz w:val="21"/>
         </w:rPr>
-        <w:t>.</w:t>
+        <w:t>: 116 원문은 ○/×를 고르게 되어 있지만, 안내자료에는 "표준에 명시된 기종 전부 연동 가능할 것"으로 읽히는 문구가 있다.</w:t>
+      </w:r>
+    </w:p>
+    <w:p>
+      <w:r>
+        <w:rPr>
+          <w:rFonts w:ascii="맑은 고딕" w:hAnsi="맑은 고딕" w:eastAsia="맑은 고딕"/>
+          <w:sz w:val="21"/>
+        </w:rPr>
+        <w:t xml:space="preserve">&gt; 기관이 "전부 갖춰야 한다"고 답하면 위 표를 다시 짜야 한다. </w:t>
+      </w:r>
+      <w:r>
+        <w:rPr>
+          <w:rFonts w:ascii="맑은 고딕" w:hAnsi="맑은 고딕" w:eastAsia="맑은 고딕"/>
+          <w:b/>
+          <w:sz w:val="21"/>
+        </w:rPr>
+        <w:t>문의 발송이 서류 확정의 선결 조건이다.</w:t>
       </w:r>
     </w:p>
     <w:p>
@@ -854,7 +4495,7 @@
           <w:color w:val="1F3A5F"/>
           <w:sz w:val="28"/>
         </w:rPr>
-        <w:t>2. 성능 (KOAT 116 성능시험 기준 대응)</w:t>
+        <w:t>붙임 1. 성능 (KOAT 116 성능시험 기준 대응)</w:t>
       </w:r>
     </w:p>
     <w:tbl>
@@ -1488,7 +5129,7 @@
           <w:color w:val="1F3A5F"/>
           <w:sz w:val="28"/>
         </w:rPr>
-        <w:t>3. 관제 방식 신고 (조작난이도·연결해제 시험 반복 배수)</w:t>
+        <w:t>붙임 2. 관제 방식 신고 (조작난이도·연결해제 시험 반복 배수)</w:t>
       </w:r>
     </w:p>
     <w:p>
@@ -1593,6 +5234,276 @@
         <w:t xml:space="preserve"> 케이그린텍이 확정 기입.</w:t>
       </w:r>
     </w:p>
+    <w:p>
+      <w:r>
+        <w:rPr>
+          <w:rFonts w:ascii="맑은 고딕" w:hAnsi="맑은 고딕" w:eastAsia="맑은 고딕"/>
+          <w:sz w:val="21"/>
+        </w:rPr>
+        <w:t>---</w:t>
+      </w:r>
+    </w:p>
+    <w:p>
+      <w:pPr>
+        <w:pStyle w:val="Heading1"/>
+      </w:pPr>
+      <w:r>
+        <w:rPr>
+          <w:rFonts w:ascii="맑은 고딕" w:hAnsi="맑은 고딕" w:eastAsia="맑은 고딕"/>
+          <w:b/>
+          <w:color w:val="1F3A5F"/>
+          <w:sz w:val="28"/>
+        </w:rPr>
+        <w:t>붙임 3. 기입이 필요한 항목 (케이그린텍)</w:t>
+      </w:r>
+    </w:p>
+    <w:tbl>
+      <w:tblPr>
+        <w:tblStyle w:val="TableGrid"/>
+        <w:tblW w:type="auto" w:w="0"/>
+        <w:jc w:val="center"/>
+        <w:tblLook w:firstColumn="1" w:firstRow="1" w:lastColumn="0" w:lastRow="0" w:noHBand="0" w:noVBand="1" w:val="04A0"/>
+      </w:tblPr>
+      <w:tblGrid>
+        <w:gridCol w:w="4873"/>
+        <w:gridCol w:w="4873"/>
+      </w:tblGrid>
+      <w:tr>
+        <w:tc>
+          <w:tcPr>
+            <w:tcW w:type="dxa" w:w="4873"/>
+            <w:shd w:val="clear" w:color="auto" w:fill="E8EEF7"/>
+          </w:tcPr>
+          <w:p>
+            <w:r>
+              <w:rPr>
+                <w:b/>
+              </w:rPr>
+            </w:r>
+            <w:r>
+              <w:rPr>
+                <w:rFonts w:ascii="맑은 고딕" w:hAnsi="맑은 고딕" w:eastAsia="맑은 고딕"/>
+                <w:sz w:val="19"/>
+              </w:rPr>
+              <w:t>항목</w:t>
+            </w:r>
+          </w:p>
+        </w:tc>
+        <w:tc>
+          <w:tcPr>
+            <w:tcW w:type="dxa" w:w="4873"/>
+            <w:shd w:val="clear" w:color="auto" w:fill="E8EEF7"/>
+          </w:tcPr>
+          <w:p>
+            <w:r>
+              <w:rPr>
+                <w:b/>
+              </w:rPr>
+            </w:r>
+            <w:r>
+              <w:rPr>
+                <w:rFonts w:ascii="맑은 고딕" w:hAnsi="맑은 고딕" w:eastAsia="맑은 고딕"/>
+                <w:sz w:val="19"/>
+              </w:rPr>
+              <w:t>왜 필요한가</w:t>
+            </w:r>
+          </w:p>
+        </w:tc>
+      </w:tr>
+      <w:tr>
+        <w:tc>
+          <w:tcPr>
+            <w:tcW w:type="dxa" w:w="4873"/>
+          </w:tcPr>
+          <w:p>
+            <w:r/>
+            <w:r>
+              <w:rPr>
+                <w:rFonts w:ascii="맑은 고딕" w:hAnsi="맑은 고딕" w:eastAsia="맑은 고딕"/>
+                <w:sz w:val="19"/>
+              </w:rPr>
+              <w:t>형식명·형식</w:t>
+            </w:r>
+          </w:p>
+        </w:tc>
+        <w:tc>
+          <w:tcPr>
+            <w:tcW w:type="dxa" w:w="4873"/>
+          </w:tcPr>
+          <w:p>
+            <w:r/>
+            <w:r>
+              <w:rPr>
+                <w:rFonts w:ascii="맑은 고딕" w:hAnsi="맑은 고딕" w:eastAsia="맑은 고딕"/>
+                <w:sz w:val="19"/>
+              </w:rPr>
+              <w:t>신청서·성적서에 그대로 올라간다</w:t>
+            </w:r>
+          </w:p>
+        </w:tc>
+      </w:tr>
+      <w:tr>
+        <w:tc>
+          <w:tcPr>
+            <w:tcW w:type="dxa" w:w="4873"/>
+          </w:tcPr>
+          <w:p>
+            <w:r/>
+            <w:r>
+              <w:rPr>
+                <w:rFonts w:ascii="맑은 고딕" w:hAnsi="맑은 고딕" w:eastAsia="맑은 고딕"/>
+                <w:sz w:val="19"/>
+              </w:rPr>
+              <w:t>기체 치수·중량</w:t>
+            </w:r>
+          </w:p>
+        </w:tc>
+        <w:tc>
+          <w:tcPr>
+            <w:tcW w:type="dxa" w:w="4873"/>
+          </w:tcPr>
+          <w:p>
+            <w:r/>
+            <w:r>
+              <w:rPr>
+                <w:rFonts w:ascii="맑은 고딕" w:hAnsi="맑은 고딕" w:eastAsia="맑은 고딕"/>
+                <w:sz w:val="19"/>
+              </w:rPr>
+              <w:t>시험 기체(함체) 제작 후 실측</w:t>
+            </w:r>
+          </w:p>
+        </w:tc>
+      </w:tr>
+      <w:tr>
+        <w:tc>
+          <w:tcPr>
+            <w:tcW w:type="dxa" w:w="4873"/>
+          </w:tcPr>
+          <w:p>
+            <w:r/>
+            <w:r>
+              <w:rPr>
+                <w:rFonts w:ascii="맑은 고딕" w:hAnsi="맑은 고딕" w:eastAsia="맑은 고딕"/>
+                <w:sz w:val="19"/>
+              </w:rPr>
+              <w:t>RAM·Storage·POWER 제조사·모델</w:t>
+            </w:r>
+          </w:p>
+        </w:tc>
+        <w:tc>
+          <w:tcPr>
+            <w:tcW w:type="dxa" w:w="4873"/>
+          </w:tcPr>
+          <w:p>
+            <w:r/>
+            <w:r>
+              <w:rPr>
+                <w:rFonts w:ascii="맑은 고딕" w:hAnsi="맑은 고딕" w:eastAsia="맑은 고딕"/>
+                <w:sz w:val="19"/>
+              </w:rPr>
+              <w:t>조달 정보</w:t>
+            </w:r>
+          </w:p>
+        </w:tc>
+      </w:tr>
+      <w:tr>
+        <w:tc>
+          <w:tcPr>
+            <w:tcW w:type="dxa" w:w="4873"/>
+          </w:tcPr>
+          <w:p>
+            <w:r/>
+            <w:r>
+              <w:rPr>
+                <w:rFonts w:ascii="맑은 고딕" w:hAnsi="맑은 고딕" w:eastAsia="맑은 고딕"/>
+                <w:sz w:val="19"/>
+              </w:rPr>
+              <w:t>RS-485 컨버터 완제품 제조사·모델</w:t>
+            </w:r>
+          </w:p>
+        </w:tc>
+        <w:tc>
+          <w:tcPr>
+            <w:tcW w:type="dxa" w:w="4873"/>
+          </w:tcPr>
+          <w:p>
+            <w:r/>
+            <w:r>
+              <w:rPr>
+                <w:rFonts w:ascii="맑은 고딕" w:hAnsi="맑은 고딕" w:eastAsia="맑은 고딕"/>
+                <w:sz w:val="19"/>
+              </w:rPr>
+              <w:t>절연형 여부도 함께</w:t>
+            </w:r>
+          </w:p>
+        </w:tc>
+      </w:tr>
+      <w:tr>
+        <w:tc>
+          <w:tcPr>
+            <w:tcW w:type="dxa" w:w="4873"/>
+          </w:tcPr>
+          <w:p>
+            <w:r/>
+            <w:r>
+              <w:rPr>
+                <w:rFonts w:ascii="맑은 고딕" w:hAnsi="맑은 고딕" w:eastAsia="맑은 고딕"/>
+                <w:sz w:val="19"/>
+              </w:rPr>
+              <w:t>사업자 정보(등록번호·주소·상호·대표자)</w:t>
+            </w:r>
+          </w:p>
+        </w:tc>
+        <w:tc>
+          <w:tcPr>
+            <w:tcW w:type="dxa" w:w="4873"/>
+          </w:tcPr>
+          <w:p>
+            <w:r/>
+            <w:r>
+              <w:rPr>
+                <w:rFonts w:ascii="맑은 고딕" w:hAnsi="맑은 고딕" w:eastAsia="맑은 고딕"/>
+                <w:sz w:val="19"/>
+              </w:rPr>
+              <w:t>신청서</w:t>
+            </w:r>
+          </w:p>
+        </w:tc>
+      </w:tr>
+      <w:tr>
+        <w:tc>
+          <w:tcPr>
+            <w:tcW w:type="dxa" w:w="4873"/>
+          </w:tcPr>
+          <w:p>
+            <w:r/>
+            <w:r>
+              <w:rPr>
+                <w:rFonts w:ascii="맑은 고딕" w:hAnsi="맑은 고딕" w:eastAsia="맑은 고딕"/>
+                <w:sz w:val="19"/>
+              </w:rPr>
+              <w:t>A/S 정보</w:t>
+            </w:r>
+          </w:p>
+        </w:tc>
+        <w:tc>
+          <w:tcPr>
+            <w:tcW w:type="dxa" w:w="4873"/>
+          </w:tcPr>
+          <w:p>
+            <w:r/>
+            <w:r>
+              <w:rPr>
+                <w:rFonts w:ascii="맑은 고딕" w:hAnsi="맑은 고딕" w:eastAsia="맑은 고딕"/>
+                <w:sz w:val="19"/>
+              </w:rPr>
+              <w:t>사용설명서 §11~13 (보증기간·접수처·부품 판매·사후관리업소)</w:t>
+            </w:r>
+          </w:p>
+        </w:tc>
+      </w:tr>
+    </w:tbl>
+    <w:p/>
     <w:sectPr>
       <w:footerReference w:type="default" r:id="rId9"/>
       <w:pgSz w:w="12240" w:h="15840"/>

--- a/docs/ksx3267/manual/규격및성능설명서.docx
+++ b/docs/ksx3267/manual/규격및성능설명서.docx
@@ -5254,7 +5254,17 @@
           <w:color w:val="1F3A5F"/>
           <w:sz w:val="28"/>
         </w:rPr>
-        <w:t>붙임 3. 기입이 필요한 항목 (케이그린텍)</w:t>
+        <w:t>붙임 3. 기입 현황 (2026-10-05 신청서 기준)</w:t>
+      </w:r>
+    </w:p>
+    <w:p>
+      <w:r>
+        <w:rPr>
+          <w:rFonts w:ascii="맑은 고딕" w:hAnsi="맑은 고딕" w:eastAsia="맑은 고딕"/>
+          <w:b/>
+          <w:sz w:val="21"/>
+        </w:rPr>
+        <w:t>확정됨</w:t>
       </w:r>
     </w:p>
     <w:tbl>
@@ -5305,7 +5315,7 @@
                 <w:rFonts w:ascii="맑은 고딕" w:hAnsi="맑은 고딕" w:eastAsia="맑은 고딕"/>
                 <w:sz w:val="19"/>
               </w:rPr>
-              <w:t>왜 필요한가</w:t>
+              <w:t>값</w:t>
             </w:r>
           </w:p>
         </w:tc>
@@ -5322,7 +5332,7 @@
                 <w:rFonts w:ascii="맑은 고딕" w:hAnsi="맑은 고딕" w:eastAsia="맑은 고딕"/>
                 <w:sz w:val="19"/>
               </w:rPr>
-              <w:t>형식명·형식</w:t>
+              <w:t>형식명 · 형식</w:t>
             </w:r>
           </w:p>
         </w:tc>
@@ -5337,7 +5347,7 @@
                 <w:rFonts w:ascii="맑은 고딕" w:hAnsi="맑은 고딕" w:eastAsia="맑은 고딕"/>
                 <w:sz w:val="19"/>
               </w:rPr>
-              <w:t>신청서·성적서에 그대로 올라간다</w:t>
+              <w:t>MARO-FARM26 · 복합제어형</w:t>
             </w:r>
           </w:p>
         </w:tc>
@@ -5354,7 +5364,7 @@
                 <w:rFonts w:ascii="맑은 고딕" w:hAnsi="맑은 고딕" w:eastAsia="맑은 고딕"/>
                 <w:sz w:val="19"/>
               </w:rPr>
-              <w:t>기체 치수·중량</w:t>
+              <w:t>기체 치수</w:t>
             </w:r>
           </w:p>
         </w:tc>
@@ -5369,7 +5379,7 @@
                 <w:rFonts w:ascii="맑은 고딕" w:hAnsi="맑은 고딕" w:eastAsia="맑은 고딕"/>
                 <w:sz w:val="19"/>
               </w:rPr>
-              <w:t>시험 기체(함체) 제작 후 실측</w:t>
+              <w:t>600 × 400 × 230 mm</w:t>
             </w:r>
           </w:p>
         </w:tc>
@@ -5386,7 +5396,7 @@
                 <w:rFonts w:ascii="맑은 고딕" w:hAnsi="맑은 고딕" w:eastAsia="맑은 고딕"/>
                 <w:sz w:val="19"/>
               </w:rPr>
-              <w:t>RAM·Storage·POWER 제조사·모델</w:t>
+              <w:t>Storage 제조사</w:t>
             </w:r>
           </w:p>
         </w:tc>
@@ -5401,7 +5411,7 @@
                 <w:rFonts w:ascii="맑은 고딕" w:hAnsi="맑은 고딕" w:eastAsia="맑은 고딕"/>
                 <w:sz w:val="19"/>
               </w:rPr>
-              <w:t>조달 정보</w:t>
+              <w:t>삼성</w:t>
             </w:r>
           </w:p>
         </w:tc>
@@ -5418,7 +5428,7 @@
                 <w:rFonts w:ascii="맑은 고딕" w:hAnsi="맑은 고딕" w:eastAsia="맑은 고딕"/>
                 <w:sz w:val="19"/>
               </w:rPr>
-              <w:t>RS-485 컨버터 완제품 제조사·모델</w:t>
+              <w:t>POWER</w:t>
             </w:r>
           </w:p>
         </w:tc>
@@ -5433,7 +5443,7 @@
                 <w:rFonts w:ascii="맑은 고딕" w:hAnsi="맑은 고딕" w:eastAsia="맑은 고딕"/>
                 <w:sz w:val="19"/>
               </w:rPr>
-              <w:t>절연형 여부도 함께</w:t>
+              <w:t>민웰 MDR-60-24 (24 V 60 W)</w:t>
             </w:r>
           </w:p>
         </w:tc>
@@ -5450,7 +5460,7 @@
                 <w:rFonts w:ascii="맑은 고딕" w:hAnsi="맑은 고딕" w:eastAsia="맑은 고딕"/>
                 <w:sz w:val="19"/>
               </w:rPr>
-              <w:t>사업자 정보(등록번호·주소·상호·대표자)</w:t>
+              <w:t>사업자 정보</w:t>
             </w:r>
           </w:p>
         </w:tc>
@@ -5465,7 +5475,72 @@
                 <w:rFonts w:ascii="맑은 고딕" w:hAnsi="맑은 고딕" w:eastAsia="맑은 고딕"/>
                 <w:sz w:val="19"/>
               </w:rPr>
-              <w:t>신청서</w:t>
+              <w:t>주식회사 케이그린텍 · 인준용 · 666-87-01436</w:t>
+            </w:r>
+          </w:p>
+        </w:tc>
+      </w:tr>
+    </w:tbl>
+    <w:p/>
+    <w:p>
+      <w:r>
+        <w:rPr>
+          <w:rFonts w:ascii="맑은 고딕" w:hAnsi="맑은 고딕" w:eastAsia="맑은 고딕"/>
+          <w:b/>
+          <w:sz w:val="21"/>
+        </w:rPr>
+        <w:t>아직 빈 칸</w:t>
+      </w:r>
+    </w:p>
+    <w:tbl>
+      <w:tblPr>
+        <w:tblStyle w:val="TableGrid"/>
+        <w:tblW w:type="auto" w:w="0"/>
+        <w:jc w:val="center"/>
+        <w:tblLook w:firstColumn="1" w:firstRow="1" w:lastColumn="0" w:lastRow="0" w:noHBand="0" w:noVBand="1" w:val="04A0"/>
+      </w:tblPr>
+      <w:tblGrid>
+        <w:gridCol w:w="4873"/>
+        <w:gridCol w:w="4873"/>
+      </w:tblGrid>
+      <w:tr>
+        <w:tc>
+          <w:tcPr>
+            <w:tcW w:type="dxa" w:w="4873"/>
+            <w:shd w:val="clear" w:color="auto" w:fill="E8EEF7"/>
+          </w:tcPr>
+          <w:p>
+            <w:r>
+              <w:rPr>
+                <w:b/>
+              </w:rPr>
+            </w:r>
+            <w:r>
+              <w:rPr>
+                <w:rFonts w:ascii="맑은 고딕" w:hAnsi="맑은 고딕" w:eastAsia="맑은 고딕"/>
+                <w:sz w:val="19"/>
+              </w:rPr>
+              <w:t>항목</w:t>
+            </w:r>
+          </w:p>
+        </w:tc>
+        <w:tc>
+          <w:tcPr>
+            <w:tcW w:type="dxa" w:w="4873"/>
+            <w:shd w:val="clear" w:color="auto" w:fill="E8EEF7"/>
+          </w:tcPr>
+          <w:p>
+            <w:r>
+              <w:rPr>
+                <w:b/>
+              </w:rPr>
+            </w:r>
+            <w:r>
+              <w:rPr>
+                <w:rFonts w:ascii="맑은 고딕" w:hAnsi="맑은 고딕" w:eastAsia="맑은 고딕"/>
+                <w:sz w:val="19"/>
+              </w:rPr>
+              <w:t>비고</w:t>
             </w:r>
           </w:p>
         </w:tc>
@@ -5482,7 +5557,7 @@
                 <w:rFonts w:ascii="맑은 고딕" w:hAnsi="맑은 고딕" w:eastAsia="맑은 고딕"/>
                 <w:sz w:val="19"/>
               </w:rPr>
-              <w:t>A/S 정보</w:t>
+              <w:t>제조번호</w:t>
             </w:r>
           </w:p>
         </w:tc>
@@ -5497,7 +5572,553 @@
                 <w:rFonts w:ascii="맑은 고딕" w:hAnsi="맑은 고딕" w:eastAsia="맑은 고딕"/>
                 <w:sz w:val="19"/>
               </w:rPr>
-              <w:t>사용설명서 §11~13 (보증기간·접수처·부품 판매·사후관리업소)</w:t>
+              <w:t>시험 기체에 부여</w:t>
+            </w:r>
+          </w:p>
+        </w:tc>
+      </w:tr>
+      <w:tr>
+        <w:tc>
+          <w:tcPr>
+            <w:tcW w:type="dxa" w:w="4873"/>
+          </w:tcPr>
+          <w:p>
+            <w:r/>
+            <w:r>
+              <w:rPr>
+                <w:rFonts w:ascii="맑은 고딕" w:hAnsi="맑은 고딕" w:eastAsia="맑은 고딕"/>
+                <w:sz w:val="19"/>
+              </w:rPr>
+              <w:t>중량 · 치수 측정 구간</w:t>
+            </w:r>
+          </w:p>
+        </w:tc>
+        <w:tc>
+          <w:tcPr>
+            <w:tcW w:type="dxa" w:w="4873"/>
+          </w:tcPr>
+          <w:p>
+            <w:r/>
+            <w:r>
+              <w:rPr>
+                <w:rFonts w:ascii="맑은 고딕" w:hAnsi="맑은 고딕" w:eastAsia="맑은 고딕"/>
+                <w:sz w:val="19"/>
+              </w:rPr>
+              <w:t>신청서에도 비어 있음 — 기관이 요구하면 기입</w:t>
+            </w:r>
+          </w:p>
+        </w:tc>
+      </w:tr>
+      <w:tr>
+        <w:tc>
+          <w:tcPr>
+            <w:tcW w:type="dxa" w:w="4873"/>
+          </w:tcPr>
+          <w:p>
+            <w:r/>
+            <w:r>
+              <w:rPr>
+                <w:rFonts w:ascii="맑은 고딕" w:hAnsi="맑은 고딕" w:eastAsia="맑은 고딕"/>
+                <w:sz w:val="19"/>
+              </w:rPr>
+              <w:t>RAM 제조사</w:t>
+            </w:r>
+          </w:p>
+        </w:tc>
+        <w:tc>
+          <w:tcPr>
+            <w:tcW w:type="dxa" w:w="4873"/>
+          </w:tcPr>
+          <w:p>
+            <w:r/>
+            <w:r>
+              <w:rPr>
+                <w:rFonts w:ascii="맑은 고딕" w:hAnsi="맑은 고딕" w:eastAsia="맑은 고딕"/>
+                <w:sz w:val="19"/>
+              </w:rPr>
+              <w:t>보드 온보드라 칩 제조사 확인 필요</w:t>
+            </w:r>
+          </w:p>
+        </w:tc>
+      </w:tr>
+      <w:tr>
+        <w:tc>
+          <w:tcPr>
+            <w:tcW w:type="dxa" w:w="4873"/>
+          </w:tcPr>
+          <w:p>
+            <w:r/>
+            <w:r>
+              <w:rPr>
+                <w:rFonts w:ascii="맑은 고딕" w:hAnsi="맑은 고딕" w:eastAsia="맑은 고딕"/>
+                <w:sz w:val="19"/>
+              </w:rPr>
+              <w:t>RS-485 컨버터 완제품 제조사·모델</w:t>
+            </w:r>
+          </w:p>
+        </w:tc>
+        <w:tc>
+          <w:tcPr>
+            <w:tcW w:type="dxa" w:w="4873"/>
+          </w:tcPr>
+          <w:p>
+            <w:r/>
+            <w:r>
+              <w:rPr>
+                <w:rFonts w:ascii="맑은 고딕" w:hAnsi="맑은 고딕" w:eastAsia="맑은 고딕"/>
+                <w:sz w:val="19"/>
+              </w:rPr>
+              <w:t>절연형 여부도 함께</w:t>
+            </w:r>
+          </w:p>
+        </w:tc>
+      </w:tr>
+      <w:tr>
+        <w:tc>
+          <w:tcPr>
+            <w:tcW w:type="dxa" w:w="4873"/>
+          </w:tcPr>
+          <w:p>
+            <w:r/>
+            <w:r>
+              <w:rPr>
+                <w:rFonts w:ascii="맑은 고딕" w:hAnsi="맑은 고딕" w:eastAsia="맑은 고딕"/>
+                <w:sz w:val="19"/>
+              </w:rPr>
+              <w:t>A/S 정보</w:t>
+            </w:r>
+          </w:p>
+        </w:tc>
+        <w:tc>
+          <w:tcPr>
+            <w:tcW w:type="dxa" w:w="4873"/>
+          </w:tcPr>
+          <w:p>
+            <w:r/>
+            <w:r>
+              <w:rPr>
+                <w:rFonts w:ascii="맑은 고딕" w:hAnsi="맑은 고딕" w:eastAsia="맑은 고딕"/>
+                <w:sz w:val="19"/>
+              </w:rPr>
+              <w:t xml:space="preserve">사용설명서 §11~13 (보증기간·접수처·부품 판매·사후관리업소) — </w:t>
+            </w:r>
+            <w:r>
+              <w:rPr>
+                <w:rFonts w:ascii="맑은 고딕" w:hAnsi="맑은 고딕" w:eastAsia="맑은 고딕"/>
+                <w:b/>
+                <w:sz w:val="19"/>
+              </w:rPr>
+              <w:t>검정 신청 필수 서류</w:t>
+            </w:r>
+          </w:p>
+        </w:tc>
+      </w:tr>
+    </w:tbl>
+    <w:p/>
+    <w:p>
+      <w:pPr>
+        <w:pStyle w:val="Heading1"/>
+      </w:pPr>
+      <w:r>
+        <w:rPr>
+          <w:rFonts w:ascii="맑은 고딕" w:hAnsi="맑은 고딕" w:eastAsia="맑은 고딕"/>
+          <w:b/>
+          <w:color w:val="1F3A5F"/>
+          <w:sz w:val="28"/>
+        </w:rPr>
+        <w:t>붙임 4. 제출본과 이 문서의 차이 (2026-10-05 확인)</w:t>
+      </w:r>
+    </w:p>
+    <w:p>
+      <w:r>
+        <w:rPr>
+          <w:rFonts w:ascii="맑은 고딕" w:hAnsi="맑은 고딕" w:eastAsia="맑은 고딕"/>
+          <w:sz w:val="21"/>
+        </w:rPr>
+        <w:t>제출한 신청서를 받아 대조한 결과다. 고칠 것은 신청서 쪽이다.</w:t>
+      </w:r>
+    </w:p>
+    <w:tbl>
+      <w:tblPr>
+        <w:tblStyle w:val="TableGrid"/>
+        <w:tblW w:type="auto" w:w="0"/>
+        <w:jc w:val="center"/>
+        <w:tblLook w:firstColumn="1" w:firstRow="1" w:lastColumn="0" w:lastRow="0" w:noHBand="0" w:noVBand="1" w:val="04A0"/>
+      </w:tblPr>
+      <w:tblGrid>
+        <w:gridCol w:w="2436"/>
+        <w:gridCol w:w="2436"/>
+        <w:gridCol w:w="2436"/>
+        <w:gridCol w:w="2436"/>
+      </w:tblGrid>
+      <w:tr>
+        <w:tc>
+          <w:tcPr>
+            <w:tcW w:type="dxa" w:w="2436"/>
+            <w:shd w:val="clear" w:color="auto" w:fill="E8EEF7"/>
+          </w:tcPr>
+          <w:p>
+            <w:r>
+              <w:rPr>
+                <w:b/>
+              </w:rPr>
+            </w:r>
+            <w:r>
+              <w:rPr>
+                <w:rFonts w:ascii="맑은 고딕" w:hAnsi="맑은 고딕" w:eastAsia="맑은 고딕"/>
+                <w:sz w:val="19"/>
+              </w:rPr>
+              <w:t>항목</w:t>
+            </w:r>
+          </w:p>
+        </w:tc>
+        <w:tc>
+          <w:tcPr>
+            <w:tcW w:type="dxa" w:w="2436"/>
+            <w:shd w:val="clear" w:color="auto" w:fill="E8EEF7"/>
+          </w:tcPr>
+          <w:p>
+            <w:r>
+              <w:rPr>
+                <w:b/>
+              </w:rPr>
+            </w:r>
+            <w:r>
+              <w:rPr>
+                <w:rFonts w:ascii="맑은 고딕" w:hAnsi="맑은 고딕" w:eastAsia="맑은 고딕"/>
+                <w:sz w:val="19"/>
+              </w:rPr>
+              <w:t>제출본</w:t>
+            </w:r>
+          </w:p>
+        </w:tc>
+        <w:tc>
+          <w:tcPr>
+            <w:tcW w:type="dxa" w:w="2436"/>
+            <w:shd w:val="clear" w:color="auto" w:fill="E8EEF7"/>
+          </w:tcPr>
+          <w:p>
+            <w:r>
+              <w:rPr>
+                <w:b/>
+              </w:rPr>
+            </w:r>
+            <w:r>
+              <w:rPr>
+                <w:rFonts w:ascii="맑은 고딕" w:hAnsi="맑은 고딕" w:eastAsia="맑은 고딕"/>
+                <w:sz w:val="19"/>
+              </w:rPr>
+              <w:t>이 문서</w:t>
+            </w:r>
+          </w:p>
+        </w:tc>
+        <w:tc>
+          <w:tcPr>
+            <w:tcW w:type="dxa" w:w="2436"/>
+            <w:shd w:val="clear" w:color="auto" w:fill="E8EEF7"/>
+          </w:tcPr>
+          <w:p>
+            <w:r>
+              <w:rPr>
+                <w:b/>
+              </w:rPr>
+            </w:r>
+            <w:r>
+              <w:rPr>
+                <w:rFonts w:ascii="맑은 고딕" w:hAnsi="맑은 고딕" w:eastAsia="맑은 고딕"/>
+                <w:sz w:val="19"/>
+              </w:rPr>
+              <w:t>비고</w:t>
+            </w:r>
+          </w:p>
+        </w:tc>
+      </w:tr>
+      <w:tr>
+        <w:tc>
+          <w:tcPr>
+            <w:tcW w:type="dxa" w:w="2436"/>
+          </w:tcPr>
+          <w:p>
+            <w:r/>
+            <w:r>
+              <w:rPr>
+                <w:rFonts w:ascii="맑은 고딕" w:hAnsi="맑은 고딕" w:eastAsia="맑은 고딕"/>
+                <w:sz w:val="19"/>
+              </w:rPr>
+              <w:t>5-나 관제 방식</w:t>
+            </w:r>
+          </w:p>
+        </w:tc>
+        <w:tc>
+          <w:tcPr>
+            <w:tcW w:type="dxa" w:w="2436"/>
+          </w:tcPr>
+          <w:p>
+            <w:r/>
+            <w:r>
+              <w:rPr>
+                <w:rFonts w:ascii="맑은 고딕" w:hAnsi="맑은 고딕" w:eastAsia="맑은 고딕"/>
+                <w:sz w:val="19"/>
+              </w:rPr>
+              <w:t xml:space="preserve">통신방식만 적고 </w:t>
+            </w:r>
+            <w:r>
+              <w:rPr>
+                <w:rFonts w:ascii="맑은 고딕" w:hAnsi="맑은 고딕" w:eastAsia="맑은 고딕"/>
+                <w:b/>
+                <w:sz w:val="19"/>
+              </w:rPr>
+              <w:t>`□ 복합형` 체크 없음</w:t>
+            </w:r>
+          </w:p>
+        </w:tc>
+        <w:tc>
+          <w:tcPr>
+            <w:tcW w:type="dxa" w:w="2436"/>
+          </w:tcPr>
+          <w:p>
+            <w:r/>
+            <w:r>
+              <w:rPr>
+                <w:rFonts w:ascii="맑은 고딕" w:hAnsi="맑은 고딕" w:eastAsia="맑은 고딕"/>
+                <w:sz w:val="19"/>
+              </w:rPr>
+              <w:t>☑ 복합형</w:t>
+            </w:r>
+          </w:p>
+        </w:tc>
+        <w:tc>
+          <w:tcPr>
+            <w:tcW w:type="dxa" w:w="2436"/>
+          </w:tcPr>
+          <w:p>
+            <w:r/>
+            <w:r>
+              <w:rPr>
+                <w:rFonts w:ascii="맑은 고딕" w:hAnsi="맑은 고딕" w:eastAsia="맑은 고딕"/>
+                <w:b/>
+                <w:sz w:val="19"/>
+              </w:rPr>
+              <w:t>체크 필요</w:t>
+            </w:r>
+          </w:p>
+        </w:tc>
+      </w:tr>
+      <w:tr>
+        <w:tc>
+          <w:tcPr>
+            <w:tcW w:type="dxa" w:w="2436"/>
+          </w:tcPr>
+          <w:p>
+            <w:r/>
+            <w:r>
+              <w:rPr>
+                <w:rFonts w:ascii="맑은 고딕" w:hAnsi="맑은 고딕" w:eastAsia="맑은 고딕"/>
+                <w:sz w:val="19"/>
+              </w:rPr>
+              <w:t>로컬서버↔클라우드 통신</w:t>
+            </w:r>
+          </w:p>
+        </w:tc>
+        <w:tc>
+          <w:tcPr>
+            <w:tcW w:type="dxa" w:w="2436"/>
+          </w:tcPr>
+          <w:p>
+            <w:r/>
+            <w:r>
+              <w:rPr>
+                <w:rFonts w:ascii="Consolas" w:hAnsi="Consolas" w:eastAsia="Consolas"/>
+                <w:color w:val="1F3A5F"/>
+                <w:sz w:val="18"/>
+              </w:rPr>
+              <w:t>MQTT</w:t>
+            </w:r>
+          </w:p>
+        </w:tc>
+        <w:tc>
+          <w:tcPr>
+            <w:tcW w:type="dxa" w:w="2436"/>
+          </w:tcPr>
+          <w:p>
+            <w:r/>
+            <w:r>
+              <w:rPr>
+                <w:rFonts w:ascii="Consolas" w:hAnsi="Consolas" w:eastAsia="Consolas"/>
+                <w:color w:val="1F3A5F"/>
+                <w:sz w:val="18"/>
+              </w:rPr>
+              <w:t>MQTT + HTTPS(REST)</w:t>
+            </w:r>
+          </w:p>
+        </w:tc>
+        <w:tc>
+          <w:tcPr>
+            <w:tcW w:type="dxa" w:w="2436"/>
+          </w:tcPr>
+          <w:p>
+            <w:r/>
+            <w:r>
+              <w:rPr>
+                <w:rFonts w:ascii="맑은 고딕" w:hAnsi="맑은 고딕" w:eastAsia="맑은 고딕"/>
+                <w:sz w:val="19"/>
+              </w:rPr>
+              <w:t>센서 데이터는 HTTPS 로 올라간다</w:t>
+            </w:r>
+          </w:p>
+        </w:tc>
+      </w:tr>
+      <w:tr>
+        <w:tc>
+          <w:tcPr>
+            <w:tcW w:type="dxa" w:w="2436"/>
+          </w:tcPr>
+          <w:p>
+            <w:r/>
+            <w:r>
+              <w:rPr>
+                <w:rFonts w:ascii="맑은 고딕" w:hAnsi="맑은 고딕" w:eastAsia="맑은 고딕"/>
+                <w:sz w:val="19"/>
+              </w:rPr>
+              <w:t>센서 연동장비표</w:t>
+            </w:r>
+          </w:p>
+        </w:tc>
+        <w:tc>
+          <w:tcPr>
+            <w:tcW w:type="dxa" w:w="2436"/>
+          </w:tcPr>
+          <w:p>
+            <w:r/>
+            <w:r>
+              <w:rPr>
+                <w:rFonts w:ascii="맑은 고딕" w:hAnsi="맑은 고딕" w:eastAsia="맑은 고딕"/>
+                <w:sz w:val="19"/>
+              </w:rPr>
+              <w:t xml:space="preserve">온도~무게 </w:t>
+            </w:r>
+            <w:r>
+              <w:rPr>
+                <w:rFonts w:ascii="맑은 고딕" w:hAnsi="맑은 고딕" w:eastAsia="맑은 고딕"/>
+                <w:b/>
+                <w:sz w:val="19"/>
+              </w:rPr>
+              <w:t>17종 KS X 3267 ○</w:t>
+            </w:r>
+          </w:p>
+        </w:tc>
+        <w:tc>
+          <w:tcPr>
+            <w:tcW w:type="dxa" w:w="2436"/>
+          </w:tcPr>
+          <w:p>
+            <w:r/>
+            <w:r>
+              <w:rPr>
+                <w:rFonts w:ascii="맑은 고딕" w:hAnsi="맑은 고딕" w:eastAsia="맑은 고딕"/>
+                <w:sz w:val="19"/>
+              </w:rPr>
+              <w:t>온도·습도·CO₂ ○</w:t>
+            </w:r>
+          </w:p>
+        </w:tc>
+        <w:tc>
+          <w:tcPr>
+            <w:tcW w:type="dxa" w:w="2436"/>
+          </w:tcPr>
+          <w:p>
+            <w:r/>
+            <w:r>
+              <w:rPr>
+                <w:rFonts w:ascii="맑은 고딕" w:hAnsi="맑은 고딕" w:eastAsia="맑은 고딕"/>
+                <w:sz w:val="19"/>
+              </w:rPr>
+              <w:t xml:space="preserve">드라이버는 디폴트맵 센서 코드를 모두 읽으므로 기술적으로 성립. 다만 </w:t>
+            </w:r>
+            <w:r>
+              <w:rPr>
+                <w:rFonts w:ascii="맑은 고딕" w:hAnsi="맑은 고딕" w:eastAsia="맑은 고딕"/>
+                <w:b/>
+                <w:sz w:val="19"/>
+              </w:rPr>
+              <w:t>시험기관이 17종을 다 시험하려 할 수 있다</w:t>
+            </w:r>
+            <w:r>
+              <w:rPr>
+                <w:rFonts w:ascii="맑은 고딕" w:hAnsi="맑은 고딕" w:eastAsia="맑은 고딕"/>
+                <w:sz w:val="19"/>
+              </w:rPr>
+              <w:t xml:space="preserve"> (문의 1·5번)</w:t>
+            </w:r>
+          </w:p>
+        </w:tc>
+      </w:tr>
+      <w:tr>
+        <w:tc>
+          <w:tcPr>
+            <w:tcW w:type="dxa" w:w="2436"/>
+          </w:tcPr>
+          <w:p>
+            <w:r/>
+            <w:r>
+              <w:rPr>
+                <w:rFonts w:ascii="맑은 고딕" w:hAnsi="맑은 고딕" w:eastAsia="맑은 고딕"/>
+                <w:sz w:val="19"/>
+              </w:rPr>
+              <w:t>관제 방식</w:t>
+            </w:r>
+          </w:p>
+        </w:tc>
+        <w:tc>
+          <w:tcPr>
+            <w:tcW w:type="dxa" w:w="2436"/>
+          </w:tcPr>
+          <w:p>
+            <w:r/>
+            <w:r>
+              <w:rPr>
+                <w:rFonts w:ascii="맑은 고딕" w:hAnsi="맑은 고딕" w:eastAsia="맑은 고딕"/>
+                <w:sz w:val="19"/>
+              </w:rPr>
+              <w:t xml:space="preserve">패널·웹·Android·iOS </w:t>
+            </w:r>
+            <w:r>
+              <w:rPr>
+                <w:rFonts w:ascii="맑은 고딕" w:hAnsi="맑은 고딕" w:eastAsia="맑은 고딕"/>
+                <w:b/>
+                <w:sz w:val="19"/>
+              </w:rPr>
+              <w:t>4개</w:t>
+            </w:r>
+          </w:p>
+        </w:tc>
+        <w:tc>
+          <w:tcPr>
+            <w:tcW w:type="dxa" w:w="2436"/>
+          </w:tcPr>
+          <w:p>
+            <w:r/>
+            <w:r>
+              <w:rPr>
+                <w:rFonts w:ascii="맑은 고딕" w:hAnsi="맑은 고딕" w:eastAsia="맑은 고딕"/>
+                <w:sz w:val="19"/>
+              </w:rPr>
+              <w:t>같음</w:t>
+            </w:r>
+          </w:p>
+        </w:tc>
+        <w:tc>
+          <w:tcPr>
+            <w:tcW w:type="dxa" w:w="2436"/>
+          </w:tcPr>
+          <w:p>
+            <w:r/>
+            <w:r>
+              <w:rPr>
+                <w:rFonts w:ascii="맑은 고딕" w:hAnsi="맑은 고딕" w:eastAsia="맑은 고딕"/>
+                <w:sz w:val="19"/>
+              </w:rPr>
+              <w:t>연결해제 시험이 방식마다 반복이면 5회×4 = 20회 (문의 3번)</w:t>
             </w:r>
           </w:p>
         </w:tc>
